--- a/backend/templates/Gyp/xx TREADWELL UNDERLAYMENT PROPOSAL - xx.docx
+++ b/backend/templates/Gyp/xx TREADWELL UNDERLAYMENT PROPOSAL - xx.docx
@@ -137,7 +137,7 @@
                                 <w:sz w:val="18"/>
                                 <w:szCs w:val="18"/>
                               </w:rPr>
-                              <w:t>xx</w:t>
+                              <w:t xml:space="preserve">{{job_name}}</w:t>
                             </w:r>
                           </w:p>
                           <w:p>
@@ -161,16 +161,16 @@
                                 <w:sz w:val="18"/>
                                 <w:szCs w:val="18"/>
                               </w:rPr>
-                              <w:t>xx, KS</w:t>
-                            </w:r>
-                            <w:r>
-                              <w:rPr>
-                                <w:rFonts w:ascii="Zetta Serif Book" w:hAnsi="Zetta Serif Book"/>
-                                <w:color w:val="404040" w:themeColor="text1" w:themeTint="BF"/>
-                                <w:sz w:val="18"/>
-                                <w:szCs w:val="18"/>
-                              </w:rPr>
-                              <w:t xml:space="preserve"> </w:t>
+                              <w:t xml:space="preserve">{{city_state}}</w:t>
+                            </w:r>
+                            <w:r>
+                              <w:rPr>
+                                <w:rFonts w:ascii="Zetta Serif Book" w:hAnsi="Zetta Serif Book"/>
+                                <w:color w:val="404040" w:themeColor="text1" w:themeTint="BF"/>
+                                <w:sz w:val="18"/>
+                                <w:szCs w:val="18"/>
+                              </w:rPr>
+                              <w:t xml:space="preserve"/>
                             </w:r>
                           </w:p>
                           <w:p>
@@ -194,7 +194,7 @@
                                 <w:sz w:val="18"/>
                                 <w:szCs w:val="18"/>
                               </w:rPr>
-                              <w:t xml:space="preserve">xx, MO </w:t>
+                              <w:t xml:space="preserve"/>
                             </w:r>
                           </w:p>
                           <w:p>
@@ -291,7 +291,7 @@
                           <w:sz w:val="18"/>
                           <w:szCs w:val="18"/>
                         </w:rPr>
-                        <w:t>xx</w:t>
+                        <w:t xml:space="preserve">{{job_name}}</w:t>
                       </w:r>
                     </w:p>
                     <w:p>
@@ -315,16 +315,16 @@
                           <w:sz w:val="18"/>
                           <w:szCs w:val="18"/>
                         </w:rPr>
-                        <w:t>xx, KS</w:t>
-                      </w:r>
-                      <w:r>
-                        <w:rPr>
-                          <w:rFonts w:ascii="Zetta Serif Book" w:hAnsi="Zetta Serif Book"/>
-                          <w:color w:val="404040" w:themeColor="text1" w:themeTint="BF"/>
-                          <w:sz w:val="18"/>
-                          <w:szCs w:val="18"/>
-                        </w:rPr>
-                        <w:t xml:space="preserve"> </w:t>
+                        <w:t xml:space="preserve">{{city_state}}</w:t>
+                      </w:r>
+                      <w:r>
+                        <w:rPr>
+                          <w:rFonts w:ascii="Zetta Serif Book" w:hAnsi="Zetta Serif Book"/>
+                          <w:color w:val="404040" w:themeColor="text1" w:themeTint="BF"/>
+                          <w:sz w:val="18"/>
+                          <w:szCs w:val="18"/>
+                        </w:rPr>
+                        <w:t xml:space="preserve"/>
                       </w:r>
                     </w:p>
                     <w:p>
@@ -348,7 +348,7 @@
                           <w:sz w:val="18"/>
                           <w:szCs w:val="18"/>
                         </w:rPr>
-                        <w:t xml:space="preserve">xx, MO </w:t>
+                        <w:t xml:space="preserve"/>
                       </w:r>
                     </w:p>
                     <w:p>
@@ -477,52 +477,52 @@
                                 <w:sz w:val="18"/>
                                 <w:szCs w:val="18"/>
                               </w:rPr>
-                              <w:t>5</w:t>
-                            </w:r>
-                            <w:r>
-                              <w:rPr>
-                                <w:rFonts w:ascii="Zetta Serif Book" w:hAnsi="Zetta Serif Book"/>
-                                <w:color w:val="404040" w:themeColor="text1" w:themeTint="BF"/>
-                                <w:sz w:val="18"/>
-                                <w:szCs w:val="18"/>
-                              </w:rPr>
-                              <w:t>/</w:t>
-                            </w:r>
-                            <w:r>
-                              <w:rPr>
-                                <w:rFonts w:ascii="Zetta Serif Book" w:hAnsi="Zetta Serif Book"/>
-                                <w:color w:val="404040" w:themeColor="text1" w:themeTint="BF"/>
-                                <w:sz w:val="18"/>
-                                <w:szCs w:val="18"/>
-                              </w:rPr>
-                              <w:t>1</w:t>
-                            </w:r>
-                            <w:r>
-                              <w:rPr>
-                                <w:rFonts w:ascii="Zetta Serif Book" w:hAnsi="Zetta Serif Book"/>
-                                <w:color w:val="404040" w:themeColor="text1" w:themeTint="BF"/>
-                                <w:sz w:val="18"/>
-                                <w:szCs w:val="18"/>
-                              </w:rPr>
-                              <w:t>/</w:t>
-                            </w:r>
-                            <w:r>
-                              <w:rPr>
-                                <w:rFonts w:ascii="Zetta Serif Book" w:hAnsi="Zetta Serif Book"/>
-                                <w:color w:val="404040" w:themeColor="text1" w:themeTint="BF"/>
-                                <w:sz w:val="18"/>
-                                <w:szCs w:val="18"/>
-                              </w:rPr>
-                              <w:t>2</w:t>
-                            </w:r>
-                            <w:r>
-                              <w:rPr>
-                                <w:rFonts w:ascii="Zetta Serif Book" w:hAnsi="Zetta Serif Book"/>
-                                <w:color w:val="404040" w:themeColor="text1" w:themeTint="BF"/>
-                                <w:sz w:val="18"/>
-                                <w:szCs w:val="18"/>
-                              </w:rPr>
-                              <w:t>6</w:t>
+                              <w:t xml:space="preserve">{{bid_date_formatted}}</w:t>
+                            </w:r>
+                            <w:r>
+                              <w:rPr>
+                                <w:rFonts w:ascii="Zetta Serif Book" w:hAnsi="Zetta Serif Book"/>
+                                <w:color w:val="404040" w:themeColor="text1" w:themeTint="BF"/>
+                                <w:sz w:val="18"/>
+                                <w:szCs w:val="18"/>
+                              </w:rPr>
+                              <w:t/>
+                            </w:r>
+                            <w:r>
+                              <w:rPr>
+                                <w:rFonts w:ascii="Zetta Serif Book" w:hAnsi="Zetta Serif Book"/>
+                                <w:color w:val="404040" w:themeColor="text1" w:themeTint="BF"/>
+                                <w:sz w:val="18"/>
+                                <w:szCs w:val="18"/>
+                              </w:rPr>
+                              <w:t/>
+                            </w:r>
+                            <w:r>
+                              <w:rPr>
+                                <w:rFonts w:ascii="Zetta Serif Book" w:hAnsi="Zetta Serif Book"/>
+                                <w:color w:val="404040" w:themeColor="text1" w:themeTint="BF"/>
+                                <w:sz w:val="18"/>
+                                <w:szCs w:val="18"/>
+                              </w:rPr>
+                              <w:t/>
+                            </w:r>
+                            <w:r>
+                              <w:rPr>
+                                <w:rFonts w:ascii="Zetta Serif Book" w:hAnsi="Zetta Serif Book"/>
+                                <w:color w:val="404040" w:themeColor="text1" w:themeTint="BF"/>
+                                <w:sz w:val="18"/>
+                                <w:szCs w:val="18"/>
+                              </w:rPr>
+                              <w:t/>
+                            </w:r>
+                            <w:r>
+                              <w:rPr>
+                                <w:rFonts w:ascii="Zetta Serif Book" w:hAnsi="Zetta Serif Book"/>
+                                <w:color w:val="404040" w:themeColor="text1" w:themeTint="BF"/>
+                                <w:sz w:val="18"/>
+                                <w:szCs w:val="18"/>
+                              </w:rPr>
+                              <w:t/>
                             </w:r>
                           </w:p>
                         </w:txbxContent>
@@ -547,7 +547,11 @@
           </mc:Choice>
           <mc:Fallback>
             <w:pict>
-              <v:shape w14:anchorId="3E3FED8D" id="Text Box 15" o:spid="_x0000_s1027" type="#_x0000_t202" style="position:absolute;margin-left:-71.65pt;margin-top:-36pt;width:1in;height:18pt;z-index:251670528;visibility:visible;mso-wrap-style:square;mso-width-percent:0;mso-height-percent:0;mso-wrap-distance-left:9pt;mso-wrap-distance-top:0;mso-wrap-distance-right:9pt;mso-wrap-distance-bottom:0;mso-position-horizontal:absolute;mso-position-horizontal-relative:text;mso-position-vertical:absolute;mso-position-vertical-relative:text;mso-width-percent:0;mso-height-percent:0;mso-width-relative:margin;mso-height-relative:margin;v-text-anchor:top" o:gfxdata="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" filled="f" stroked="f">
+              <v:shapetype w14:anchorId="3E3FED8D" id="_x0000_t202" coordsize="21600,21600" o:spt="202" path="m,l,21600r21600,l21600,xe">
+                <v:stroke joinstyle="miter"/>
+                <v:path gradientshapeok="t" o:connecttype="rect"/>
+              </v:shapetype>
+              <v:shape id="Text Box 15" o:spid="_x0000_s1027" type="#_x0000_t202" style="position:absolute;margin-left:-71.65pt;margin-top:-36pt;width:1in;height:18pt;z-index:251670528;visibility:visible;mso-wrap-style:square;mso-width-percent:0;mso-height-percent:0;mso-wrap-distance-left:9pt;mso-wrap-distance-top:0;mso-wrap-distance-right:9pt;mso-wrap-distance-bottom:0;mso-position-horizontal:absolute;mso-position-horizontal-relative:text;mso-position-vertical:absolute;mso-position-vertical-relative:text;mso-width-percent:0;mso-height-percent:0;mso-width-relative:margin;mso-height-relative:margin;v-text-anchor:top" o:gfxdata="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" filled="f" stroked="f">
                 <v:textbox>
                   <w:txbxContent>
                     <w:p>
@@ -565,52 +569,52 @@
                           <w:sz w:val="18"/>
                           <w:szCs w:val="18"/>
                         </w:rPr>
-                        <w:t>5</w:t>
-                      </w:r>
-                      <w:r>
-                        <w:rPr>
-                          <w:rFonts w:ascii="Zetta Serif Book" w:hAnsi="Zetta Serif Book"/>
-                          <w:color w:val="404040" w:themeColor="text1" w:themeTint="BF"/>
-                          <w:sz w:val="18"/>
-                          <w:szCs w:val="18"/>
-                        </w:rPr>
-                        <w:t>/</w:t>
-                      </w:r>
-                      <w:r>
-                        <w:rPr>
-                          <w:rFonts w:ascii="Zetta Serif Book" w:hAnsi="Zetta Serif Book"/>
-                          <w:color w:val="404040" w:themeColor="text1" w:themeTint="BF"/>
-                          <w:sz w:val="18"/>
-                          <w:szCs w:val="18"/>
-                        </w:rPr>
-                        <w:t>1</w:t>
-                      </w:r>
-                      <w:r>
-                        <w:rPr>
-                          <w:rFonts w:ascii="Zetta Serif Book" w:hAnsi="Zetta Serif Book"/>
-                          <w:color w:val="404040" w:themeColor="text1" w:themeTint="BF"/>
-                          <w:sz w:val="18"/>
-                          <w:szCs w:val="18"/>
-                        </w:rPr>
-                        <w:t>/</w:t>
-                      </w:r>
-                      <w:r>
-                        <w:rPr>
-                          <w:rFonts w:ascii="Zetta Serif Book" w:hAnsi="Zetta Serif Book"/>
-                          <w:color w:val="404040" w:themeColor="text1" w:themeTint="BF"/>
-                          <w:sz w:val="18"/>
-                          <w:szCs w:val="18"/>
-                        </w:rPr>
-                        <w:t>2</w:t>
-                      </w:r>
-                      <w:r>
-                        <w:rPr>
-                          <w:rFonts w:ascii="Zetta Serif Book" w:hAnsi="Zetta Serif Book"/>
-                          <w:color w:val="404040" w:themeColor="text1" w:themeTint="BF"/>
-                          <w:sz w:val="18"/>
-                          <w:szCs w:val="18"/>
-                        </w:rPr>
-                        <w:t>6</w:t>
+                        <w:t xml:space="preserve">{{bid_date_formatted}}</w:t>
+                      </w:r>
+                      <w:r>
+                        <w:rPr>
+                          <w:rFonts w:ascii="Zetta Serif Book" w:hAnsi="Zetta Serif Book"/>
+                          <w:color w:val="404040" w:themeColor="text1" w:themeTint="BF"/>
+                          <w:sz w:val="18"/>
+                          <w:szCs w:val="18"/>
+                        </w:rPr>
+                        <w:t/>
+                      </w:r>
+                      <w:r>
+                        <w:rPr>
+                          <w:rFonts w:ascii="Zetta Serif Book" w:hAnsi="Zetta Serif Book"/>
+                          <w:color w:val="404040" w:themeColor="text1" w:themeTint="BF"/>
+                          <w:sz w:val="18"/>
+                          <w:szCs w:val="18"/>
+                        </w:rPr>
+                        <w:t/>
+                      </w:r>
+                      <w:r>
+                        <w:rPr>
+                          <w:rFonts w:ascii="Zetta Serif Book" w:hAnsi="Zetta Serif Book"/>
+                          <w:color w:val="404040" w:themeColor="text1" w:themeTint="BF"/>
+                          <w:sz w:val="18"/>
+                          <w:szCs w:val="18"/>
+                        </w:rPr>
+                        <w:t/>
+                      </w:r>
+                      <w:r>
+                        <w:rPr>
+                          <w:rFonts w:ascii="Zetta Serif Book" w:hAnsi="Zetta Serif Book"/>
+                          <w:color w:val="404040" w:themeColor="text1" w:themeTint="BF"/>
+                          <w:sz w:val="18"/>
+                          <w:szCs w:val="18"/>
+                        </w:rPr>
+                        <w:t/>
+                      </w:r>
+                      <w:r>
+                        <w:rPr>
+                          <w:rFonts w:ascii="Zetta Serif Book" w:hAnsi="Zetta Serif Book"/>
+                          <w:color w:val="404040" w:themeColor="text1" w:themeTint="BF"/>
+                          <w:sz w:val="18"/>
+                          <w:szCs w:val="18"/>
+                        </w:rPr>
+                        <w:t/>
                       </w:r>
                     </w:p>
                   </w:txbxContent>
@@ -716,7 +720,7 @@
                                 <w:szCs w:val="18"/>
                                 <w:u w:val="single"/>
                               </w:rPr>
-                              <w:t>Gypsum Underlayment</w:t>
+                              <w:t xml:space="preserve">Gypsum Underlayment: {{work_description}}</w:t>
                             </w:r>
                             <w:r>
                               <w:rPr>
@@ -727,7 +731,7 @@
                                 <w:szCs w:val="18"/>
                                 <w:u w:val="single"/>
                               </w:rPr>
-                              <w:t>:</w:t>
+                              <w:t/>
                             </w:r>
                             <w:r>
                               <w:rPr>
@@ -737,7 +741,7 @@
                                 <w:szCs w:val="18"/>
                                 <w:u w:val="single"/>
                               </w:rPr>
-                              <w:t xml:space="preserve"> per Spec 03</w:t>
+                              <w:t xml:space="preserve"/>
                             </w:r>
                             <w:r>
                               <w:rPr>
@@ -748,7 +752,7 @@
                                 <w:highlight w:val="yellow"/>
                                 <w:u w:val="single"/>
                               </w:rPr>
-                              <w:t>5413</w:t>
+                              <w:t/>
                             </w:r>
                             <w:r>
                               <w:rPr>
@@ -758,7 +762,7 @@
                                 <w:szCs w:val="18"/>
                                 <w:u w:val="single"/>
                               </w:rPr>
-                              <w:t xml:space="preserve"> &amp; Drawings by xx Architects dated </w:t>
+                              <w:t xml:space="preserve"/>
                             </w:r>
                             <w:r>
                               <w:rPr>
@@ -768,7 +772,7 @@
                                 <w:szCs w:val="18"/>
                                 <w:u w:val="single"/>
                               </w:rPr>
-                              <w:t>4</w:t>
+                              <w:t/>
                             </w:r>
                             <w:r>
                               <w:rPr>
@@ -778,7 +782,7 @@
                                 <w:szCs w:val="18"/>
                                 <w:u w:val="single"/>
                               </w:rPr>
-                              <w:t>/</w:t>
+                              <w:t/>
                             </w:r>
                             <w:r>
                               <w:rPr>
@@ -788,7 +792,7 @@
                                 <w:szCs w:val="18"/>
                                 <w:u w:val="single"/>
                               </w:rPr>
-                              <w:t>1/2</w:t>
+                              <w:t/>
                             </w:r>
                             <w:r>
                               <w:rPr>
@@ -798,16 +802,16 @@
                                 <w:szCs w:val="18"/>
                                 <w:u w:val="single"/>
                               </w:rPr>
-                              <w:t>6</w:t>
-                            </w:r>
-                            <w:r>
-                              <w:rPr>
-                                <w:rFonts w:ascii="Zetta Serif Book" w:hAnsi="Zetta Serif Book"/>
-                                <w:color w:val="404040" w:themeColor="text1" w:themeTint="BF"/>
-                                <w:sz w:val="18"/>
-                                <w:szCs w:val="18"/>
-                              </w:rPr>
-                              <w:t xml:space="preserve"> </w:t>
+                              <w:t/>
+                            </w:r>
+                            <w:r>
+                              <w:rPr>
+                                <w:rFonts w:ascii="Zetta Serif Book" w:hAnsi="Zetta Serif Book"/>
+                                <w:color w:val="404040" w:themeColor="text1" w:themeTint="BF"/>
+                                <w:sz w:val="18"/>
+                                <w:szCs w:val="18"/>
+                              </w:rPr>
+                              <w:t xml:space="preserve"/>
                             </w:r>
                             <w:r>
                               <w:rPr>
@@ -819,7 +823,7 @@
                                 <w:szCs w:val="18"/>
                                 <w:highlight w:val="yellow"/>
                               </w:rPr>
-                              <w:t>(</w:t>
+                              <w:t/>
                             </w:r>
                             <w:r>
                               <w:rPr>
@@ -832,7 +836,7 @@
                                 <w:highlight w:val="yellow"/>
                                 <w:u w:val="single"/>
                               </w:rPr>
-                              <w:t>NO spec</w:t>
+                              <w:t/>
                             </w:r>
                             <w:r>
                               <w:rPr>
@@ -844,7 +848,7 @@
                                 <w:szCs w:val="18"/>
                                 <w:highlight w:val="yellow"/>
                               </w:rPr>
-                              <w:t>)</w:t>
+                              <w:t/>
                             </w:r>
                           </w:p>
                           <w:p>
@@ -921,7 +925,7 @@
                                 <w:sz w:val="18"/>
                                 <w:szCs w:val="18"/>
                               </w:rPr>
-                              <w:t>Based</w:t>
+                              <w:t xml:space="preserve">Based on {{gyp_soft_sf}} sf of {{gyp_soft_thickness}} USG Levelrock 2500 Gypsum Floor Topping at 2,500 psi over &gt;3/4" plywood </w:t>
                             </w:r>
                             <w:r>
                               <w:rPr>
@@ -930,7 +934,7 @@
                                 <w:sz w:val="17"/>
                                 <w:szCs w:val="17"/>
                               </w:rPr>
-                              <w:t xml:space="preserve"> on </w:t>
+                              <w:t xml:space="preserve"/>
                             </w:r>
                             <w:r>
                               <w:rPr>
@@ -942,7 +946,7 @@
                                 <w:szCs w:val="18"/>
                                 <w:u w:val="single"/>
                               </w:rPr>
-                              <w:t xml:space="preserve">xx </w:t>
+                              <w:t xml:space="preserve"/>
                             </w:r>
                             <w:r>
                               <w:rPr>
@@ -954,7 +958,7 @@
                                 <w:szCs w:val="16"/>
                                 <w:u w:val="single"/>
                               </w:rPr>
-                              <w:t>sf</w:t>
+                              <w:t/>
                             </w:r>
                             <w:r>
                               <w:rPr>
@@ -963,7 +967,7 @@
                                 <w:sz w:val="16"/>
                                 <w:szCs w:val="16"/>
                               </w:rPr>
-                              <w:t> </w:t>
+                              <w:t/>
                             </w:r>
                             <w:r>
                               <w:rPr>
@@ -972,7 +976,7 @@
                                 <w:sz w:val="17"/>
                                 <w:szCs w:val="17"/>
                               </w:rPr>
-                              <w:t xml:space="preserve">of </w:t>
+                              <w:t xml:space="preserve"/>
                             </w:r>
                             <w:r>
                               <w:rPr>
@@ -984,7 +988,7 @@
                                 <w:szCs w:val="17"/>
                                 <w:u w:val="single"/>
                               </w:rPr>
-                              <w:t>x</w:t>
+                              <w:t/>
                             </w:r>
                             <w:r>
                               <w:rPr>
@@ -996,7 +1000,7 @@
                                 <w:szCs w:val="17"/>
                                 <w:u w:val="single"/>
                               </w:rPr>
-                              <w:t>/</w:t>
+                              <w:t/>
                             </w:r>
                             <w:r>
                               <w:rPr>
@@ -1008,7 +1012,7 @@
                                 <w:szCs w:val="17"/>
                                 <w:u w:val="single"/>
                               </w:rPr>
-                              <w:t>x</w:t>
+                              <w:t/>
                             </w:r>
                             <w:r>
                               <w:rPr>
@@ -1019,7 +1023,7 @@
                                 <w:sz w:val="17"/>
                                 <w:szCs w:val="17"/>
                               </w:rPr>
-                              <w:t>" </w:t>
+                              <w:t/>
                             </w:r>
                             <w:r>
                               <w:rPr>
@@ -1029,7 +1033,7 @@
                                 <w:szCs w:val="18"/>
                                 <w:highlight w:val="yellow"/>
                               </w:rPr>
-                              <w:t>USG Levelrock</w:t>
+                              <w:t/>
                             </w:r>
                             <w:r>
                               <w:rPr>
@@ -1039,7 +1043,7 @@
                                 <w:szCs w:val="17"/>
                                 <w:highlight w:val="yellow"/>
                               </w:rPr>
-                              <w:t xml:space="preserve"> 2500</w:t>
+                              <w:t xml:space="preserve"/>
                             </w:r>
                             <w:r>
                               <w:rPr>
@@ -1049,16 +1053,16 @@
                                 <w:szCs w:val="17"/>
                                 <w:highlight w:val="yellow"/>
                               </w:rPr>
-                              <w:t xml:space="preserve"> </w:t>
-                            </w:r>
-                            <w:r>
-                              <w:rPr>
-                                <w:rFonts w:ascii="Zetta Serif Book" w:hAnsi="Zetta Serif Book"/>
-                                <w:color w:val="404040" w:themeColor="text1" w:themeTint="BF"/>
-                                <w:sz w:val="18"/>
-                                <w:szCs w:val="18"/>
-                              </w:rPr>
-                              <w:t xml:space="preserve">Gypsum Floor Topping </w:t>
+                              <w:t xml:space="preserve"/>
+                            </w:r>
+                            <w:r>
+                              <w:rPr>
+                                <w:rFonts w:ascii="Zetta Serif Book" w:hAnsi="Zetta Serif Book"/>
+                                <w:color w:val="404040" w:themeColor="text1" w:themeTint="BF"/>
+                                <w:sz w:val="18"/>
+                                <w:szCs w:val="18"/>
+                              </w:rPr>
+                              <w:t xml:space="preserve"/>
                             </w:r>
                             <w:r>
                               <w:rPr>
@@ -1067,7 +1071,7 @@
                                 <w:sz w:val="16"/>
                                 <w:szCs w:val="16"/>
                               </w:rPr>
-                              <w:t xml:space="preserve">at </w:t>
+                              <w:t xml:space="preserve"/>
                             </w:r>
                             <w:r>
                               <w:rPr>
@@ -1080,7 +1084,7 @@
                                 <w:highlight w:val="cyan"/>
                                 <w:u w:val="single"/>
                               </w:rPr>
-                              <w:t>2,5</w:t>
+                              <w:t/>
                             </w:r>
                             <w:r>
                               <w:rPr>
@@ -1092,7 +1096,7 @@
                                 <w:szCs w:val="18"/>
                                 <w:u w:val="single"/>
                               </w:rPr>
-                              <w:t>00</w:t>
+                              <w:t/>
                             </w:r>
                             <w:r>
                               <w:rPr>
@@ -1104,7 +1108,7 @@
                                 <w:szCs w:val="16"/>
                                 <w:u w:val="single"/>
                               </w:rPr>
-                              <w:t xml:space="preserve"> psi</w:t>
+                              <w:t xml:space="preserve"/>
                             </w:r>
                             <w:r>
                               <w:rPr>
@@ -1113,7 +1117,7 @@
                                 <w:sz w:val="16"/>
                                 <w:szCs w:val="16"/>
                               </w:rPr>
-                              <w:t xml:space="preserve"> </w:t>
+                              <w:t xml:space="preserve"/>
                             </w:r>
                             <w:r>
                               <w:rPr>
@@ -1122,7 +1126,7 @@
                                 <w:sz w:val="17"/>
                                 <w:szCs w:val="17"/>
                               </w:rPr>
-                              <w:t xml:space="preserve">over </w:t>
+                              <w:t xml:space="preserve"/>
                             </w:r>
                             <w:r>
                               <w:rPr>
@@ -1132,7 +1136,7 @@
                                 <w:szCs w:val="16"/>
                                 <w:u w:val="single"/>
                               </w:rPr>
-                              <w:t>&gt;</w:t>
+                              <w:t/>
                             </w:r>
                             <w:r>
                               <w:rPr>
@@ -1141,16 +1145,16 @@
                                 <w:sz w:val="16"/>
                                 <w:szCs w:val="16"/>
                               </w:rPr>
-                              <w:t>3/4</w:t>
-                            </w:r>
-                            <w:r>
-                              <w:rPr>
-                                <w:rFonts w:ascii="Zetta Serif Book" w:hAnsi="Zetta Serif Book"/>
-                                <w:color w:val="404040" w:themeColor="text1" w:themeTint="BF"/>
-                                <w:sz w:val="18"/>
-                                <w:szCs w:val="18"/>
-                              </w:rPr>
-                              <w:t>"</w:t>
+                              <w:t/>
+                            </w:r>
+                            <w:r>
+                              <w:rPr>
+                                <w:rFonts w:ascii="Zetta Serif Book" w:hAnsi="Zetta Serif Book"/>
+                                <w:color w:val="404040" w:themeColor="text1" w:themeTint="BF"/>
+                                <w:sz w:val="18"/>
+                                <w:szCs w:val="18"/>
+                              </w:rPr>
+                              <w:t/>
                             </w:r>
                             <w:r>
                               <w:rPr>
@@ -1159,7 +1163,7 @@
                                 <w:sz w:val="16"/>
                                 <w:szCs w:val="16"/>
                               </w:rPr>
-                              <w:t xml:space="preserve"> </w:t>
+                              <w:t xml:space="preserve"/>
                             </w:r>
                             <w:r>
                               <w:rPr>
@@ -1168,7 +1172,7 @@
                                 <w:sz w:val="17"/>
                                 <w:szCs w:val="17"/>
                               </w:rPr>
-                              <w:t xml:space="preserve">plywood </w:t>
+                              <w:t xml:space="preserve"/>
                             </w:r>
                           </w:p>
                           <w:p>
@@ -1282,7 +1286,7 @@
                                 <w:sz w:val="18"/>
                                 <w:szCs w:val="18"/>
                               </w:rPr>
-                              <w:t>Based</w:t>
+                              <w:t xml:space="preserve">Based on {{gyp_hard_sf}} sf of {{gyp_hard_thickness}} USG Levelrock 2500 Gypsum Floor Topping at 2,500 psi over 1/8" – SAM-N12 </w:t>
                             </w:r>
                             <w:r>
                               <w:rPr>
@@ -1291,7 +1295,7 @@
                                 <w:sz w:val="17"/>
                                 <w:szCs w:val="17"/>
                               </w:rPr>
-                              <w:t xml:space="preserve"> on </w:t>
+                              <w:t xml:space="preserve"/>
                             </w:r>
                             <w:r>
                               <w:rPr>
@@ -1303,7 +1307,7 @@
                                 <w:szCs w:val="18"/>
                                 <w:u w:val="single"/>
                               </w:rPr>
-                              <w:t xml:space="preserve">xx </w:t>
+                              <w:t xml:space="preserve"/>
                             </w:r>
                             <w:r>
                               <w:rPr>
@@ -1315,7 +1319,7 @@
                                 <w:szCs w:val="16"/>
                                 <w:u w:val="single"/>
                               </w:rPr>
-                              <w:t>sf</w:t>
+                              <w:t/>
                             </w:r>
                             <w:r>
                               <w:rPr>
@@ -1324,7 +1328,7 @@
                                 <w:sz w:val="16"/>
                                 <w:szCs w:val="16"/>
                               </w:rPr>
-                              <w:t> </w:t>
+                              <w:t/>
                             </w:r>
                             <w:r>
                               <w:rPr>
@@ -1333,7 +1337,7 @@
                                 <w:sz w:val="17"/>
                                 <w:szCs w:val="17"/>
                               </w:rPr>
-                              <w:t>of </w:t>
+                              <w:t/>
                             </w:r>
                             <w:r>
                               <w:rPr>
@@ -1345,7 +1349,7 @@
                                 <w:szCs w:val="17"/>
                                 <w:u w:val="single"/>
                               </w:rPr>
-                              <w:t>x</w:t>
+                              <w:t/>
                             </w:r>
                             <w:r>
                               <w:rPr>
@@ -1357,7 +1361,7 @@
                                 <w:szCs w:val="17"/>
                                 <w:u w:val="single"/>
                               </w:rPr>
-                              <w:t>/</w:t>
+                              <w:t/>
                             </w:r>
                             <w:r>
                               <w:rPr>
@@ -1369,7 +1373,7 @@
                                 <w:szCs w:val="17"/>
                                 <w:u w:val="single"/>
                               </w:rPr>
-                              <w:t>x</w:t>
+                              <w:t/>
                             </w:r>
                             <w:r>
                               <w:rPr>
@@ -1380,7 +1384,7 @@
                                 <w:sz w:val="17"/>
                                 <w:szCs w:val="17"/>
                               </w:rPr>
-                              <w:t>" </w:t>
+                              <w:t/>
                             </w:r>
                             <w:r>
                               <w:rPr>
@@ -1390,7 +1394,7 @@
                                 <w:szCs w:val="18"/>
                                 <w:highlight w:val="yellow"/>
                               </w:rPr>
-                              <w:t>USG Levelrock</w:t>
+                              <w:t/>
                             </w:r>
                             <w:r>
                               <w:rPr>
@@ -1400,7 +1404,7 @@
                                 <w:szCs w:val="17"/>
                                 <w:highlight w:val="yellow"/>
                               </w:rPr>
-                              <w:t xml:space="preserve"> 2500</w:t>
+                              <w:t xml:space="preserve"/>
                             </w:r>
                             <w:r>
                               <w:rPr>
@@ -1409,16 +1413,16 @@
                                 <w:sz w:val="17"/>
                                 <w:szCs w:val="17"/>
                               </w:rPr>
-                              <w:t xml:space="preserve"> </w:t>
-                            </w:r>
-                            <w:r>
-                              <w:rPr>
-                                <w:rFonts w:ascii="Zetta Serif Book" w:hAnsi="Zetta Serif Book"/>
-                                <w:color w:val="404040" w:themeColor="text1" w:themeTint="BF"/>
-                                <w:sz w:val="18"/>
-                                <w:szCs w:val="18"/>
-                              </w:rPr>
-                              <w:t>Gypsum Fl</w:t>
+                              <w:t xml:space="preserve"/>
+                            </w:r>
+                            <w:r>
+                              <w:rPr>
+                                <w:rFonts w:ascii="Zetta Serif Book" w:hAnsi="Zetta Serif Book"/>
+                                <w:color w:val="404040" w:themeColor="text1" w:themeTint="BF"/>
+                                <w:sz w:val="18"/>
+                                <w:szCs w:val="18"/>
+                              </w:rPr>
+                              <w:t/>
                             </w:r>
                             <w:r>
                               <w:rPr>
@@ -1427,16 +1431,16 @@
                                 <w:sz w:val="17"/>
                                 <w:szCs w:val="17"/>
                               </w:rPr>
-                              <w:t>oo</w:t>
-                            </w:r>
-                            <w:r>
-                              <w:rPr>
-                                <w:rFonts w:ascii="Zetta Serif Book" w:hAnsi="Zetta Serif Book"/>
-                                <w:color w:val="404040" w:themeColor="text1" w:themeTint="BF"/>
-                                <w:sz w:val="18"/>
-                                <w:szCs w:val="18"/>
-                              </w:rPr>
-                              <w:t>r Top</w:t>
+                              <w:t/>
+                            </w:r>
+                            <w:r>
+                              <w:rPr>
+                                <w:rFonts w:ascii="Zetta Serif Book" w:hAnsi="Zetta Serif Book"/>
+                                <w:color w:val="404040" w:themeColor="text1" w:themeTint="BF"/>
+                                <w:sz w:val="18"/>
+                                <w:szCs w:val="18"/>
+                              </w:rPr>
+                              <w:t/>
                             </w:r>
                             <w:r>
                               <w:rPr>
@@ -1445,7 +1449,7 @@
                                 <w:sz w:val="17"/>
                                 <w:szCs w:val="17"/>
                               </w:rPr>
-                              <w:t>ping</w:t>
+                              <w:t/>
                             </w:r>
                             <w:r>
                               <w:rPr>
@@ -1454,7 +1458,7 @@
                                 <w:sz w:val="17"/>
                                 <w:szCs w:val="17"/>
                               </w:rPr>
-                              <w:t xml:space="preserve"> </w:t>
+                              <w:t xml:space="preserve"/>
                             </w:r>
                             <w:r>
                               <w:rPr>
@@ -1463,7 +1467,7 @@
                                 <w:sz w:val="16"/>
                                 <w:szCs w:val="16"/>
                               </w:rPr>
-                              <w:t>at</w:t>
+                              <w:t/>
                             </w:r>
                             <w:r>
                               <w:rPr>
@@ -1472,7 +1476,7 @@
                                 <w:sz w:val="16"/>
                                 <w:szCs w:val="16"/>
                               </w:rPr>
-                              <w:t xml:space="preserve"> </w:t>
+                              <w:t xml:space="preserve"/>
                             </w:r>
                             <w:r>
                               <w:rPr>
@@ -1485,7 +1489,7 @@
                                 <w:highlight w:val="cyan"/>
                                 <w:u w:val="single"/>
                               </w:rPr>
-                              <w:t>2,5</w:t>
+                              <w:t/>
                             </w:r>
                             <w:r>
                               <w:rPr>
@@ -1497,7 +1501,7 @@
                                 <w:szCs w:val="18"/>
                                 <w:u w:val="single"/>
                               </w:rPr>
-                              <w:t>00</w:t>
+                              <w:t/>
                             </w:r>
                             <w:r>
                               <w:rPr>
@@ -1509,7 +1513,7 @@
                                 <w:szCs w:val="16"/>
                                 <w:u w:val="single"/>
                               </w:rPr>
-                              <w:t xml:space="preserve"> psi</w:t>
+                              <w:t xml:space="preserve"/>
                             </w:r>
                             <w:r>
                               <w:rPr>
@@ -1518,7 +1522,7 @@
                                 <w:sz w:val="16"/>
                                 <w:szCs w:val="16"/>
                               </w:rPr>
-                              <w:t xml:space="preserve"> </w:t>
+                              <w:t xml:space="preserve"/>
                             </w:r>
                             <w:r>
                               <w:rPr>
@@ -1527,7 +1531,7 @@
                                 <w:sz w:val="17"/>
                                 <w:szCs w:val="17"/>
                               </w:rPr>
-                              <w:t xml:space="preserve">over </w:t>
+                              <w:t xml:space="preserve"/>
                             </w:r>
                             <w:r>
                               <w:rPr>
@@ -1540,7 +1544,7 @@
                                 <w:highlight w:val="yellow"/>
                                 <w:u w:val="single"/>
                               </w:rPr>
-                              <w:t>1/8</w:t>
+                              <w:t/>
                             </w:r>
                             <w:r>
                               <w:rPr>
@@ -1553,7 +1557,7 @@
                                 <w:highlight w:val="yellow"/>
                                 <w:u w:val="single"/>
                               </w:rPr>
-                              <w:t>"</w:t>
+                              <w:t/>
                             </w:r>
                             <w:r>
                               <w:rPr>
@@ -1566,7 +1570,7 @@
                                 <w:highlight w:val="yellow"/>
                                 <w:u w:val="single"/>
                               </w:rPr>
-                              <w:t xml:space="preserve"> </w:t>
+                              <w:t xml:space="preserve"/>
                             </w:r>
                             <w:r>
                               <w:rPr>
@@ -1577,7 +1581,7 @@
                                 <w:highlight w:val="yellow"/>
                                 <w:u w:val="single"/>
                               </w:rPr>
-                              <w:t>–</w:t>
+                              <w:t/>
                             </w:r>
                             <w:r>
                               <w:rPr>
@@ -1590,7 +1594,7 @@
                                 <w:highlight w:val="yellow"/>
                                 <w:u w:val="single"/>
                               </w:rPr>
-                              <w:t xml:space="preserve"> </w:t>
+                              <w:t xml:space="preserve"/>
                             </w:r>
                             <w:r>
                               <w:rPr>
@@ -1603,7 +1607,7 @@
                                 <w:highlight w:val="yellow"/>
                                 <w:u w:val="single"/>
                               </w:rPr>
-                              <w:t>SAM</w:t>
+                              <w:t/>
                             </w:r>
                             <w:r>
                               <w:rPr>
@@ -1614,7 +1618,7 @@
                                 <w:highlight w:val="yellow"/>
                                 <w:u w:val="single"/>
                               </w:rPr>
-                              <w:t>-</w:t>
+                              <w:t/>
                             </w:r>
                             <w:r>
                               <w:rPr>
@@ -1627,7 +1631,7 @@
                                 <w:highlight w:val="yellow"/>
                                 <w:u w:val="single"/>
                               </w:rPr>
-                              <w:t>N12</w:t>
+                              <w:t/>
                             </w:r>
                             <w:r>
                               <w:rPr>
@@ -1639,7 +1643,7 @@
                                 <w:szCs w:val="18"/>
                                 <w:u w:val="single"/>
                               </w:rPr>
-                              <w:t xml:space="preserve"> </w:t>
+                              <w:t xml:space="preserve"/>
                             </w:r>
                           </w:p>
                           <w:p>
@@ -1811,7 +1815,7 @@
                                 <w:sz w:val="18"/>
                                 <w:szCs w:val="18"/>
                               </w:rPr>
-                              <w:t>Based</w:t>
+                              <w:t xml:space="preserve">Based on {{gyp_corridor_sf}} sf of {{gyp_corridor_thickness}} USG Levelrock 2500 Gypsum Floor Topping at 2,500 psi over &gt;3/4" plywood </w:t>
                             </w:r>
                             <w:r>
                               <w:rPr>
@@ -1820,7 +1824,7 @@
                                 <w:sz w:val="17"/>
                                 <w:szCs w:val="17"/>
                               </w:rPr>
-                              <w:t xml:space="preserve"> on </w:t>
+                              <w:t xml:space="preserve"/>
                             </w:r>
                             <w:r>
                               <w:rPr>
@@ -1832,7 +1836,7 @@
                                 <w:szCs w:val="18"/>
                                 <w:u w:val="single"/>
                               </w:rPr>
-                              <w:t xml:space="preserve">xx </w:t>
+                              <w:t xml:space="preserve"/>
                             </w:r>
                             <w:r>
                               <w:rPr>
@@ -1844,7 +1848,7 @@
                                 <w:szCs w:val="16"/>
                                 <w:u w:val="single"/>
                               </w:rPr>
-                              <w:t>sf</w:t>
+                              <w:t/>
                             </w:r>
                             <w:r>
                               <w:rPr>
@@ -1853,7 +1857,7 @@
                                 <w:sz w:val="16"/>
                                 <w:szCs w:val="16"/>
                               </w:rPr>
-                              <w:t> </w:t>
+                              <w:t/>
                             </w:r>
                             <w:r>
                               <w:rPr>
@@ -1862,7 +1866,7 @@
                                 <w:sz w:val="17"/>
                                 <w:szCs w:val="17"/>
                               </w:rPr>
-                              <w:t>of </w:t>
+                              <w:t/>
                             </w:r>
                             <w:r>
                               <w:rPr>
@@ -1874,7 +1878,7 @@
                                 <w:szCs w:val="17"/>
                                 <w:u w:val="single"/>
                               </w:rPr>
-                              <w:t>x</w:t>
+                              <w:t/>
                             </w:r>
                             <w:r>
                               <w:rPr>
@@ -1886,7 +1890,7 @@
                                 <w:szCs w:val="17"/>
                                 <w:u w:val="single"/>
                               </w:rPr>
-                              <w:t>/</w:t>
+                              <w:t/>
                             </w:r>
                             <w:r>
                               <w:rPr>
@@ -1898,7 +1902,7 @@
                                 <w:szCs w:val="17"/>
                                 <w:u w:val="single"/>
                               </w:rPr>
-                              <w:t>x</w:t>
+                              <w:t/>
                             </w:r>
                             <w:r>
                               <w:rPr>
@@ -1909,7 +1913,7 @@
                                 <w:sz w:val="17"/>
                                 <w:szCs w:val="17"/>
                               </w:rPr>
-                              <w:t xml:space="preserve">" </w:t>
+                              <w:t xml:space="preserve"/>
                             </w:r>
                             <w:r>
                               <w:rPr>
@@ -1919,7 +1923,7 @@
                                 <w:szCs w:val="18"/>
                                 <w:highlight w:val="yellow"/>
                               </w:rPr>
-                              <w:t>USG Levelrock</w:t>
+                              <w:t/>
                             </w:r>
                             <w:r>
                               <w:rPr>
@@ -1929,7 +1933,7 @@
                                 <w:szCs w:val="17"/>
                                 <w:highlight w:val="yellow"/>
                               </w:rPr>
-                              <w:t xml:space="preserve"> 2500</w:t>
+                              <w:t xml:space="preserve"/>
                             </w:r>
                             <w:r>
                               <w:rPr>
@@ -1938,25 +1942,25 @@
                                 <w:sz w:val="17"/>
                                 <w:szCs w:val="17"/>
                               </w:rPr>
-                              <w:t xml:space="preserve"> </w:t>
-                            </w:r>
-                            <w:r>
-                              <w:rPr>
-                                <w:rFonts w:ascii="Zetta Serif Book" w:hAnsi="Zetta Serif Book"/>
-                                <w:color w:val="404040" w:themeColor="text1" w:themeTint="BF"/>
-                                <w:sz w:val="18"/>
-                                <w:szCs w:val="18"/>
-                              </w:rPr>
-                              <w:t>Gypsum Floor Topping</w:t>
-                            </w:r>
-                            <w:r>
-                              <w:rPr>
-                                <w:rFonts w:ascii="Zetta Serif Book" w:hAnsi="Zetta Serif Book"/>
-                                <w:color w:val="404040" w:themeColor="text1" w:themeTint="BF"/>
-                                <w:sz w:val="18"/>
-                                <w:szCs w:val="18"/>
-                              </w:rPr>
-                              <w:t xml:space="preserve"> </w:t>
+                              <w:t xml:space="preserve"/>
+                            </w:r>
+                            <w:r>
+                              <w:rPr>
+                                <w:rFonts w:ascii="Zetta Serif Book" w:hAnsi="Zetta Serif Book"/>
+                                <w:color w:val="404040" w:themeColor="text1" w:themeTint="BF"/>
+                                <w:sz w:val="18"/>
+                                <w:szCs w:val="18"/>
+                              </w:rPr>
+                              <w:t/>
+                            </w:r>
+                            <w:r>
+                              <w:rPr>
+                                <w:rFonts w:ascii="Zetta Serif Book" w:hAnsi="Zetta Serif Book"/>
+                                <w:color w:val="404040" w:themeColor="text1" w:themeTint="BF"/>
+                                <w:sz w:val="18"/>
+                                <w:szCs w:val="18"/>
+                              </w:rPr>
+                              <w:t xml:space="preserve"/>
                             </w:r>
                             <w:r>
                               <w:rPr>
@@ -1965,7 +1969,7 @@
                                 <w:sz w:val="16"/>
                                 <w:szCs w:val="16"/>
                               </w:rPr>
-                              <w:t xml:space="preserve">at </w:t>
+                              <w:t xml:space="preserve"/>
                             </w:r>
                             <w:r>
                               <w:rPr>
@@ -1978,7 +1982,7 @@
                                 <w:highlight w:val="cyan"/>
                                 <w:u w:val="single"/>
                               </w:rPr>
-                              <w:t>2,5</w:t>
+                              <w:t/>
                             </w:r>
                             <w:r>
                               <w:rPr>
@@ -1990,7 +1994,7 @@
                                 <w:szCs w:val="18"/>
                                 <w:u w:val="single"/>
                               </w:rPr>
-                              <w:t>00</w:t>
+                              <w:t/>
                             </w:r>
                             <w:r>
                               <w:rPr>
@@ -2002,7 +2006,7 @@
                                 <w:szCs w:val="16"/>
                                 <w:u w:val="single"/>
                               </w:rPr>
-                              <w:t xml:space="preserve"> psi</w:t>
+                              <w:t xml:space="preserve"/>
                             </w:r>
                             <w:r>
                               <w:rPr>
@@ -2011,7 +2015,7 @@
                                 <w:sz w:val="16"/>
                                 <w:szCs w:val="16"/>
                               </w:rPr>
-                              <w:t xml:space="preserve"> </w:t>
+                              <w:t xml:space="preserve"/>
                             </w:r>
                             <w:r>
                               <w:rPr>
@@ -2020,7 +2024,7 @@
                                 <w:sz w:val="17"/>
                                 <w:szCs w:val="17"/>
                               </w:rPr>
-                              <w:t xml:space="preserve">over </w:t>
+                              <w:t xml:space="preserve"/>
                             </w:r>
                             <w:r>
                               <w:rPr>
@@ -2030,7 +2034,7 @@
                                 <w:szCs w:val="16"/>
                                 <w:u w:val="single"/>
                               </w:rPr>
-                              <w:t>&gt;</w:t>
+                              <w:t/>
                             </w:r>
                             <w:r>
                               <w:rPr>
@@ -2039,16 +2043,16 @@
                                 <w:sz w:val="16"/>
                                 <w:szCs w:val="16"/>
                               </w:rPr>
-                              <w:t>3/4</w:t>
-                            </w:r>
-                            <w:r>
-                              <w:rPr>
-                                <w:rFonts w:ascii="Zetta Serif Book" w:hAnsi="Zetta Serif Book"/>
-                                <w:color w:val="404040" w:themeColor="text1" w:themeTint="BF"/>
-                                <w:sz w:val="18"/>
-                                <w:szCs w:val="18"/>
-                              </w:rPr>
-                              <w:t>"</w:t>
+                              <w:t/>
+                            </w:r>
+                            <w:r>
+                              <w:rPr>
+                                <w:rFonts w:ascii="Zetta Serif Book" w:hAnsi="Zetta Serif Book"/>
+                                <w:color w:val="404040" w:themeColor="text1" w:themeTint="BF"/>
+                                <w:sz w:val="18"/>
+                                <w:szCs w:val="18"/>
+                              </w:rPr>
+                              <w:t/>
                             </w:r>
                             <w:r>
                               <w:rPr>
@@ -2057,7 +2061,7 @@
                                 <w:sz w:val="16"/>
                                 <w:szCs w:val="16"/>
                               </w:rPr>
-                              <w:t xml:space="preserve"> </w:t>
+                              <w:t xml:space="preserve"/>
                             </w:r>
                             <w:r>
                               <w:rPr>
@@ -2066,7 +2070,7 @@
                                 <w:sz w:val="17"/>
                                 <w:szCs w:val="17"/>
                               </w:rPr>
-                              <w:t xml:space="preserve">plywood </w:t>
+                              <w:t xml:space="preserve"/>
                             </w:r>
                           </w:p>
                           <w:p>
@@ -2206,7 +2210,7 @@
                                 <w:sz w:val="18"/>
                                 <w:szCs w:val="18"/>
                               </w:rPr>
-                              <w:t xml:space="preserve"> </w:t>
+                              <w:t xml:space="preserve"> {{exclusions}}</w:t>
                             </w:r>
                             <w:r>
                               <w:rPr>
@@ -2216,7 +2220,7 @@
                                 <w:sz w:val="18"/>
                                 <w:szCs w:val="18"/>
                               </w:rPr>
-                              <w:t xml:space="preserve">Sealer, </w:t>
+                              <w:t xml:space="preserve"/>
                             </w:r>
                             <w:r>
                               <w:rPr>
@@ -2226,7 +2230,7 @@
                                 <w:sz w:val="18"/>
                                 <w:szCs w:val="18"/>
                               </w:rPr>
-                              <w:t>R</w:t>
+                              <w:t/>
                             </w:r>
                             <w:r>
                               <w:rPr>
@@ -2236,7 +2240,7 @@
                                 <w:sz w:val="18"/>
                                 <w:szCs w:val="18"/>
                               </w:rPr>
-                              <w:t>emoval</w:t>
+                              <w:t/>
                             </w:r>
                             <w:r>
                               <w:rPr>
@@ -2246,7 +2250,7 @@
                                 <w:sz w:val="17"/>
                                 <w:szCs w:val="17"/>
                               </w:rPr>
-                              <w:t xml:space="preserve"> of </w:t>
+                              <w:t xml:space="preserve"/>
                             </w:r>
                             <w:r>
                               <w:rPr>
@@ -2256,7 +2260,7 @@
                                 <w:sz w:val="18"/>
                                 <w:szCs w:val="18"/>
                               </w:rPr>
-                              <w:t>ISO</w:t>
+                              <w:t/>
                             </w:r>
                             <w:r>
                               <w:rPr>
@@ -2266,7 +2270,7 @@
                                 <w:sz w:val="17"/>
                                 <w:szCs w:val="17"/>
                               </w:rPr>
-                              <w:t xml:space="preserve"> after </w:t>
+                              <w:t xml:space="preserve"/>
                             </w:r>
                             <w:r>
                               <w:rPr>
@@ -2276,7 +2280,7 @@
                                 <w:sz w:val="18"/>
                                 <w:szCs w:val="18"/>
                               </w:rPr>
-                              <w:t xml:space="preserve">pour, </w:t>
+                              <w:t xml:space="preserve"/>
                             </w:r>
                             <w:r>
                               <w:rPr>
@@ -2286,7 +2290,7 @@
                                 <w:sz w:val="18"/>
                                 <w:szCs w:val="18"/>
                               </w:rPr>
-                              <w:t>Credit</w:t>
+                              <w:t/>
                             </w:r>
                             <w:r>
                               <w:rPr>
@@ -2295,178 +2299,178 @@
                                 <w:sz w:val="17"/>
                                 <w:szCs w:val="17"/>
                               </w:rPr>
-                              <w:t xml:space="preserve"> for </w:t>
-                            </w:r>
-                            <w:r>
-                              <w:rPr>
-                                <w:rFonts w:ascii="Zetta Serif Book" w:hAnsi="Zetta Serif Book"/>
-                                <w:color w:val="404040" w:themeColor="text1" w:themeTint="BF"/>
-                                <w:sz w:val="18"/>
-                                <w:szCs w:val="18"/>
-                              </w:rPr>
-                              <w:t xml:space="preserve">unused </w:t>
-                            </w:r>
-                            <w:r>
-                              <w:rPr>
-                                <w:rFonts w:ascii="Zetta Serif Book" w:hAnsi="Zetta Serif Book"/>
-                                <w:color w:val="404040" w:themeColor="text1" w:themeTint="BF"/>
-                                <w:sz w:val="18"/>
-                                <w:szCs w:val="18"/>
-                              </w:rPr>
-                              <w:t>M</w:t>
-                            </w:r>
-                            <w:r>
-                              <w:rPr>
-                                <w:rFonts w:ascii="Zetta Serif Book" w:hAnsi="Zetta Serif Book"/>
-                                <w:color w:val="404040" w:themeColor="text1" w:themeTint="BF"/>
-                                <w:sz w:val="18"/>
-                                <w:szCs w:val="18"/>
-                              </w:rPr>
-                              <w:t>obs,</w:t>
-                            </w:r>
-                            <w:r>
-                              <w:rPr>
-                                <w:rFonts w:ascii="Zetta Serif Book" w:hAnsi="Zetta Serif Book"/>
-                                <w:color w:val="404040" w:themeColor="text1" w:themeTint="BF"/>
-                                <w:sz w:val="18"/>
-                                <w:szCs w:val="18"/>
-                              </w:rPr>
-                              <w:t xml:space="preserve"> water hook-up,</w:t>
-                            </w:r>
-                            <w:r>
-                              <w:rPr>
-                                <w:rFonts w:ascii="Zetta Serif Book" w:hAnsi="Zetta Serif Book"/>
-                                <w:color w:val="404040" w:themeColor="text1" w:themeTint="BF"/>
-                                <w:sz w:val="18"/>
-                                <w:szCs w:val="18"/>
-                              </w:rPr>
-                              <w:t xml:space="preserve"> form work, work on podium level or below, </w:t>
-                            </w:r>
-                            <w:r>
-                              <w:rPr>
-                                <w:rFonts w:ascii="Zetta Serif Book" w:hAnsi="Zetta Serif Book"/>
-                                <w:color w:val="404040" w:themeColor="text1" w:themeTint="BF"/>
-                                <w:sz w:val="18"/>
-                                <w:szCs w:val="18"/>
-                              </w:rPr>
-                              <w:t xml:space="preserve">pour stops, </w:t>
-                            </w:r>
-                            <w:r>
-                              <w:rPr>
-                                <w:rFonts w:ascii="Zetta Serif Book" w:hAnsi="Zetta Serif Book"/>
-                                <w:color w:val="404040" w:themeColor="text1" w:themeTint="BF"/>
-                                <w:sz w:val="18"/>
-                                <w:szCs w:val="18"/>
-                              </w:rPr>
-                              <w:t>pre</w:t>
-                            </w:r>
-                            <w:r>
-                              <w:rPr>
-                                <w:rFonts w:ascii="Zetta Serif Book" w:hAnsi="Zetta Serif Book"/>
-                                <w:color w:val="404040" w:themeColor="text1" w:themeTint="BF"/>
-                                <w:sz w:val="18"/>
-                                <w:szCs w:val="18"/>
-                              </w:rPr>
-                              <w:t>-</w:t>
-                            </w:r>
-                            <w:r>
-                              <w:rPr>
-                                <w:rFonts w:ascii="Zetta Serif Book" w:hAnsi="Zetta Serif Book"/>
-                                <w:color w:val="404040" w:themeColor="text1" w:themeTint="BF"/>
-                                <w:sz w:val="18"/>
-                                <w:szCs w:val="18"/>
-                              </w:rPr>
-                              <w:t xml:space="preserve">pours of tubs/showers or party walls, </w:t>
-                            </w:r>
-                            <w:r>
-                              <w:rPr>
-                                <w:rFonts w:ascii="Zetta Serif Book" w:hAnsi="Zetta Serif Book"/>
-                                <w:color w:val="404040" w:themeColor="text1" w:themeTint="BF"/>
-                                <w:sz w:val="18"/>
-                                <w:szCs w:val="18"/>
-                              </w:rPr>
-                              <w:t xml:space="preserve">metal lath or </w:t>
-                            </w:r>
-                            <w:r>
-                              <w:rPr>
-                                <w:rFonts w:ascii="Zetta Serif Book" w:hAnsi="Zetta Serif Book"/>
-                                <w:color w:val="404040" w:themeColor="text1" w:themeTint="BF"/>
-                                <w:sz w:val="18"/>
-                                <w:szCs w:val="18"/>
-                              </w:rPr>
-                              <w:t xml:space="preserve">mesh reinforcements, </w:t>
-                            </w:r>
-                            <w:r>
-                              <w:rPr>
-                                <w:rFonts w:ascii="Zetta Serif Book" w:hAnsi="Zetta Serif Book"/>
-                                <w:color w:val="404040" w:themeColor="text1" w:themeTint="BF"/>
-                                <w:sz w:val="18"/>
-                                <w:szCs w:val="18"/>
-                              </w:rPr>
-                              <w:t>gyp under any threshold</w:t>
-                            </w:r>
-                            <w:r>
-                              <w:rPr>
-                                <w:rFonts w:ascii="Zetta Serif Book" w:hAnsi="Zetta Serif Book"/>
-                                <w:color w:val="404040" w:themeColor="text1" w:themeTint="BF"/>
-                                <w:sz w:val="18"/>
-                                <w:szCs w:val="18"/>
-                              </w:rPr>
-                              <w:t>s</w:t>
-                            </w:r>
-                            <w:r>
-                              <w:rPr>
-                                <w:rFonts w:ascii="Zetta Serif Book" w:hAnsi="Zetta Serif Book"/>
-                                <w:color w:val="404040" w:themeColor="text1" w:themeTint="BF"/>
-                                <w:sz w:val="18"/>
-                                <w:szCs w:val="18"/>
-                              </w:rPr>
-                              <w:t xml:space="preserve">, </w:t>
-                            </w:r>
-                            <w:r>
-                              <w:rPr>
-                                <w:rFonts w:ascii="Zetta Serif Book" w:hAnsi="Zetta Serif Book"/>
-                                <w:color w:val="404040" w:themeColor="text1" w:themeTint="BF"/>
-                                <w:sz w:val="18"/>
-                                <w:szCs w:val="18"/>
-                              </w:rPr>
-                              <w:t>stair</w:t>
-                            </w:r>
-                            <w:r>
-                              <w:rPr>
-                                <w:rFonts w:ascii="Zetta Serif Book" w:hAnsi="Zetta Serif Book"/>
-                                <w:color w:val="404040" w:themeColor="text1" w:themeTint="BF"/>
-                                <w:sz w:val="18"/>
-                                <w:szCs w:val="18"/>
-                              </w:rPr>
-                              <w:t xml:space="preserve"> </w:t>
-                            </w:r>
-                            <w:r>
-                              <w:rPr>
-                                <w:rFonts w:ascii="Zetta Serif Book" w:hAnsi="Zetta Serif Book"/>
-                                <w:color w:val="404040" w:themeColor="text1" w:themeTint="BF"/>
-                                <w:sz w:val="18"/>
-                                <w:szCs w:val="18"/>
-                              </w:rPr>
-                              <w:t>treads, lightweight conc</w:t>
-                            </w:r>
-                            <w:r>
-                              <w:rPr>
-                                <w:rFonts w:ascii="Zetta Serif Book" w:hAnsi="Zetta Serif Book"/>
-                                <w:color w:val="404040" w:themeColor="text1" w:themeTint="BF"/>
-                                <w:sz w:val="18"/>
-                                <w:szCs w:val="18"/>
-                              </w:rPr>
-                              <w:t>.</w:t>
-                            </w:r>
-                            <w:r>
-                              <w:rPr>
-                                <w:rFonts w:ascii="Zetta Serif Book" w:hAnsi="Zetta Serif Book"/>
-                                <w:color w:val="404040" w:themeColor="text1" w:themeTint="BF"/>
-                                <w:sz w:val="18"/>
-                                <w:szCs w:val="18"/>
-                              </w:rPr>
-                              <w:t xml:space="preserve">, </w:t>
+                              <w:t xml:space="preserve"/>
+                            </w:r>
+                            <w:r>
+                              <w:rPr>
+                                <w:rFonts w:ascii="Zetta Serif Book" w:hAnsi="Zetta Serif Book"/>
+                                <w:color w:val="404040" w:themeColor="text1" w:themeTint="BF"/>
+                                <w:sz w:val="18"/>
+                                <w:szCs w:val="18"/>
+                              </w:rPr>
+                              <w:t xml:space="preserve"/>
+                            </w:r>
+                            <w:r>
+                              <w:rPr>
+                                <w:rFonts w:ascii="Zetta Serif Book" w:hAnsi="Zetta Serif Book"/>
+                                <w:color w:val="404040" w:themeColor="text1" w:themeTint="BF"/>
+                                <w:sz w:val="18"/>
+                                <w:szCs w:val="18"/>
+                              </w:rPr>
+                              <w:t/>
+                            </w:r>
+                            <w:r>
+                              <w:rPr>
+                                <w:rFonts w:ascii="Zetta Serif Book" w:hAnsi="Zetta Serif Book"/>
+                                <w:color w:val="404040" w:themeColor="text1" w:themeTint="BF"/>
+                                <w:sz w:val="18"/>
+                                <w:szCs w:val="18"/>
+                              </w:rPr>
+                              <w:t/>
+                            </w:r>
+                            <w:r>
+                              <w:rPr>
+                                <w:rFonts w:ascii="Zetta Serif Book" w:hAnsi="Zetta Serif Book"/>
+                                <w:color w:val="404040" w:themeColor="text1" w:themeTint="BF"/>
+                                <w:sz w:val="18"/>
+                                <w:szCs w:val="18"/>
+                              </w:rPr>
+                              <w:t xml:space="preserve"/>
+                            </w:r>
+                            <w:r>
+                              <w:rPr>
+                                <w:rFonts w:ascii="Zetta Serif Book" w:hAnsi="Zetta Serif Book"/>
+                                <w:color w:val="404040" w:themeColor="text1" w:themeTint="BF"/>
+                                <w:sz w:val="18"/>
+                                <w:szCs w:val="18"/>
+                              </w:rPr>
+                              <w:t xml:space="preserve"/>
+                            </w:r>
+                            <w:r>
+                              <w:rPr>
+                                <w:rFonts w:ascii="Zetta Serif Book" w:hAnsi="Zetta Serif Book"/>
+                                <w:color w:val="404040" w:themeColor="text1" w:themeTint="BF"/>
+                                <w:sz w:val="18"/>
+                                <w:szCs w:val="18"/>
+                              </w:rPr>
+                              <w:t xml:space="preserve"/>
+                            </w:r>
+                            <w:r>
+                              <w:rPr>
+                                <w:rFonts w:ascii="Zetta Serif Book" w:hAnsi="Zetta Serif Book"/>
+                                <w:color w:val="404040" w:themeColor="text1" w:themeTint="BF"/>
+                                <w:sz w:val="18"/>
+                                <w:szCs w:val="18"/>
+                              </w:rPr>
+                              <w:t/>
+                            </w:r>
+                            <w:r>
+                              <w:rPr>
+                                <w:rFonts w:ascii="Zetta Serif Book" w:hAnsi="Zetta Serif Book"/>
+                                <w:color w:val="404040" w:themeColor="text1" w:themeTint="BF"/>
+                                <w:sz w:val="18"/>
+                                <w:szCs w:val="18"/>
+                              </w:rPr>
+                              <w:t/>
+                            </w:r>
+                            <w:r>
+                              <w:rPr>
+                                <w:rFonts w:ascii="Zetta Serif Book" w:hAnsi="Zetta Serif Book"/>
+                                <w:color w:val="404040" w:themeColor="text1" w:themeTint="BF"/>
+                                <w:sz w:val="18"/>
+                                <w:szCs w:val="18"/>
+                              </w:rPr>
+                              <w:t xml:space="preserve"/>
+                            </w:r>
+                            <w:r>
+                              <w:rPr>
+                                <w:rFonts w:ascii="Zetta Serif Book" w:hAnsi="Zetta Serif Book"/>
+                                <w:color w:val="404040" w:themeColor="text1" w:themeTint="BF"/>
+                                <w:sz w:val="18"/>
+                                <w:szCs w:val="18"/>
+                              </w:rPr>
+                              <w:t xml:space="preserve"/>
+                            </w:r>
+                            <w:r>
+                              <w:rPr>
+                                <w:rFonts w:ascii="Zetta Serif Book" w:hAnsi="Zetta Serif Book"/>
+                                <w:color w:val="404040" w:themeColor="text1" w:themeTint="BF"/>
+                                <w:sz w:val="18"/>
+                                <w:szCs w:val="18"/>
+                              </w:rPr>
+                              <w:t xml:space="preserve"/>
+                            </w:r>
+                            <w:r>
+                              <w:rPr>
+                                <w:rFonts w:ascii="Zetta Serif Book" w:hAnsi="Zetta Serif Book"/>
+                                <w:color w:val="404040" w:themeColor="text1" w:themeTint="BF"/>
+                                <w:sz w:val="18"/>
+                                <w:szCs w:val="18"/>
+                              </w:rPr>
+                              <w:t/>
+                            </w:r>
+                            <w:r>
+                              <w:rPr>
+                                <w:rFonts w:ascii="Zetta Serif Book" w:hAnsi="Zetta Serif Book"/>
+                                <w:color w:val="404040" w:themeColor="text1" w:themeTint="BF"/>
+                                <w:sz w:val="18"/>
+                                <w:szCs w:val="18"/>
+                              </w:rPr>
+                              <w:t/>
+                            </w:r>
+                            <w:r>
+                              <w:rPr>
+                                <w:rFonts w:ascii="Zetta Serif Book" w:hAnsi="Zetta Serif Book"/>
+                                <w:color w:val="404040" w:themeColor="text1" w:themeTint="BF"/>
+                                <w:sz w:val="18"/>
+                                <w:szCs w:val="18"/>
+                              </w:rPr>
+                              <w:t xml:space="preserve"/>
+                            </w:r>
+                            <w:r>
+                              <w:rPr>
+                                <w:rFonts w:ascii="Zetta Serif Book" w:hAnsi="Zetta Serif Book"/>
+                                <w:color w:val="404040" w:themeColor="text1" w:themeTint="BF"/>
+                                <w:sz w:val="18"/>
+                                <w:szCs w:val="18"/>
+                              </w:rPr>
+                              <w:t/>
+                            </w:r>
+                            <w:r>
+                              <w:rPr>
+                                <w:rFonts w:ascii="Zetta Serif Book" w:hAnsi="Zetta Serif Book"/>
+                                <w:color w:val="404040" w:themeColor="text1" w:themeTint="BF"/>
+                                <w:sz w:val="18"/>
+                                <w:szCs w:val="18"/>
+                              </w:rPr>
+                              <w:t xml:space="preserve"/>
+                            </w:r>
+                            <w:r>
+                              <w:rPr>
+                                <w:rFonts w:ascii="Zetta Serif Book" w:hAnsi="Zetta Serif Book"/>
+                                <w:color w:val="404040" w:themeColor="text1" w:themeTint="BF"/>
+                                <w:sz w:val="18"/>
+                                <w:szCs w:val="18"/>
+                              </w:rPr>
+                              <w:t/>
+                            </w:r>
+                            <w:r>
+                              <w:rPr>
+                                <w:rFonts w:ascii="Zetta Serif Book" w:hAnsi="Zetta Serif Book"/>
+                                <w:color w:val="404040" w:themeColor="text1" w:themeTint="BF"/>
+                                <w:sz w:val="18"/>
+                                <w:szCs w:val="18"/>
+                              </w:rPr>
+                              <w:t/>
+                            </w:r>
+                            <w:r>
+                              <w:rPr>
+                                <w:rFonts w:ascii="Zetta Serif Book" w:hAnsi="Zetta Serif Book"/>
+                                <w:color w:val="404040" w:themeColor="text1" w:themeTint="BF"/>
+                                <w:sz w:val="18"/>
+                                <w:szCs w:val="18"/>
+                              </w:rPr>
+                              <w:t xml:space="preserve"/>
                             </w:r>
                             <w:r>
                               <w:rPr>
@@ -2475,7 +2479,7 @@
                                 <w:sz w:val="17"/>
                                 <w:szCs w:val="17"/>
                               </w:rPr>
-                              <w:t xml:space="preserve">mechanical ventilation, any caulking, </w:t>
+                              <w:t xml:space="preserve"/>
                             </w:r>
                             <w:r>
                               <w:rPr>
@@ -2484,7 +2488,7 @@
                                 <w:sz w:val="17"/>
                                 <w:szCs w:val="17"/>
                               </w:rPr>
-                              <w:t xml:space="preserve">any leveling, </w:t>
+                              <w:t xml:space="preserve"/>
                             </w:r>
                             <w:r>
                               <w:rPr>
@@ -2493,7 +2497,7 @@
                                 <w:sz w:val="17"/>
                                 <w:szCs w:val="17"/>
                               </w:rPr>
-                              <w:t>P&amp;P Bonds</w:t>
+                              <w:t/>
                             </w:r>
                             <w:r>
                               <w:rPr>
@@ -2502,7 +2506,7 @@
                                 <w:sz w:val="17"/>
                                 <w:szCs w:val="17"/>
                               </w:rPr>
-                              <w:t>, traffic control (</w:t>
+                              <w:t/>
                             </w:r>
                             <w:r>
                               <w:rPr>
@@ -2511,7 +2515,7 @@
                                 <w:sz w:val="16"/>
                                 <w:szCs w:val="16"/>
                               </w:rPr>
-                              <w:t>provided by others</w:t>
+                              <w:t/>
                             </w:r>
                             <w:r>
                               <w:rPr>
@@ -2520,16 +2524,16 @@
                                 <w:sz w:val="17"/>
                                 <w:szCs w:val="17"/>
                               </w:rPr>
-                              <w:t>)</w:t>
-                            </w:r>
-                            <w:r>
-                              <w:rPr>
-                                <w:rFonts w:ascii="Zetta Serif Book" w:hAnsi="Zetta Serif Book"/>
-                                <w:color w:val="404040" w:themeColor="text1" w:themeTint="BF"/>
-                                <w:sz w:val="18"/>
-                                <w:szCs w:val="18"/>
-                              </w:rPr>
-                              <w:t>.</w:t>
+                              <w:t/>
+                            </w:r>
+                            <w:r>
+                              <w:rPr>
+                                <w:rFonts w:ascii="Zetta Serif Book" w:hAnsi="Zetta Serif Book"/>
+                                <w:color w:val="404040" w:themeColor="text1" w:themeTint="BF"/>
+                                <w:sz w:val="18"/>
+                                <w:szCs w:val="18"/>
+                              </w:rPr>
+                              <w:t/>
                             </w:r>
                           </w:p>
                           <w:p>
@@ -3713,7 +3717,7 @@
                           <w:szCs w:val="18"/>
                           <w:u w:val="single"/>
                         </w:rPr>
-                        <w:t>Gypsum Underlayment</w:t>
+                        <w:t xml:space="preserve">Gypsum Underlayment: {{work_description}}</w:t>
                       </w:r>
                       <w:r>
                         <w:rPr>
@@ -3724,7 +3728,7 @@
                           <w:szCs w:val="18"/>
                           <w:u w:val="single"/>
                         </w:rPr>
-                        <w:t>:</w:t>
+                        <w:t/>
                       </w:r>
                       <w:r>
                         <w:rPr>
@@ -3734,7 +3738,7 @@
                           <w:szCs w:val="18"/>
                           <w:u w:val="single"/>
                         </w:rPr>
-                        <w:t xml:space="preserve"> per Spec 03</w:t>
+                        <w:t xml:space="preserve"/>
                       </w:r>
                       <w:r>
                         <w:rPr>
@@ -3745,7 +3749,7 @@
                           <w:highlight w:val="yellow"/>
                           <w:u w:val="single"/>
                         </w:rPr>
-                        <w:t>5413</w:t>
+                        <w:t/>
                       </w:r>
                       <w:r>
                         <w:rPr>
@@ -3755,7 +3759,7 @@
                           <w:szCs w:val="18"/>
                           <w:u w:val="single"/>
                         </w:rPr>
-                        <w:t xml:space="preserve"> &amp; Drawings by xx Architects dated </w:t>
+                        <w:t xml:space="preserve"/>
                       </w:r>
                       <w:r>
                         <w:rPr>
@@ -3765,7 +3769,7 @@
                           <w:szCs w:val="18"/>
                           <w:u w:val="single"/>
                         </w:rPr>
-                        <w:t>4</w:t>
+                        <w:t/>
                       </w:r>
                       <w:r>
                         <w:rPr>
@@ -3775,7 +3779,7 @@
                           <w:szCs w:val="18"/>
                           <w:u w:val="single"/>
                         </w:rPr>
-                        <w:t>/</w:t>
+                        <w:t/>
                       </w:r>
                       <w:r>
                         <w:rPr>
@@ -3785,7 +3789,7 @@
                           <w:szCs w:val="18"/>
                           <w:u w:val="single"/>
                         </w:rPr>
-                        <w:t>1/2</w:t>
+                        <w:t/>
                       </w:r>
                       <w:r>
                         <w:rPr>
@@ -3795,16 +3799,16 @@
                           <w:szCs w:val="18"/>
                           <w:u w:val="single"/>
                         </w:rPr>
-                        <w:t>6</w:t>
-                      </w:r>
-                      <w:r>
-                        <w:rPr>
-                          <w:rFonts w:ascii="Zetta Serif Book" w:hAnsi="Zetta Serif Book"/>
-                          <w:color w:val="404040" w:themeColor="text1" w:themeTint="BF"/>
-                          <w:sz w:val="18"/>
-                          <w:szCs w:val="18"/>
-                        </w:rPr>
-                        <w:t xml:space="preserve"> </w:t>
+                        <w:t/>
+                      </w:r>
+                      <w:r>
+                        <w:rPr>
+                          <w:rFonts w:ascii="Zetta Serif Book" w:hAnsi="Zetta Serif Book"/>
+                          <w:color w:val="404040" w:themeColor="text1" w:themeTint="BF"/>
+                          <w:sz w:val="18"/>
+                          <w:szCs w:val="18"/>
+                        </w:rPr>
+                        <w:t xml:space="preserve"/>
                       </w:r>
                       <w:r>
                         <w:rPr>
@@ -3816,7 +3820,7 @@
                           <w:szCs w:val="18"/>
                           <w:highlight w:val="yellow"/>
                         </w:rPr>
-                        <w:t>(</w:t>
+                        <w:t/>
                       </w:r>
                       <w:r>
                         <w:rPr>
@@ -3829,7 +3833,7 @@
                           <w:highlight w:val="yellow"/>
                           <w:u w:val="single"/>
                         </w:rPr>
-                        <w:t>NO spec</w:t>
+                        <w:t/>
                       </w:r>
                       <w:r>
                         <w:rPr>
@@ -3841,7 +3845,7 @@
                           <w:szCs w:val="18"/>
                           <w:highlight w:val="yellow"/>
                         </w:rPr>
-                        <w:t>)</w:t>
+                        <w:t/>
                       </w:r>
                     </w:p>
                     <w:p>
@@ -3918,7 +3922,7 @@
                           <w:sz w:val="18"/>
                           <w:szCs w:val="18"/>
                         </w:rPr>
-                        <w:t>Based</w:t>
+                        <w:t xml:space="preserve">Based on {{gyp_soft_sf}} sf of {{gyp_soft_thickness}} USG Levelrock 2500 Gypsum Floor Topping at 2,500 psi over &gt;3/4" plywood </w:t>
                       </w:r>
                       <w:r>
                         <w:rPr>
@@ -3927,7 +3931,7 @@
                           <w:sz w:val="17"/>
                           <w:szCs w:val="17"/>
                         </w:rPr>
-                        <w:t xml:space="preserve"> on </w:t>
+                        <w:t xml:space="preserve"/>
                       </w:r>
                       <w:r>
                         <w:rPr>
@@ -3939,7 +3943,7 @@
                           <w:szCs w:val="18"/>
                           <w:u w:val="single"/>
                         </w:rPr>
-                        <w:t xml:space="preserve">xx </w:t>
+                        <w:t xml:space="preserve"/>
                       </w:r>
                       <w:r>
                         <w:rPr>
@@ -3951,7 +3955,7 @@
                           <w:szCs w:val="16"/>
                           <w:u w:val="single"/>
                         </w:rPr>
-                        <w:t>sf</w:t>
+                        <w:t/>
                       </w:r>
                       <w:r>
                         <w:rPr>
@@ -3960,7 +3964,7 @@
                           <w:sz w:val="16"/>
                           <w:szCs w:val="16"/>
                         </w:rPr>
-                        <w:t> </w:t>
+                        <w:t/>
                       </w:r>
                       <w:r>
                         <w:rPr>
@@ -3969,7 +3973,7 @@
                           <w:sz w:val="17"/>
                           <w:szCs w:val="17"/>
                         </w:rPr>
-                        <w:t xml:space="preserve">of </w:t>
+                        <w:t xml:space="preserve"/>
                       </w:r>
                       <w:r>
                         <w:rPr>
@@ -3981,7 +3985,7 @@
                           <w:szCs w:val="17"/>
                           <w:u w:val="single"/>
                         </w:rPr>
-                        <w:t>x</w:t>
+                        <w:t/>
                       </w:r>
                       <w:r>
                         <w:rPr>
@@ -3993,7 +3997,7 @@
                           <w:szCs w:val="17"/>
                           <w:u w:val="single"/>
                         </w:rPr>
-                        <w:t>/</w:t>
+                        <w:t/>
                       </w:r>
                       <w:r>
                         <w:rPr>
@@ -4005,7 +4009,7 @@
                           <w:szCs w:val="17"/>
                           <w:u w:val="single"/>
                         </w:rPr>
-                        <w:t>x</w:t>
+                        <w:t/>
                       </w:r>
                       <w:r>
                         <w:rPr>
@@ -4016,7 +4020,7 @@
                           <w:sz w:val="17"/>
                           <w:szCs w:val="17"/>
                         </w:rPr>
-                        <w:t>" </w:t>
+                        <w:t/>
                       </w:r>
                       <w:r>
                         <w:rPr>
@@ -4026,7 +4030,7 @@
                           <w:szCs w:val="18"/>
                           <w:highlight w:val="yellow"/>
                         </w:rPr>
-                        <w:t>USG Levelrock</w:t>
+                        <w:t/>
                       </w:r>
                       <w:r>
                         <w:rPr>
@@ -4036,7 +4040,7 @@
                           <w:szCs w:val="17"/>
                           <w:highlight w:val="yellow"/>
                         </w:rPr>
-                        <w:t xml:space="preserve"> 2500</w:t>
+                        <w:t xml:space="preserve"/>
                       </w:r>
                       <w:r>
                         <w:rPr>
@@ -4046,16 +4050,16 @@
                           <w:szCs w:val="17"/>
                           <w:highlight w:val="yellow"/>
                         </w:rPr>
-                        <w:t xml:space="preserve"> </w:t>
-                      </w:r>
-                      <w:r>
-                        <w:rPr>
-                          <w:rFonts w:ascii="Zetta Serif Book" w:hAnsi="Zetta Serif Book"/>
-                          <w:color w:val="404040" w:themeColor="text1" w:themeTint="BF"/>
-                          <w:sz w:val="18"/>
-                          <w:szCs w:val="18"/>
-                        </w:rPr>
-                        <w:t xml:space="preserve">Gypsum Floor Topping </w:t>
+                        <w:t xml:space="preserve"/>
+                      </w:r>
+                      <w:r>
+                        <w:rPr>
+                          <w:rFonts w:ascii="Zetta Serif Book" w:hAnsi="Zetta Serif Book"/>
+                          <w:color w:val="404040" w:themeColor="text1" w:themeTint="BF"/>
+                          <w:sz w:val="18"/>
+                          <w:szCs w:val="18"/>
+                        </w:rPr>
+                        <w:t xml:space="preserve"/>
                       </w:r>
                       <w:r>
                         <w:rPr>
@@ -4064,7 +4068,7 @@
                           <w:sz w:val="16"/>
                           <w:szCs w:val="16"/>
                         </w:rPr>
-                        <w:t xml:space="preserve">at </w:t>
+                        <w:t xml:space="preserve"/>
                       </w:r>
                       <w:r>
                         <w:rPr>
@@ -4077,7 +4081,7 @@
                           <w:highlight w:val="cyan"/>
                           <w:u w:val="single"/>
                         </w:rPr>
-                        <w:t>2,5</w:t>
+                        <w:t/>
                       </w:r>
                       <w:r>
                         <w:rPr>
@@ -4089,7 +4093,7 @@
                           <w:szCs w:val="18"/>
                           <w:u w:val="single"/>
                         </w:rPr>
-                        <w:t>00</w:t>
+                        <w:t/>
                       </w:r>
                       <w:r>
                         <w:rPr>
@@ -4101,7 +4105,7 @@
                           <w:szCs w:val="16"/>
                           <w:u w:val="single"/>
                         </w:rPr>
-                        <w:t xml:space="preserve"> psi</w:t>
+                        <w:t xml:space="preserve"/>
                       </w:r>
                       <w:r>
                         <w:rPr>
@@ -4110,7 +4114,7 @@
                           <w:sz w:val="16"/>
                           <w:szCs w:val="16"/>
                         </w:rPr>
-                        <w:t xml:space="preserve"> </w:t>
+                        <w:t xml:space="preserve"/>
                       </w:r>
                       <w:r>
                         <w:rPr>
@@ -4119,7 +4123,7 @@
                           <w:sz w:val="17"/>
                           <w:szCs w:val="17"/>
                         </w:rPr>
-                        <w:t xml:space="preserve">over </w:t>
+                        <w:t xml:space="preserve"/>
                       </w:r>
                       <w:r>
                         <w:rPr>
@@ -4129,7 +4133,7 @@
                           <w:szCs w:val="16"/>
                           <w:u w:val="single"/>
                         </w:rPr>
-                        <w:t>&gt;</w:t>
+                        <w:t/>
                       </w:r>
                       <w:r>
                         <w:rPr>
@@ -4138,16 +4142,16 @@
                           <w:sz w:val="16"/>
                           <w:szCs w:val="16"/>
                         </w:rPr>
-                        <w:t>3/4</w:t>
-                      </w:r>
-                      <w:r>
-                        <w:rPr>
-                          <w:rFonts w:ascii="Zetta Serif Book" w:hAnsi="Zetta Serif Book"/>
-                          <w:color w:val="404040" w:themeColor="text1" w:themeTint="BF"/>
-                          <w:sz w:val="18"/>
-                          <w:szCs w:val="18"/>
-                        </w:rPr>
-                        <w:t>"</w:t>
+                        <w:t/>
+                      </w:r>
+                      <w:r>
+                        <w:rPr>
+                          <w:rFonts w:ascii="Zetta Serif Book" w:hAnsi="Zetta Serif Book"/>
+                          <w:color w:val="404040" w:themeColor="text1" w:themeTint="BF"/>
+                          <w:sz w:val="18"/>
+                          <w:szCs w:val="18"/>
+                        </w:rPr>
+                        <w:t/>
                       </w:r>
                       <w:r>
                         <w:rPr>
@@ -4156,7 +4160,7 @@
                           <w:sz w:val="16"/>
                           <w:szCs w:val="16"/>
                         </w:rPr>
-                        <w:t xml:space="preserve"> </w:t>
+                        <w:t xml:space="preserve"/>
                       </w:r>
                       <w:r>
                         <w:rPr>
@@ -4165,7 +4169,7 @@
                           <w:sz w:val="17"/>
                           <w:szCs w:val="17"/>
                         </w:rPr>
-                        <w:t xml:space="preserve">plywood </w:t>
+                        <w:t xml:space="preserve"/>
                       </w:r>
                     </w:p>
                     <w:p>
@@ -4279,7 +4283,7 @@
                           <w:sz w:val="18"/>
                           <w:szCs w:val="18"/>
                         </w:rPr>
-                        <w:t>Based</w:t>
+                        <w:t xml:space="preserve">Based on {{gyp_hard_sf}} sf of {{gyp_hard_thickness}} USG Levelrock 2500 Gypsum Floor Topping at 2,500 psi over 1/8" – SAM-N12 </w:t>
                       </w:r>
                       <w:r>
                         <w:rPr>
@@ -4288,7 +4292,7 @@
                           <w:sz w:val="17"/>
                           <w:szCs w:val="17"/>
                         </w:rPr>
-                        <w:t xml:space="preserve"> on </w:t>
+                        <w:t xml:space="preserve"/>
                       </w:r>
                       <w:r>
                         <w:rPr>
@@ -4300,7 +4304,7 @@
                           <w:szCs w:val="18"/>
                           <w:u w:val="single"/>
                         </w:rPr>
-                        <w:t xml:space="preserve">xx </w:t>
+                        <w:t xml:space="preserve"/>
                       </w:r>
                       <w:r>
                         <w:rPr>
@@ -4312,7 +4316,7 @@
                           <w:szCs w:val="16"/>
                           <w:u w:val="single"/>
                         </w:rPr>
-                        <w:t>sf</w:t>
+                        <w:t/>
                       </w:r>
                       <w:r>
                         <w:rPr>
@@ -4321,7 +4325,7 @@
                           <w:sz w:val="16"/>
                           <w:szCs w:val="16"/>
                         </w:rPr>
-                        <w:t> </w:t>
+                        <w:t/>
                       </w:r>
                       <w:r>
                         <w:rPr>
@@ -4330,7 +4334,7 @@
                           <w:sz w:val="17"/>
                           <w:szCs w:val="17"/>
                         </w:rPr>
-                        <w:t>of </w:t>
+                        <w:t/>
                       </w:r>
                       <w:r>
                         <w:rPr>
@@ -4342,7 +4346,7 @@
                           <w:szCs w:val="17"/>
                           <w:u w:val="single"/>
                         </w:rPr>
-                        <w:t>x</w:t>
+                        <w:t/>
                       </w:r>
                       <w:r>
                         <w:rPr>
@@ -4354,7 +4358,7 @@
                           <w:szCs w:val="17"/>
                           <w:u w:val="single"/>
                         </w:rPr>
-                        <w:t>/</w:t>
+                        <w:t/>
                       </w:r>
                       <w:r>
                         <w:rPr>
@@ -4366,7 +4370,7 @@
                           <w:szCs w:val="17"/>
                           <w:u w:val="single"/>
                         </w:rPr>
-                        <w:t>x</w:t>
+                        <w:t/>
                       </w:r>
                       <w:r>
                         <w:rPr>
@@ -4377,7 +4381,7 @@
                           <w:sz w:val="17"/>
                           <w:szCs w:val="17"/>
                         </w:rPr>
-                        <w:t>" </w:t>
+                        <w:t/>
                       </w:r>
                       <w:r>
                         <w:rPr>
@@ -4387,7 +4391,7 @@
                           <w:szCs w:val="18"/>
                           <w:highlight w:val="yellow"/>
                         </w:rPr>
-                        <w:t>USG Levelrock</w:t>
+                        <w:t/>
                       </w:r>
                       <w:r>
                         <w:rPr>
@@ -4397,7 +4401,7 @@
                           <w:szCs w:val="17"/>
                           <w:highlight w:val="yellow"/>
                         </w:rPr>
-                        <w:t xml:space="preserve"> 2500</w:t>
+                        <w:t xml:space="preserve"/>
                       </w:r>
                       <w:r>
                         <w:rPr>
@@ -4406,16 +4410,16 @@
                           <w:sz w:val="17"/>
                           <w:szCs w:val="17"/>
                         </w:rPr>
-                        <w:t xml:space="preserve"> </w:t>
-                      </w:r>
-                      <w:r>
-                        <w:rPr>
-                          <w:rFonts w:ascii="Zetta Serif Book" w:hAnsi="Zetta Serif Book"/>
-                          <w:color w:val="404040" w:themeColor="text1" w:themeTint="BF"/>
-                          <w:sz w:val="18"/>
-                          <w:szCs w:val="18"/>
-                        </w:rPr>
-                        <w:t>Gypsum Fl</w:t>
+                        <w:t xml:space="preserve"/>
+                      </w:r>
+                      <w:r>
+                        <w:rPr>
+                          <w:rFonts w:ascii="Zetta Serif Book" w:hAnsi="Zetta Serif Book"/>
+                          <w:color w:val="404040" w:themeColor="text1" w:themeTint="BF"/>
+                          <w:sz w:val="18"/>
+                          <w:szCs w:val="18"/>
+                        </w:rPr>
+                        <w:t/>
                       </w:r>
                       <w:r>
                         <w:rPr>
@@ -4424,16 +4428,16 @@
                           <w:sz w:val="17"/>
                           <w:szCs w:val="17"/>
                         </w:rPr>
-                        <w:t>oo</w:t>
-                      </w:r>
-                      <w:r>
-                        <w:rPr>
-                          <w:rFonts w:ascii="Zetta Serif Book" w:hAnsi="Zetta Serif Book"/>
-                          <w:color w:val="404040" w:themeColor="text1" w:themeTint="BF"/>
-                          <w:sz w:val="18"/>
-                          <w:szCs w:val="18"/>
-                        </w:rPr>
-                        <w:t>r Top</w:t>
+                        <w:t/>
+                      </w:r>
+                      <w:r>
+                        <w:rPr>
+                          <w:rFonts w:ascii="Zetta Serif Book" w:hAnsi="Zetta Serif Book"/>
+                          <w:color w:val="404040" w:themeColor="text1" w:themeTint="BF"/>
+                          <w:sz w:val="18"/>
+                          <w:szCs w:val="18"/>
+                        </w:rPr>
+                        <w:t/>
                       </w:r>
                       <w:r>
                         <w:rPr>
@@ -4442,7 +4446,7 @@
                           <w:sz w:val="17"/>
                           <w:szCs w:val="17"/>
                         </w:rPr>
-                        <w:t>ping</w:t>
+                        <w:t/>
                       </w:r>
                       <w:r>
                         <w:rPr>
@@ -4451,7 +4455,7 @@
                           <w:sz w:val="17"/>
                           <w:szCs w:val="17"/>
                         </w:rPr>
-                        <w:t xml:space="preserve"> </w:t>
+                        <w:t xml:space="preserve"/>
                       </w:r>
                       <w:r>
                         <w:rPr>
@@ -4460,7 +4464,7 @@
                           <w:sz w:val="16"/>
                           <w:szCs w:val="16"/>
                         </w:rPr>
-                        <w:t>at</w:t>
+                        <w:t/>
                       </w:r>
                       <w:r>
                         <w:rPr>
@@ -4469,7 +4473,7 @@
                           <w:sz w:val="16"/>
                           <w:szCs w:val="16"/>
                         </w:rPr>
-                        <w:t xml:space="preserve"> </w:t>
+                        <w:t xml:space="preserve"/>
                       </w:r>
                       <w:r>
                         <w:rPr>
@@ -4482,7 +4486,7 @@
                           <w:highlight w:val="cyan"/>
                           <w:u w:val="single"/>
                         </w:rPr>
-                        <w:t>2,5</w:t>
+                        <w:t/>
                       </w:r>
                       <w:r>
                         <w:rPr>
@@ -4494,7 +4498,7 @@
                           <w:szCs w:val="18"/>
                           <w:u w:val="single"/>
                         </w:rPr>
-                        <w:t>00</w:t>
+                        <w:t/>
                       </w:r>
                       <w:r>
                         <w:rPr>
@@ -4506,7 +4510,7 @@
                           <w:szCs w:val="16"/>
                           <w:u w:val="single"/>
                         </w:rPr>
-                        <w:t xml:space="preserve"> psi</w:t>
+                        <w:t xml:space="preserve"/>
                       </w:r>
                       <w:r>
                         <w:rPr>
@@ -4515,7 +4519,7 @@
                           <w:sz w:val="16"/>
                           <w:szCs w:val="16"/>
                         </w:rPr>
-                        <w:t xml:space="preserve"> </w:t>
+                        <w:t xml:space="preserve"/>
                       </w:r>
                       <w:r>
                         <w:rPr>
@@ -4524,7 +4528,7 @@
                           <w:sz w:val="17"/>
                           <w:szCs w:val="17"/>
                         </w:rPr>
-                        <w:t xml:space="preserve">over </w:t>
+                        <w:t xml:space="preserve"/>
                       </w:r>
                       <w:r>
                         <w:rPr>
@@ -4537,7 +4541,7 @@
                           <w:highlight w:val="yellow"/>
                           <w:u w:val="single"/>
                         </w:rPr>
-                        <w:t>1/8</w:t>
+                        <w:t/>
                       </w:r>
                       <w:r>
                         <w:rPr>
@@ -4550,7 +4554,7 @@
                           <w:highlight w:val="yellow"/>
                           <w:u w:val="single"/>
                         </w:rPr>
-                        <w:t>"</w:t>
+                        <w:t/>
                       </w:r>
                       <w:r>
                         <w:rPr>
@@ -4563,7 +4567,7 @@
                           <w:highlight w:val="yellow"/>
                           <w:u w:val="single"/>
                         </w:rPr>
-                        <w:t xml:space="preserve"> </w:t>
+                        <w:t xml:space="preserve"/>
                       </w:r>
                       <w:r>
                         <w:rPr>
@@ -4574,7 +4578,7 @@
                           <w:highlight w:val="yellow"/>
                           <w:u w:val="single"/>
                         </w:rPr>
-                        <w:t>–</w:t>
+                        <w:t/>
                       </w:r>
                       <w:r>
                         <w:rPr>
@@ -4587,7 +4591,7 @@
                           <w:highlight w:val="yellow"/>
                           <w:u w:val="single"/>
                         </w:rPr>
-                        <w:t xml:space="preserve"> </w:t>
+                        <w:t xml:space="preserve"/>
                       </w:r>
                       <w:r>
                         <w:rPr>
@@ -4600,7 +4604,7 @@
                           <w:highlight w:val="yellow"/>
                           <w:u w:val="single"/>
                         </w:rPr>
-                        <w:t>SAM</w:t>
+                        <w:t/>
                       </w:r>
                       <w:r>
                         <w:rPr>
@@ -4611,7 +4615,7 @@
                           <w:highlight w:val="yellow"/>
                           <w:u w:val="single"/>
                         </w:rPr>
-                        <w:t>-</w:t>
+                        <w:t/>
                       </w:r>
                       <w:r>
                         <w:rPr>
@@ -4624,7 +4628,7 @@
                           <w:highlight w:val="yellow"/>
                           <w:u w:val="single"/>
                         </w:rPr>
-                        <w:t>N12</w:t>
+                        <w:t/>
                       </w:r>
                       <w:r>
                         <w:rPr>
@@ -4636,7 +4640,7 @@
                           <w:szCs w:val="18"/>
                           <w:u w:val="single"/>
                         </w:rPr>
-                        <w:t xml:space="preserve"> </w:t>
+                        <w:t xml:space="preserve"/>
                       </w:r>
                     </w:p>
                     <w:p>
@@ -4808,7 +4812,7 @@
                           <w:sz w:val="18"/>
                           <w:szCs w:val="18"/>
                         </w:rPr>
-                        <w:t>Based</w:t>
+                        <w:t xml:space="preserve">Based on {{gyp_corridor_sf}} sf of {{gyp_corridor_thickness}} USG Levelrock 2500 Gypsum Floor Topping at 2,500 psi over &gt;3/4" plywood </w:t>
                       </w:r>
                       <w:r>
                         <w:rPr>
@@ -4817,7 +4821,7 @@
                           <w:sz w:val="17"/>
                           <w:szCs w:val="17"/>
                         </w:rPr>
-                        <w:t xml:space="preserve"> on </w:t>
+                        <w:t xml:space="preserve"/>
                       </w:r>
                       <w:r>
                         <w:rPr>
@@ -4829,7 +4833,7 @@
                           <w:szCs w:val="18"/>
                           <w:u w:val="single"/>
                         </w:rPr>
-                        <w:t xml:space="preserve">xx </w:t>
+                        <w:t xml:space="preserve"/>
                       </w:r>
                       <w:r>
                         <w:rPr>
@@ -4841,7 +4845,7 @@
                           <w:szCs w:val="16"/>
                           <w:u w:val="single"/>
                         </w:rPr>
-                        <w:t>sf</w:t>
+                        <w:t/>
                       </w:r>
                       <w:r>
                         <w:rPr>
@@ -4850,7 +4854,7 @@
                           <w:sz w:val="16"/>
                           <w:szCs w:val="16"/>
                         </w:rPr>
-                        <w:t> </w:t>
+                        <w:t/>
                       </w:r>
                       <w:r>
                         <w:rPr>
@@ -4859,7 +4863,7 @@
                           <w:sz w:val="17"/>
                           <w:szCs w:val="17"/>
                         </w:rPr>
-                        <w:t>of </w:t>
+                        <w:t/>
                       </w:r>
                       <w:r>
                         <w:rPr>
@@ -4871,7 +4875,7 @@
                           <w:szCs w:val="17"/>
                           <w:u w:val="single"/>
                         </w:rPr>
-                        <w:t>x</w:t>
+                        <w:t/>
                       </w:r>
                       <w:r>
                         <w:rPr>
@@ -4883,7 +4887,7 @@
                           <w:szCs w:val="17"/>
                           <w:u w:val="single"/>
                         </w:rPr>
-                        <w:t>/</w:t>
+                        <w:t/>
                       </w:r>
                       <w:r>
                         <w:rPr>
@@ -4895,7 +4899,7 @@
                           <w:szCs w:val="17"/>
                           <w:u w:val="single"/>
                         </w:rPr>
-                        <w:t>x</w:t>
+                        <w:t/>
                       </w:r>
                       <w:r>
                         <w:rPr>
@@ -4906,7 +4910,7 @@
                           <w:sz w:val="17"/>
                           <w:szCs w:val="17"/>
                         </w:rPr>
-                        <w:t xml:space="preserve">" </w:t>
+                        <w:t xml:space="preserve"/>
                       </w:r>
                       <w:r>
                         <w:rPr>
@@ -4916,7 +4920,7 @@
                           <w:szCs w:val="18"/>
                           <w:highlight w:val="yellow"/>
                         </w:rPr>
-                        <w:t>USG Levelrock</w:t>
+                        <w:t/>
                       </w:r>
                       <w:r>
                         <w:rPr>
@@ -4926,7 +4930,7 @@
                           <w:szCs w:val="17"/>
                           <w:highlight w:val="yellow"/>
                         </w:rPr>
-                        <w:t xml:space="preserve"> 2500</w:t>
+                        <w:t xml:space="preserve"/>
                       </w:r>
                       <w:r>
                         <w:rPr>
@@ -4935,25 +4939,25 @@
                           <w:sz w:val="17"/>
                           <w:szCs w:val="17"/>
                         </w:rPr>
-                        <w:t xml:space="preserve"> </w:t>
-                      </w:r>
-                      <w:r>
-                        <w:rPr>
-                          <w:rFonts w:ascii="Zetta Serif Book" w:hAnsi="Zetta Serif Book"/>
-                          <w:color w:val="404040" w:themeColor="text1" w:themeTint="BF"/>
-                          <w:sz w:val="18"/>
-                          <w:szCs w:val="18"/>
-                        </w:rPr>
-                        <w:t>Gypsum Floor Topping</w:t>
-                      </w:r>
-                      <w:r>
-                        <w:rPr>
-                          <w:rFonts w:ascii="Zetta Serif Book" w:hAnsi="Zetta Serif Book"/>
-                          <w:color w:val="404040" w:themeColor="text1" w:themeTint="BF"/>
-                          <w:sz w:val="18"/>
-                          <w:szCs w:val="18"/>
-                        </w:rPr>
-                        <w:t xml:space="preserve"> </w:t>
+                        <w:t xml:space="preserve"/>
+                      </w:r>
+                      <w:r>
+                        <w:rPr>
+                          <w:rFonts w:ascii="Zetta Serif Book" w:hAnsi="Zetta Serif Book"/>
+                          <w:color w:val="404040" w:themeColor="text1" w:themeTint="BF"/>
+                          <w:sz w:val="18"/>
+                          <w:szCs w:val="18"/>
+                        </w:rPr>
+                        <w:t/>
+                      </w:r>
+                      <w:r>
+                        <w:rPr>
+                          <w:rFonts w:ascii="Zetta Serif Book" w:hAnsi="Zetta Serif Book"/>
+                          <w:color w:val="404040" w:themeColor="text1" w:themeTint="BF"/>
+                          <w:sz w:val="18"/>
+                          <w:szCs w:val="18"/>
+                        </w:rPr>
+                        <w:t xml:space="preserve"/>
                       </w:r>
                       <w:r>
                         <w:rPr>
@@ -4962,7 +4966,7 @@
                           <w:sz w:val="16"/>
                           <w:szCs w:val="16"/>
                         </w:rPr>
-                        <w:t xml:space="preserve">at </w:t>
+                        <w:t xml:space="preserve"/>
                       </w:r>
                       <w:r>
                         <w:rPr>
@@ -4975,7 +4979,7 @@
                           <w:highlight w:val="cyan"/>
                           <w:u w:val="single"/>
                         </w:rPr>
-                        <w:t>2,5</w:t>
+                        <w:t/>
                       </w:r>
                       <w:r>
                         <w:rPr>
@@ -4987,7 +4991,7 @@
                           <w:szCs w:val="18"/>
                           <w:u w:val="single"/>
                         </w:rPr>
-                        <w:t>00</w:t>
+                        <w:t/>
                       </w:r>
                       <w:r>
                         <w:rPr>
@@ -4999,7 +5003,7 @@
                           <w:szCs w:val="16"/>
                           <w:u w:val="single"/>
                         </w:rPr>
-                        <w:t xml:space="preserve"> psi</w:t>
+                        <w:t xml:space="preserve"/>
                       </w:r>
                       <w:r>
                         <w:rPr>
@@ -5008,7 +5012,7 @@
                           <w:sz w:val="16"/>
                           <w:szCs w:val="16"/>
                         </w:rPr>
-                        <w:t xml:space="preserve"> </w:t>
+                        <w:t xml:space="preserve"/>
                       </w:r>
                       <w:r>
                         <w:rPr>
@@ -5017,7 +5021,7 @@
                           <w:sz w:val="17"/>
                           <w:szCs w:val="17"/>
                         </w:rPr>
-                        <w:t xml:space="preserve">over </w:t>
+                        <w:t xml:space="preserve"/>
                       </w:r>
                       <w:r>
                         <w:rPr>
@@ -5027,7 +5031,7 @@
                           <w:szCs w:val="16"/>
                           <w:u w:val="single"/>
                         </w:rPr>
-                        <w:t>&gt;</w:t>
+                        <w:t/>
                       </w:r>
                       <w:r>
                         <w:rPr>
@@ -5036,16 +5040,16 @@
                           <w:sz w:val="16"/>
                           <w:szCs w:val="16"/>
                         </w:rPr>
-                        <w:t>3/4</w:t>
-                      </w:r>
-                      <w:r>
-                        <w:rPr>
-                          <w:rFonts w:ascii="Zetta Serif Book" w:hAnsi="Zetta Serif Book"/>
-                          <w:color w:val="404040" w:themeColor="text1" w:themeTint="BF"/>
-                          <w:sz w:val="18"/>
-                          <w:szCs w:val="18"/>
-                        </w:rPr>
-                        <w:t>"</w:t>
+                        <w:t/>
+                      </w:r>
+                      <w:r>
+                        <w:rPr>
+                          <w:rFonts w:ascii="Zetta Serif Book" w:hAnsi="Zetta Serif Book"/>
+                          <w:color w:val="404040" w:themeColor="text1" w:themeTint="BF"/>
+                          <w:sz w:val="18"/>
+                          <w:szCs w:val="18"/>
+                        </w:rPr>
+                        <w:t/>
                       </w:r>
                       <w:r>
                         <w:rPr>
@@ -5054,7 +5058,7 @@
                           <w:sz w:val="16"/>
                           <w:szCs w:val="16"/>
                         </w:rPr>
-                        <w:t xml:space="preserve"> </w:t>
+                        <w:t xml:space="preserve"/>
                       </w:r>
                       <w:r>
                         <w:rPr>
@@ -5063,7 +5067,7 @@
                           <w:sz w:val="17"/>
                           <w:szCs w:val="17"/>
                         </w:rPr>
-                        <w:t xml:space="preserve">plywood </w:t>
+                        <w:t xml:space="preserve"/>
                       </w:r>
                     </w:p>
                     <w:p>
@@ -5203,7 +5207,7 @@
                           <w:sz w:val="18"/>
                           <w:szCs w:val="18"/>
                         </w:rPr>
-                        <w:t xml:space="preserve"> </w:t>
+                        <w:t xml:space="preserve"> {{exclusions}}</w:t>
                       </w:r>
                       <w:r>
                         <w:rPr>
@@ -5213,7 +5217,7 @@
                           <w:sz w:val="18"/>
                           <w:szCs w:val="18"/>
                         </w:rPr>
-                        <w:t xml:space="preserve">Sealer, </w:t>
+                        <w:t xml:space="preserve"/>
                       </w:r>
                       <w:r>
                         <w:rPr>
@@ -5223,7 +5227,7 @@
                           <w:sz w:val="18"/>
                           <w:szCs w:val="18"/>
                         </w:rPr>
-                        <w:t>R</w:t>
+                        <w:t/>
                       </w:r>
                       <w:r>
                         <w:rPr>
@@ -5233,7 +5237,7 @@
                           <w:sz w:val="18"/>
                           <w:szCs w:val="18"/>
                         </w:rPr>
-                        <w:t>emoval</w:t>
+                        <w:t/>
                       </w:r>
                       <w:r>
                         <w:rPr>
@@ -5243,7 +5247,7 @@
                           <w:sz w:val="17"/>
                           <w:szCs w:val="17"/>
                         </w:rPr>
-                        <w:t xml:space="preserve"> of </w:t>
+                        <w:t xml:space="preserve"/>
                       </w:r>
                       <w:r>
                         <w:rPr>
@@ -5253,7 +5257,7 @@
                           <w:sz w:val="18"/>
                           <w:szCs w:val="18"/>
                         </w:rPr>
-                        <w:t>ISO</w:t>
+                        <w:t/>
                       </w:r>
                       <w:r>
                         <w:rPr>
@@ -5263,7 +5267,7 @@
                           <w:sz w:val="17"/>
                           <w:szCs w:val="17"/>
                         </w:rPr>
-                        <w:t xml:space="preserve"> after </w:t>
+                        <w:t xml:space="preserve"/>
                       </w:r>
                       <w:r>
                         <w:rPr>
@@ -5273,7 +5277,7 @@
                           <w:sz w:val="18"/>
                           <w:szCs w:val="18"/>
                         </w:rPr>
-                        <w:t xml:space="preserve">pour, </w:t>
+                        <w:t xml:space="preserve"/>
                       </w:r>
                       <w:r>
                         <w:rPr>
@@ -5283,7 +5287,7 @@
                           <w:sz w:val="18"/>
                           <w:szCs w:val="18"/>
                         </w:rPr>
-                        <w:t>Credit</w:t>
+                        <w:t/>
                       </w:r>
                       <w:r>
                         <w:rPr>
@@ -5292,178 +5296,178 @@
                           <w:sz w:val="17"/>
                           <w:szCs w:val="17"/>
                         </w:rPr>
-                        <w:t xml:space="preserve"> for </w:t>
-                      </w:r>
-                      <w:r>
-                        <w:rPr>
-                          <w:rFonts w:ascii="Zetta Serif Book" w:hAnsi="Zetta Serif Book"/>
-                          <w:color w:val="404040" w:themeColor="text1" w:themeTint="BF"/>
-                          <w:sz w:val="18"/>
-                          <w:szCs w:val="18"/>
-                        </w:rPr>
-                        <w:t xml:space="preserve">unused </w:t>
-                      </w:r>
-                      <w:r>
-                        <w:rPr>
-                          <w:rFonts w:ascii="Zetta Serif Book" w:hAnsi="Zetta Serif Book"/>
-                          <w:color w:val="404040" w:themeColor="text1" w:themeTint="BF"/>
-                          <w:sz w:val="18"/>
-                          <w:szCs w:val="18"/>
-                        </w:rPr>
-                        <w:t>M</w:t>
-                      </w:r>
-                      <w:r>
-                        <w:rPr>
-                          <w:rFonts w:ascii="Zetta Serif Book" w:hAnsi="Zetta Serif Book"/>
-                          <w:color w:val="404040" w:themeColor="text1" w:themeTint="BF"/>
-                          <w:sz w:val="18"/>
-                          <w:szCs w:val="18"/>
-                        </w:rPr>
-                        <w:t>obs,</w:t>
-                      </w:r>
-                      <w:r>
-                        <w:rPr>
-                          <w:rFonts w:ascii="Zetta Serif Book" w:hAnsi="Zetta Serif Book"/>
-                          <w:color w:val="404040" w:themeColor="text1" w:themeTint="BF"/>
-                          <w:sz w:val="18"/>
-                          <w:szCs w:val="18"/>
-                        </w:rPr>
-                        <w:t xml:space="preserve"> water hook-up,</w:t>
-                      </w:r>
-                      <w:r>
-                        <w:rPr>
-                          <w:rFonts w:ascii="Zetta Serif Book" w:hAnsi="Zetta Serif Book"/>
-                          <w:color w:val="404040" w:themeColor="text1" w:themeTint="BF"/>
-                          <w:sz w:val="18"/>
-                          <w:szCs w:val="18"/>
-                        </w:rPr>
-                        <w:t xml:space="preserve"> form work, work on podium level or below, </w:t>
-                      </w:r>
-                      <w:r>
-                        <w:rPr>
-                          <w:rFonts w:ascii="Zetta Serif Book" w:hAnsi="Zetta Serif Book"/>
-                          <w:color w:val="404040" w:themeColor="text1" w:themeTint="BF"/>
-                          <w:sz w:val="18"/>
-                          <w:szCs w:val="18"/>
-                        </w:rPr>
-                        <w:t xml:space="preserve">pour stops, </w:t>
-                      </w:r>
-                      <w:r>
-                        <w:rPr>
-                          <w:rFonts w:ascii="Zetta Serif Book" w:hAnsi="Zetta Serif Book"/>
-                          <w:color w:val="404040" w:themeColor="text1" w:themeTint="BF"/>
-                          <w:sz w:val="18"/>
-                          <w:szCs w:val="18"/>
-                        </w:rPr>
-                        <w:t>pre</w:t>
-                      </w:r>
-                      <w:r>
-                        <w:rPr>
-                          <w:rFonts w:ascii="Zetta Serif Book" w:hAnsi="Zetta Serif Book"/>
-                          <w:color w:val="404040" w:themeColor="text1" w:themeTint="BF"/>
-                          <w:sz w:val="18"/>
-                          <w:szCs w:val="18"/>
-                        </w:rPr>
-                        <w:t>-</w:t>
-                      </w:r>
-                      <w:r>
-                        <w:rPr>
-                          <w:rFonts w:ascii="Zetta Serif Book" w:hAnsi="Zetta Serif Book"/>
-                          <w:color w:val="404040" w:themeColor="text1" w:themeTint="BF"/>
-                          <w:sz w:val="18"/>
-                          <w:szCs w:val="18"/>
-                        </w:rPr>
-                        <w:t xml:space="preserve">pours of tubs/showers or party walls, </w:t>
-                      </w:r>
-                      <w:r>
-                        <w:rPr>
-                          <w:rFonts w:ascii="Zetta Serif Book" w:hAnsi="Zetta Serif Book"/>
-                          <w:color w:val="404040" w:themeColor="text1" w:themeTint="BF"/>
-                          <w:sz w:val="18"/>
-                          <w:szCs w:val="18"/>
-                        </w:rPr>
-                        <w:t xml:space="preserve">metal lath or </w:t>
-                      </w:r>
-                      <w:r>
-                        <w:rPr>
-                          <w:rFonts w:ascii="Zetta Serif Book" w:hAnsi="Zetta Serif Book"/>
-                          <w:color w:val="404040" w:themeColor="text1" w:themeTint="BF"/>
-                          <w:sz w:val="18"/>
-                          <w:szCs w:val="18"/>
-                        </w:rPr>
-                        <w:t xml:space="preserve">mesh reinforcements, </w:t>
-                      </w:r>
-                      <w:r>
-                        <w:rPr>
-                          <w:rFonts w:ascii="Zetta Serif Book" w:hAnsi="Zetta Serif Book"/>
-                          <w:color w:val="404040" w:themeColor="text1" w:themeTint="BF"/>
-                          <w:sz w:val="18"/>
-                          <w:szCs w:val="18"/>
-                        </w:rPr>
-                        <w:t>gyp under any threshold</w:t>
-                      </w:r>
-                      <w:r>
-                        <w:rPr>
-                          <w:rFonts w:ascii="Zetta Serif Book" w:hAnsi="Zetta Serif Book"/>
-                          <w:color w:val="404040" w:themeColor="text1" w:themeTint="BF"/>
-                          <w:sz w:val="18"/>
-                          <w:szCs w:val="18"/>
-                        </w:rPr>
-                        <w:t>s</w:t>
-                      </w:r>
-                      <w:r>
-                        <w:rPr>
-                          <w:rFonts w:ascii="Zetta Serif Book" w:hAnsi="Zetta Serif Book"/>
-                          <w:color w:val="404040" w:themeColor="text1" w:themeTint="BF"/>
-                          <w:sz w:val="18"/>
-                          <w:szCs w:val="18"/>
-                        </w:rPr>
-                        <w:t xml:space="preserve">, </w:t>
-                      </w:r>
-                      <w:r>
-                        <w:rPr>
-                          <w:rFonts w:ascii="Zetta Serif Book" w:hAnsi="Zetta Serif Book"/>
-                          <w:color w:val="404040" w:themeColor="text1" w:themeTint="BF"/>
-                          <w:sz w:val="18"/>
-                          <w:szCs w:val="18"/>
-                        </w:rPr>
-                        <w:t>stair</w:t>
-                      </w:r>
-                      <w:r>
-                        <w:rPr>
-                          <w:rFonts w:ascii="Zetta Serif Book" w:hAnsi="Zetta Serif Book"/>
-                          <w:color w:val="404040" w:themeColor="text1" w:themeTint="BF"/>
-                          <w:sz w:val="18"/>
-                          <w:szCs w:val="18"/>
-                        </w:rPr>
-                        <w:t xml:space="preserve"> </w:t>
-                      </w:r>
-                      <w:r>
-                        <w:rPr>
-                          <w:rFonts w:ascii="Zetta Serif Book" w:hAnsi="Zetta Serif Book"/>
-                          <w:color w:val="404040" w:themeColor="text1" w:themeTint="BF"/>
-                          <w:sz w:val="18"/>
-                          <w:szCs w:val="18"/>
-                        </w:rPr>
-                        <w:t>treads, lightweight conc</w:t>
-                      </w:r>
-                      <w:r>
-                        <w:rPr>
-                          <w:rFonts w:ascii="Zetta Serif Book" w:hAnsi="Zetta Serif Book"/>
-                          <w:color w:val="404040" w:themeColor="text1" w:themeTint="BF"/>
-                          <w:sz w:val="18"/>
-                          <w:szCs w:val="18"/>
-                        </w:rPr>
-                        <w:t>.</w:t>
-                      </w:r>
-                      <w:r>
-                        <w:rPr>
-                          <w:rFonts w:ascii="Zetta Serif Book" w:hAnsi="Zetta Serif Book"/>
-                          <w:color w:val="404040" w:themeColor="text1" w:themeTint="BF"/>
-                          <w:sz w:val="18"/>
-                          <w:szCs w:val="18"/>
-                        </w:rPr>
-                        <w:t xml:space="preserve">, </w:t>
+                        <w:t xml:space="preserve"/>
+                      </w:r>
+                      <w:r>
+                        <w:rPr>
+                          <w:rFonts w:ascii="Zetta Serif Book" w:hAnsi="Zetta Serif Book"/>
+                          <w:color w:val="404040" w:themeColor="text1" w:themeTint="BF"/>
+                          <w:sz w:val="18"/>
+                          <w:szCs w:val="18"/>
+                        </w:rPr>
+                        <w:t xml:space="preserve"/>
+                      </w:r>
+                      <w:r>
+                        <w:rPr>
+                          <w:rFonts w:ascii="Zetta Serif Book" w:hAnsi="Zetta Serif Book"/>
+                          <w:color w:val="404040" w:themeColor="text1" w:themeTint="BF"/>
+                          <w:sz w:val="18"/>
+                          <w:szCs w:val="18"/>
+                        </w:rPr>
+                        <w:t/>
+                      </w:r>
+                      <w:r>
+                        <w:rPr>
+                          <w:rFonts w:ascii="Zetta Serif Book" w:hAnsi="Zetta Serif Book"/>
+                          <w:color w:val="404040" w:themeColor="text1" w:themeTint="BF"/>
+                          <w:sz w:val="18"/>
+                          <w:szCs w:val="18"/>
+                        </w:rPr>
+                        <w:t/>
+                      </w:r>
+                      <w:r>
+                        <w:rPr>
+                          <w:rFonts w:ascii="Zetta Serif Book" w:hAnsi="Zetta Serif Book"/>
+                          <w:color w:val="404040" w:themeColor="text1" w:themeTint="BF"/>
+                          <w:sz w:val="18"/>
+                          <w:szCs w:val="18"/>
+                        </w:rPr>
+                        <w:t xml:space="preserve"/>
+                      </w:r>
+                      <w:r>
+                        <w:rPr>
+                          <w:rFonts w:ascii="Zetta Serif Book" w:hAnsi="Zetta Serif Book"/>
+                          <w:color w:val="404040" w:themeColor="text1" w:themeTint="BF"/>
+                          <w:sz w:val="18"/>
+                          <w:szCs w:val="18"/>
+                        </w:rPr>
+                        <w:t xml:space="preserve"/>
+                      </w:r>
+                      <w:r>
+                        <w:rPr>
+                          <w:rFonts w:ascii="Zetta Serif Book" w:hAnsi="Zetta Serif Book"/>
+                          <w:color w:val="404040" w:themeColor="text1" w:themeTint="BF"/>
+                          <w:sz w:val="18"/>
+                          <w:szCs w:val="18"/>
+                        </w:rPr>
+                        <w:t xml:space="preserve"/>
+                      </w:r>
+                      <w:r>
+                        <w:rPr>
+                          <w:rFonts w:ascii="Zetta Serif Book" w:hAnsi="Zetta Serif Book"/>
+                          <w:color w:val="404040" w:themeColor="text1" w:themeTint="BF"/>
+                          <w:sz w:val="18"/>
+                          <w:szCs w:val="18"/>
+                        </w:rPr>
+                        <w:t/>
+                      </w:r>
+                      <w:r>
+                        <w:rPr>
+                          <w:rFonts w:ascii="Zetta Serif Book" w:hAnsi="Zetta Serif Book"/>
+                          <w:color w:val="404040" w:themeColor="text1" w:themeTint="BF"/>
+                          <w:sz w:val="18"/>
+                          <w:szCs w:val="18"/>
+                        </w:rPr>
+                        <w:t/>
+                      </w:r>
+                      <w:r>
+                        <w:rPr>
+                          <w:rFonts w:ascii="Zetta Serif Book" w:hAnsi="Zetta Serif Book"/>
+                          <w:color w:val="404040" w:themeColor="text1" w:themeTint="BF"/>
+                          <w:sz w:val="18"/>
+                          <w:szCs w:val="18"/>
+                        </w:rPr>
+                        <w:t xml:space="preserve"/>
+                      </w:r>
+                      <w:r>
+                        <w:rPr>
+                          <w:rFonts w:ascii="Zetta Serif Book" w:hAnsi="Zetta Serif Book"/>
+                          <w:color w:val="404040" w:themeColor="text1" w:themeTint="BF"/>
+                          <w:sz w:val="18"/>
+                          <w:szCs w:val="18"/>
+                        </w:rPr>
+                        <w:t xml:space="preserve"/>
+                      </w:r>
+                      <w:r>
+                        <w:rPr>
+                          <w:rFonts w:ascii="Zetta Serif Book" w:hAnsi="Zetta Serif Book"/>
+                          <w:color w:val="404040" w:themeColor="text1" w:themeTint="BF"/>
+                          <w:sz w:val="18"/>
+                          <w:szCs w:val="18"/>
+                        </w:rPr>
+                        <w:t xml:space="preserve"/>
+                      </w:r>
+                      <w:r>
+                        <w:rPr>
+                          <w:rFonts w:ascii="Zetta Serif Book" w:hAnsi="Zetta Serif Book"/>
+                          <w:color w:val="404040" w:themeColor="text1" w:themeTint="BF"/>
+                          <w:sz w:val="18"/>
+                          <w:szCs w:val="18"/>
+                        </w:rPr>
+                        <w:t/>
+                      </w:r>
+                      <w:r>
+                        <w:rPr>
+                          <w:rFonts w:ascii="Zetta Serif Book" w:hAnsi="Zetta Serif Book"/>
+                          <w:color w:val="404040" w:themeColor="text1" w:themeTint="BF"/>
+                          <w:sz w:val="18"/>
+                          <w:szCs w:val="18"/>
+                        </w:rPr>
+                        <w:t/>
+                      </w:r>
+                      <w:r>
+                        <w:rPr>
+                          <w:rFonts w:ascii="Zetta Serif Book" w:hAnsi="Zetta Serif Book"/>
+                          <w:color w:val="404040" w:themeColor="text1" w:themeTint="BF"/>
+                          <w:sz w:val="18"/>
+                          <w:szCs w:val="18"/>
+                        </w:rPr>
+                        <w:t xml:space="preserve"/>
+                      </w:r>
+                      <w:r>
+                        <w:rPr>
+                          <w:rFonts w:ascii="Zetta Serif Book" w:hAnsi="Zetta Serif Book"/>
+                          <w:color w:val="404040" w:themeColor="text1" w:themeTint="BF"/>
+                          <w:sz w:val="18"/>
+                          <w:szCs w:val="18"/>
+                        </w:rPr>
+                        <w:t/>
+                      </w:r>
+                      <w:r>
+                        <w:rPr>
+                          <w:rFonts w:ascii="Zetta Serif Book" w:hAnsi="Zetta Serif Book"/>
+                          <w:color w:val="404040" w:themeColor="text1" w:themeTint="BF"/>
+                          <w:sz w:val="18"/>
+                          <w:szCs w:val="18"/>
+                        </w:rPr>
+                        <w:t xml:space="preserve"/>
+                      </w:r>
+                      <w:r>
+                        <w:rPr>
+                          <w:rFonts w:ascii="Zetta Serif Book" w:hAnsi="Zetta Serif Book"/>
+                          <w:color w:val="404040" w:themeColor="text1" w:themeTint="BF"/>
+                          <w:sz w:val="18"/>
+                          <w:szCs w:val="18"/>
+                        </w:rPr>
+                        <w:t/>
+                      </w:r>
+                      <w:r>
+                        <w:rPr>
+                          <w:rFonts w:ascii="Zetta Serif Book" w:hAnsi="Zetta Serif Book"/>
+                          <w:color w:val="404040" w:themeColor="text1" w:themeTint="BF"/>
+                          <w:sz w:val="18"/>
+                          <w:szCs w:val="18"/>
+                        </w:rPr>
+                        <w:t/>
+                      </w:r>
+                      <w:r>
+                        <w:rPr>
+                          <w:rFonts w:ascii="Zetta Serif Book" w:hAnsi="Zetta Serif Book"/>
+                          <w:color w:val="404040" w:themeColor="text1" w:themeTint="BF"/>
+                          <w:sz w:val="18"/>
+                          <w:szCs w:val="18"/>
+                        </w:rPr>
+                        <w:t xml:space="preserve"/>
                       </w:r>
                       <w:r>
                         <w:rPr>
@@ -5472,7 +5476,7 @@
                           <w:sz w:val="17"/>
                           <w:szCs w:val="17"/>
                         </w:rPr>
-                        <w:t xml:space="preserve">mechanical ventilation, any caulking, </w:t>
+                        <w:t xml:space="preserve"/>
                       </w:r>
                       <w:r>
                         <w:rPr>
@@ -5481,7 +5485,7 @@
                           <w:sz w:val="17"/>
                           <w:szCs w:val="17"/>
                         </w:rPr>
-                        <w:t xml:space="preserve">any leveling, </w:t>
+                        <w:t xml:space="preserve"/>
                       </w:r>
                       <w:r>
                         <w:rPr>
@@ -5490,7 +5494,7 @@
                           <w:sz w:val="17"/>
                           <w:szCs w:val="17"/>
                         </w:rPr>
-                        <w:t>P&amp;P Bonds</w:t>
+                        <w:t/>
                       </w:r>
                       <w:r>
                         <w:rPr>
@@ -5499,7 +5503,7 @@
                           <w:sz w:val="17"/>
                           <w:szCs w:val="17"/>
                         </w:rPr>
-                        <w:t>, traffic control (</w:t>
+                        <w:t/>
                       </w:r>
                       <w:r>
                         <w:rPr>
@@ -5508,7 +5512,7 @@
                           <w:sz w:val="16"/>
                           <w:szCs w:val="16"/>
                         </w:rPr>
-                        <w:t>provided by others</w:t>
+                        <w:t/>
                       </w:r>
                       <w:r>
                         <w:rPr>
@@ -5517,16 +5521,16 @@
                           <w:sz w:val="17"/>
                           <w:szCs w:val="17"/>
                         </w:rPr>
-                        <w:t>)</w:t>
-                      </w:r>
-                      <w:r>
-                        <w:rPr>
-                          <w:rFonts w:ascii="Zetta Serif Book" w:hAnsi="Zetta Serif Book"/>
-                          <w:color w:val="404040" w:themeColor="text1" w:themeTint="BF"/>
-                          <w:sz w:val="18"/>
-                          <w:szCs w:val="18"/>
-                        </w:rPr>
-                        <w:t>.</w:t>
+                        <w:t/>
+                      </w:r>
+                      <w:r>
+                        <w:rPr>
+                          <w:rFonts w:ascii="Zetta Serif Book" w:hAnsi="Zetta Serif Book"/>
+                          <w:color w:val="404040" w:themeColor="text1" w:themeTint="BF"/>
+                          <w:sz w:val="18"/>
+                          <w:szCs w:val="18"/>
+                        </w:rPr>
+                        <w:t/>
                       </w:r>
                     </w:p>
                     <w:p>
@@ -6795,52 +6799,52 @@
                                 <w:sz w:val="20"/>
                                 <w:szCs w:val="20"/>
                               </w:rPr>
-                              <w:t xml:space="preserve">$x </w:t>
-                            </w:r>
-                            <w:r>
-                              <w:rPr>
-                                <w:rFonts w:ascii="Zetta Serif Book" w:hAnsi="Zetta Serif Book"/>
-                                <w:color w:val="404040" w:themeColor="text1" w:themeTint="BF"/>
-                                <w:sz w:val="18"/>
-                                <w:szCs w:val="18"/>
-                              </w:rPr>
-                              <w:t xml:space="preserve">– </w:t>
-                            </w:r>
-                            <w:r>
-                              <w:rPr>
-                                <w:rFonts w:ascii="Zetta Serif Book" w:hAnsi="Zetta Serif Book"/>
-                                <w:color w:val="404040" w:themeColor="text1" w:themeTint="BF"/>
-                                <w:sz w:val="18"/>
-                                <w:szCs w:val="18"/>
-                              </w:rPr>
-                              <w:t>Gypsum Underlayment System</w:t>
-                            </w:r>
-                            <w:r>
-                              <w:rPr>
-                                <w:rFonts w:ascii="Zetta Serif Book" w:hAnsi="Zetta Serif Book"/>
-                                <w:color w:val="404040" w:themeColor="text1" w:themeTint="BF"/>
-                                <w:sz w:val="18"/>
-                                <w:szCs w:val="18"/>
-                              </w:rPr>
-                              <w:t xml:space="preserve"> </w:t>
-                            </w:r>
-                            <w:r>
-                              <w:rPr>
-                                <w:rFonts w:ascii="Zetta Serif Book" w:hAnsi="Zetta Serif Book"/>
-                                <w:color w:val="404040" w:themeColor="text1" w:themeTint="BF"/>
-                                <w:sz w:val="18"/>
-                                <w:szCs w:val="18"/>
-                              </w:rPr>
-                              <w:t>as described above</w:t>
-                            </w:r>
-                            <w:r>
-                              <w:rPr>
-                                <w:rFonts w:ascii="Zetta Serif Book" w:hAnsi="Zetta Serif Book"/>
-                                <w:color w:val="404040" w:themeColor="text1" w:themeTint="BF"/>
-                                <w:sz w:val="18"/>
-                                <w:szCs w:val="18"/>
-                              </w:rPr>
-                              <w:t xml:space="preserve"> </w:t>
+                              <w:t xml:space="preserve">{{base_bid_formatted}} – Gypsum Underlayment System as described above (material sales tax INCLUDED)</w:t>
+                            </w:r>
+                            <w:r>
+                              <w:rPr>
+                                <w:rFonts w:ascii="Zetta Serif Book" w:hAnsi="Zetta Serif Book"/>
+                                <w:color w:val="404040" w:themeColor="text1" w:themeTint="BF"/>
+                                <w:sz w:val="18"/>
+                                <w:szCs w:val="18"/>
+                              </w:rPr>
+                              <w:t xml:space="preserve"/>
+                            </w:r>
+                            <w:r>
+                              <w:rPr>
+                                <w:rFonts w:ascii="Zetta Serif Book" w:hAnsi="Zetta Serif Book"/>
+                                <w:color w:val="404040" w:themeColor="text1" w:themeTint="BF"/>
+                                <w:sz w:val="18"/>
+                                <w:szCs w:val="18"/>
+                              </w:rPr>
+                              <w:t/>
+                            </w:r>
+                            <w:r>
+                              <w:rPr>
+                                <w:rFonts w:ascii="Zetta Serif Book" w:hAnsi="Zetta Serif Book"/>
+                                <w:color w:val="404040" w:themeColor="text1" w:themeTint="BF"/>
+                                <w:sz w:val="18"/>
+                                <w:szCs w:val="18"/>
+                              </w:rPr>
+                              <w:t xml:space="preserve"/>
+                            </w:r>
+                            <w:r>
+                              <w:rPr>
+                                <w:rFonts w:ascii="Zetta Serif Book" w:hAnsi="Zetta Serif Book"/>
+                                <w:color w:val="404040" w:themeColor="text1" w:themeTint="BF"/>
+                                <w:sz w:val="18"/>
+                                <w:szCs w:val="18"/>
+                              </w:rPr>
+                              <w:t/>
+                            </w:r>
+                            <w:r>
+                              <w:rPr>
+                                <w:rFonts w:ascii="Zetta Serif Book" w:hAnsi="Zetta Serif Book"/>
+                                <w:color w:val="404040" w:themeColor="text1" w:themeTint="BF"/>
+                                <w:sz w:val="18"/>
+                                <w:szCs w:val="18"/>
+                              </w:rPr>
+                              <w:t xml:space="preserve"/>
                             </w:r>
                             <w:r>
                               <w:rPr>
@@ -6851,7 +6855,7 @@
                                 <w:sz w:val="18"/>
                                 <w:szCs w:val="18"/>
                               </w:rPr>
-                              <w:t>(</w:t>
+                              <w:t/>
                             </w:r>
                             <w:r>
                               <w:rPr>
@@ -6862,7 +6866,7 @@
                                 <w:sz w:val="18"/>
                                 <w:szCs w:val="18"/>
                               </w:rPr>
-                              <w:t xml:space="preserve">material sales </w:t>
+                              <w:t xml:space="preserve"/>
                             </w:r>
                             <w:r>
                               <w:rPr>
@@ -6873,7 +6877,7 @@
                                 <w:sz w:val="18"/>
                                 <w:szCs w:val="18"/>
                               </w:rPr>
-                              <w:t xml:space="preserve">tax </w:t>
+                              <w:t xml:space="preserve"/>
                             </w:r>
                             <w:r>
                               <w:rPr>
@@ -6886,7 +6890,7 @@
                                 <w:highlight w:val="yellow"/>
                                 <w:u w:val="single"/>
                               </w:rPr>
-                              <w:t>IN</w:t>
+                              <w:t/>
                             </w:r>
                             <w:r>
                               <w:rPr>
@@ -6898,7 +6902,7 @@
                                 <w:szCs w:val="18"/>
                                 <w:highlight w:val="yellow"/>
                               </w:rPr>
-                              <w:t>CLUDED</w:t>
+                              <w:t/>
                             </w:r>
                             <w:r>
                               <w:rPr>
@@ -6909,7 +6913,7 @@
                                 <w:sz w:val="18"/>
                                 <w:szCs w:val="18"/>
                               </w:rPr>
-                              <w:t>)</w:t>
+                              <w:t/>
                             </w:r>
                           </w:p>
                           <w:p>
@@ -6935,7 +6939,7 @@
                                 <w:szCs w:val="18"/>
                                 <w:highlight w:val="yellow"/>
                               </w:rPr>
-                              <w:t>$</w:t>
+                              <w:t xml:space="preserve">{{material_tax_formatted}} – Material Sales Tax</w:t>
                             </w:r>
                             <w:r>
                               <w:rPr>
@@ -6945,7 +6949,7 @@
                                 <w:szCs w:val="18"/>
                                 <w:highlight w:val="yellow"/>
                               </w:rPr>
-                              <w:t xml:space="preserve">  </w:t>
+                              <w:t xml:space="preserve"/>
                             </w:r>
                             <w:r>
                               <w:rPr>
@@ -6955,7 +6959,7 @@
                                 <w:szCs w:val="18"/>
                                 <w:highlight w:val="yellow"/>
                               </w:rPr>
-                              <w:t>x –</w:t>
+                              <w:t/>
                             </w:r>
                             <w:r>
                               <w:rPr>
@@ -6965,7 +6969,7 @@
                                 <w:szCs w:val="18"/>
                                 <w:highlight w:val="yellow"/>
                               </w:rPr>
-                              <w:t xml:space="preserve"> </w:t>
+                              <w:t xml:space="preserve"/>
                             </w:r>
                             <w:r>
                               <w:rPr>
@@ -6975,7 +6979,7 @@
                                 <w:szCs w:val="18"/>
                                 <w:highlight w:val="yellow"/>
                               </w:rPr>
-                              <w:t>M</w:t>
+                              <w:t/>
                             </w:r>
                             <w:r>
                               <w:rPr>
@@ -6985,7 +6989,7 @@
                                 <w:szCs w:val="18"/>
                                 <w:highlight w:val="yellow"/>
                               </w:rPr>
-                              <w:t>a</w:t>
+                              <w:t/>
                             </w:r>
                             <w:r>
                               <w:rPr>
@@ -6995,16 +6999,16 @@
                                 <w:szCs w:val="18"/>
                                 <w:highlight w:val="yellow"/>
                               </w:rPr>
-                              <w:t>terial Sales</w:t>
-                            </w:r>
-                            <w:r>
-                              <w:rPr>
-                                <w:rFonts w:ascii="Zetta Serif Book" w:hAnsi="Zetta Serif Book"/>
-                                <w:color w:val="404040" w:themeColor="text1" w:themeTint="BF"/>
-                                <w:sz w:val="18"/>
-                                <w:szCs w:val="18"/>
-                              </w:rPr>
-                              <w:t xml:space="preserve"> Tax</w:t>
+                              <w:t/>
+                            </w:r>
+                            <w:r>
+                              <w:rPr>
+                                <w:rFonts w:ascii="Zetta Serif Book" w:hAnsi="Zetta Serif Book"/>
+                                <w:color w:val="404040" w:themeColor="text1" w:themeTint="BF"/>
+                                <w:sz w:val="18"/>
+                                <w:szCs w:val="18"/>
+                              </w:rPr>
+                              <w:t xml:space="preserve"/>
                             </w:r>
                           </w:p>
                           <w:p>
@@ -7031,7 +7035,7 @@
                                 <w:highlight w:val="yellow"/>
                                 <w:u w:val="single"/>
                               </w:rPr>
-                              <w:t>$</w:t>
+                              <w:t xml:space="preserve">{{tax_amount_formatted}} – Kansas Remodel Tax</w:t>
                             </w:r>
                             <w:r>
                               <w:rPr>
@@ -7042,7 +7046,7 @@
                                 <w:highlight w:val="yellow"/>
                                 <w:u w:val="single"/>
                               </w:rPr>
-                              <w:t xml:space="preserve">  </w:t>
+                              <w:t xml:space="preserve"/>
                             </w:r>
                             <w:r>
                               <w:rPr>
@@ -7053,7 +7057,7 @@
                                 <w:highlight w:val="yellow"/>
                                 <w:u w:val="single"/>
                               </w:rPr>
-                              <w:t xml:space="preserve">x </w:t>
+                              <w:t xml:space="preserve"/>
                             </w:r>
                             <w:r>
                               <w:rPr>
@@ -7063,16 +7067,16 @@
                                 <w:szCs w:val="18"/>
                                 <w:highlight w:val="yellow"/>
                               </w:rPr>
-                              <w:t>– Kansas</w:t>
-                            </w:r>
-                            <w:r>
-                              <w:rPr>
-                                <w:rFonts w:ascii="Zetta Serif Book" w:hAnsi="Zetta Serif Book"/>
-                                <w:color w:val="404040" w:themeColor="text1" w:themeTint="BF"/>
-                                <w:sz w:val="18"/>
-                                <w:szCs w:val="18"/>
-                              </w:rPr>
-                              <w:t xml:space="preserve"> Remodel Tax</w:t>
+                              <w:t/>
+                            </w:r>
+                            <w:r>
+                              <w:rPr>
+                                <w:rFonts w:ascii="Zetta Serif Book" w:hAnsi="Zetta Serif Book"/>
+                                <w:color w:val="404040" w:themeColor="text1" w:themeTint="BF"/>
+                                <w:sz w:val="18"/>
+                                <w:szCs w:val="18"/>
+                              </w:rPr>
+                              <w:t xml:space="preserve"/>
                             </w:r>
                           </w:p>
                           <w:p>
@@ -7097,16 +7101,16 @@
                                 <w:sz w:val="20"/>
                                 <w:szCs w:val="20"/>
                               </w:rPr>
-                              <w:t xml:space="preserve">$x </w:t>
-                            </w:r>
-                            <w:r>
-                              <w:rPr>
-                                <w:rFonts w:ascii="Zetta Serif Book" w:hAnsi="Zetta Serif Book"/>
-                                <w:color w:val="404040" w:themeColor="text1" w:themeTint="BF"/>
-                                <w:sz w:val="18"/>
-                                <w:szCs w:val="18"/>
-                              </w:rPr>
-                              <w:t>– Total</w:t>
+                              <w:t xml:space="preserve">{{total_formatted}} – Total</w:t>
+                            </w:r>
+                            <w:r>
+                              <w:rPr>
+                                <w:rFonts w:ascii="Zetta Serif Book" w:hAnsi="Zetta Serif Book"/>
+                                <w:color w:val="404040" w:themeColor="text1" w:themeTint="BF"/>
+                                <w:sz w:val="18"/>
+                                <w:szCs w:val="18"/>
+                              </w:rPr>
+                              <w:t/>
                             </w:r>
                           </w:p>
                           <w:p>
@@ -7143,7 +7147,7 @@
                                 <w:szCs w:val="18"/>
                                 <w:u w:val="single"/>
                               </w:rPr>
-                              <w:t>x</w:t>
+                              <w:t xml:space="preserve">{{mobilizations_line}}</w:t>
                             </w:r>
                             <w:r>
                               <w:rPr>
@@ -7155,7 +7159,7 @@
                                 <w:szCs w:val="18"/>
                                 <w:u w:val="single"/>
                               </w:rPr>
-                              <w:t>x</w:t>
+                              <w:t/>
                             </w:r>
                             <w:r>
                               <w:rPr>
@@ -7167,7 +7171,7 @@
                                 <w:szCs w:val="18"/>
                                 <w:u w:val="single"/>
                               </w:rPr>
-                              <w:t xml:space="preserve"> </w:t>
+                              <w:t xml:space="preserve"/>
                             </w:r>
                             <w:r>
                               <w:rPr>
@@ -7177,16 +7181,16 @@
                                 <w:szCs w:val="18"/>
                                 <w:u w:val="single"/>
                               </w:rPr>
-                              <w:t>Mobilizations to Site</w:t>
-                            </w:r>
-                            <w:r>
-                              <w:rPr>
-                                <w:rFonts w:ascii="Zetta Serif Book" w:hAnsi="Zetta Serif Book"/>
-                                <w:color w:val="404040" w:themeColor="text1" w:themeTint="BF"/>
-                                <w:sz w:val="18"/>
-                                <w:szCs w:val="18"/>
-                              </w:rPr>
-                              <w:t xml:space="preserve"> </w:t>
+                              <w:t/>
+                            </w:r>
+                            <w:r>
+                              <w:rPr>
+                                <w:rFonts w:ascii="Zetta Serif Book" w:hAnsi="Zetta Serif Book"/>
+                                <w:color w:val="404040" w:themeColor="text1" w:themeTint="BF"/>
+                                <w:sz w:val="18"/>
+                                <w:szCs w:val="18"/>
+                              </w:rPr>
+                              <w:t xml:space="preserve"/>
                             </w:r>
                             <w:r>
                               <w:rPr>
@@ -7197,7 +7201,7 @@
                                 <w:sz w:val="18"/>
                                 <w:szCs w:val="18"/>
                               </w:rPr>
-                              <w:t>(</w:t>
+                              <w:t/>
                             </w:r>
                             <w:r>
                               <w:rPr>
@@ -7208,7 +7212,7 @@
                                 <w:sz w:val="18"/>
                                 <w:szCs w:val="18"/>
                               </w:rPr>
-                              <w:t>x</w:t>
+                              <w:t/>
                             </w:r>
                             <w:r>
                               <w:rPr>
@@ -7219,7 +7223,7 @@
                                 <w:sz w:val="18"/>
                                 <w:szCs w:val="18"/>
                               </w:rPr>
-                              <w:t xml:space="preserve"> per building = </w:t>
+                              <w:t xml:space="preserve"/>
                             </w:r>
                             <w:r>
                               <w:rPr>
@@ -7230,7 +7234,7 @@
                                 <w:sz w:val="18"/>
                                 <w:szCs w:val="18"/>
                               </w:rPr>
-                              <w:t>x</w:t>
+                              <w:t/>
                             </w:r>
                             <w:r>
                               <w:rPr>
@@ -7241,16 +7245,16 @@
                                 <w:sz w:val="18"/>
                                 <w:szCs w:val="18"/>
                               </w:rPr>
-                              <w:t xml:space="preserve"> total)</w:t>
-                            </w:r>
-                            <w:r>
-                              <w:rPr>
-                                <w:rFonts w:ascii="Zetta Serif Book" w:hAnsi="Zetta Serif Book"/>
-                                <w:color w:val="404040" w:themeColor="text1" w:themeTint="BF"/>
-                                <w:sz w:val="18"/>
-                                <w:szCs w:val="18"/>
-                              </w:rPr>
-                              <w:t>.</w:t>
+                              <w:t xml:space="preserve"/>
+                            </w:r>
+                            <w:r>
+                              <w:rPr>
+                                <w:rFonts w:ascii="Zetta Serif Book" w:hAnsi="Zetta Serif Book"/>
+                                <w:color w:val="404040" w:themeColor="text1" w:themeTint="BF"/>
+                                <w:sz w:val="18"/>
+                                <w:szCs w:val="18"/>
+                              </w:rPr>
+                              <w:t/>
                             </w:r>
                           </w:p>
                           <w:p>
@@ -7264,35 +7268,8 @@
                             </w:pPr>
                           </w:p>
                           <w:p>
-                            <w:pPr>
-                              <w:rPr>
-                                <w:rFonts w:ascii="Zetta Serif Book" w:hAnsi="Zetta Serif Book"/>
-                                <w:bCs/>
-                                <w:color w:val="404040" w:themeColor="text1" w:themeTint="BF"/>
-                                <w:sz w:val="18"/>
-                                <w:szCs w:val="18"/>
-                              </w:rPr>
-                            </w:pPr>
-                            <w:r>
-                              <w:rPr>
-                                <w:rFonts w:ascii="Zetta Serif Book" w:hAnsi="Zetta Serif Book"/>
-                                <w:b/>
-                                <w:color w:val="404040" w:themeColor="text1" w:themeTint="BF"/>
-                                <w:sz w:val="18"/>
-                                <w:szCs w:val="18"/>
-                                <w:u w:val="single"/>
-                              </w:rPr>
-                              <w:t>Options</w:t>
-                            </w:r>
-                            <w:r>
-                              <w:rPr>
-                                <w:rFonts w:ascii="Zetta Serif Book" w:hAnsi="Zetta Serif Book"/>
-                                <w:bCs/>
-                                <w:color w:val="404040" w:themeColor="text1" w:themeTint="BF"/>
-                                <w:sz w:val="18"/>
-                                <w:szCs w:val="18"/>
-                              </w:rPr>
-                              <w:t>:</w:t>
+                            <w:r>
+                              <w:t xml:space="preserve">{{#has_options}}</w:t>
                             </w:r>
                           </w:p>
                           <w:p>
@@ -7301,11 +7278,48 @@
                                 <w:rFonts w:ascii="Zetta Serif Book" w:hAnsi="Zetta Serif Book"/>
                                 <w:bCs/>
                                 <w:color w:val="404040" w:themeColor="text1" w:themeTint="BF"/>
+                                <w:sz w:val="18"/>
+                                <w:szCs w:val="18"/>
+                              </w:rPr>
+                            </w:pPr>
+                            <w:r>
+                              <w:rPr>
+                                <w:rFonts w:ascii="Zetta Serif Book" w:hAnsi="Zetta Serif Book"/>
+                                <w:b/>
+                                <w:color w:val="404040" w:themeColor="text1" w:themeTint="BF"/>
+                                <w:sz w:val="18"/>
+                                <w:szCs w:val="18"/>
+                                <w:u w:val="single"/>
+                              </w:rPr>
+                              <w:t>Options</w:t>
+                            </w:r>
+                            <w:r>
+                              <w:rPr>
+                                <w:rFonts w:ascii="Zetta Serif Book" w:hAnsi="Zetta Serif Book"/>
+                                <w:bCs/>
+                                <w:color w:val="404040" w:themeColor="text1" w:themeTint="BF"/>
+                                <w:sz w:val="18"/>
+                                <w:szCs w:val="18"/>
+                              </w:rPr>
+                              <w:t>:</w:t>
+                            </w:r>
+                          </w:p>
+                          <w:p>
+                            <w:pPr>
+                              <w:rPr>
+                                <w:rFonts w:ascii="Zetta Serif Book" w:hAnsi="Zetta Serif Book"/>
+                                <w:bCs/>
+                                <w:color w:val="404040" w:themeColor="text1" w:themeTint="BF"/>
                                 <w:sz w:val="2"/>
                                 <w:szCs w:val="2"/>
                                 <w:u w:val="single"/>
                               </w:rPr>
                             </w:pPr>
+                          </w:p>
+                          <w:p>
+                            <w:r>
+                              <w:t xml:space="preserve">{{#price_line}}</w:t>
+                            </w:r>
                           </w:p>
                           <w:p>
                             <w:pPr>
@@ -7330,7 +7344,7 @@
                                 <w:sz w:val="18"/>
                                 <w:szCs w:val="18"/>
                               </w:rPr>
-                              <w:t xml:space="preserve">($x) – </w:t>
+                              <w:t xml:space="preserve">{{price_line.amount_formatted}} – {{price_line.label}}</w:t>
                             </w:r>
                             <w:r>
                               <w:rPr>
@@ -7341,705 +7355,17 @@
                                 <w:sz w:val="18"/>
                                 <w:szCs w:val="18"/>
                               </w:rPr>
-                              <w:t>Deduct VE for GrassWorx SC 190 Sound Mat, in lieu of USG’s sound mat described above.</w:t>
+                              <w:t/>
                             </w:r>
                           </w:p>
                           <w:p>
-                            <w:pPr>
-                              <w:pStyle w:val="ListParagraph"/>
-                              <w:numPr>
-                                <w:ilvl w:val="1"/>
-                                <w:numId w:val="3"/>
-                              </w:numPr>
-                              <w:ind w:left="1170" w:hanging="180"/>
-                              <w:rPr>
-                                <w:rFonts w:ascii="Zetta Serif Book" w:hAnsi="Zetta Serif Book"/>
-                                <w:color w:val="404040" w:themeColor="text1" w:themeTint="BF"/>
-                                <w:sz w:val="18"/>
-                                <w:szCs w:val="18"/>
-                              </w:rPr>
-                            </w:pPr>
-                            <w:r>
-                              <w:rPr>
-                                <w:rFonts w:ascii="Zetta Serif Book" w:hAnsi="Zetta Serif Book"/>
-                                <w:i/>
-                                <w:iCs/>
-                                <w:color w:val="404040" w:themeColor="text1" w:themeTint="BF"/>
-                                <w:sz w:val="17"/>
-                                <w:szCs w:val="17"/>
-                              </w:rPr>
-                              <w:t>Note: ^ Limited Warranty applies</w:t>
-                            </w:r>
-                            <w:r>
-                              <w:rPr>
-                                <w:rFonts w:ascii="Zetta Serif Book" w:hAnsi="Zetta Serif Book"/>
-                                <w:i/>
-                                <w:iCs/>
-                                <w:color w:val="404040" w:themeColor="text1" w:themeTint="BF"/>
-                                <w:sz w:val="18"/>
-                                <w:szCs w:val="18"/>
-                              </w:rPr>
-                              <w:t xml:space="preserve">. </w:t>
+                            <w:r>
+                              <w:t xml:space="preserve">{{/price_line}}</w:t>
                             </w:r>
                           </w:p>
                           <w:p>
-                            <w:pPr>
-                              <w:pStyle w:val="ListParagraph"/>
-                              <w:numPr>
-                                <w:ilvl w:val="0"/>
-                                <w:numId w:val="3"/>
-                              </w:numPr>
-                              <w:spacing w:line="276" w:lineRule="auto"/>
-                              <w:rPr>
-                                <w:rFonts w:ascii="Zetta Serif Book" w:hAnsi="Zetta Serif Book"/>
-                                <w:color w:val="404040" w:themeColor="text1" w:themeTint="BF"/>
-                                <w:sz w:val="18"/>
-                                <w:szCs w:val="18"/>
-                              </w:rPr>
-                            </w:pPr>
-                            <w:r>
-                              <w:rPr>
-                                <w:rFonts w:ascii="Zetta Serif Book" w:hAnsi="Zetta Serif Book"/>
-                                <w:i/>
-                                <w:iCs/>
-                                <w:color w:val="404040" w:themeColor="text1" w:themeTint="BF"/>
-                                <w:sz w:val="18"/>
-                                <w:szCs w:val="18"/>
-                              </w:rPr>
-                              <w:t xml:space="preserve">($x) – Deduct to reduce </w:t>
-                            </w:r>
-                            <w:r>
-                              <w:rPr>
-                                <w:rFonts w:ascii="Zetta Serif Book" w:hAnsi="Zetta Serif Book"/>
-                                <w:i/>
-                                <w:iCs/>
-                                <w:color w:val="404040" w:themeColor="text1" w:themeTint="BF"/>
-                                <w:sz w:val="18"/>
-                                <w:szCs w:val="18"/>
-                                <w:u w:val="single"/>
-                              </w:rPr>
-                              <w:t>Gypsum</w:t>
-                            </w:r>
-                            <w:r>
-                              <w:rPr>
-                                <w:rFonts w:ascii="Zetta Serif Book" w:hAnsi="Zetta Serif Book"/>
-                                <w:i/>
-                                <w:iCs/>
-                                <w:color w:val="404040" w:themeColor="text1" w:themeTint="BF"/>
-                                <w:sz w:val="18"/>
-                                <w:szCs w:val="18"/>
-                              </w:rPr>
-                              <w:t xml:space="preserve"> </w:t>
-                            </w:r>
-                            <w:r>
-                              <w:rPr>
-                                <w:rFonts w:ascii="Zetta Serif Book" w:hAnsi="Zetta Serif Book"/>
-                                <w:i/>
-                                <w:iCs/>
-                                <w:color w:val="404040" w:themeColor="text1" w:themeTint="BF"/>
-                                <w:sz w:val="17"/>
-                                <w:szCs w:val="17"/>
-                              </w:rPr>
-                              <w:t>to</w:t>
-                            </w:r>
-                            <w:r>
-                              <w:rPr>
-                                <w:rFonts w:ascii="Zetta Serif Book" w:hAnsi="Zetta Serif Book"/>
-                                <w:i/>
-                                <w:iCs/>
-                                <w:color w:val="404040" w:themeColor="text1" w:themeTint="BF"/>
-                                <w:sz w:val="18"/>
-                                <w:szCs w:val="18"/>
-                              </w:rPr>
-                              <w:t xml:space="preserve"> </w:t>
-                            </w:r>
-                            <w:r>
-                              <w:rPr>
-                                <w:rFonts w:ascii="Zetta Serif Book" w:hAnsi="Zetta Serif Book"/>
-                                <w:b/>
-                                <w:bCs/>
-                                <w:i/>
-                                <w:iCs/>
-                                <w:color w:val="404040" w:themeColor="text1" w:themeTint="BF"/>
-                                <w:sz w:val="18"/>
-                                <w:szCs w:val="18"/>
-                                <w:u w:val="single"/>
-                              </w:rPr>
-                              <w:t>3/4</w:t>
-                            </w:r>
-                            <w:r>
-                              <w:rPr>
-                                <w:rFonts w:ascii="Zetta Serif Book" w:hAnsi="Zetta Serif Book"/>
-                                <w:i/>
-                                <w:iCs/>
-                                <w:color w:val="404040" w:themeColor="text1" w:themeTint="BF"/>
-                                <w:sz w:val="18"/>
-                                <w:szCs w:val="18"/>
-                                <w:u w:val="single"/>
-                              </w:rPr>
-                              <w:t>" thickness</w:t>
-                            </w:r>
-                            <w:r>
-                              <w:rPr>
-                                <w:rFonts w:ascii="Zetta Serif Book" w:hAnsi="Zetta Serif Book"/>
-                                <w:i/>
-                                <w:iCs/>
-                                <w:color w:val="404040" w:themeColor="text1" w:themeTint="BF"/>
-                                <w:sz w:val="18"/>
-                                <w:szCs w:val="18"/>
-                              </w:rPr>
-                              <w:t xml:space="preserve"> and </w:t>
-                            </w:r>
-                            <w:r>
-                              <w:rPr>
-                                <w:rFonts w:ascii="Zetta Serif Book" w:hAnsi="Zetta Serif Book"/>
-                                <w:i/>
-                                <w:iCs/>
-                                <w:color w:val="404040" w:themeColor="text1" w:themeTint="BF"/>
-                                <w:sz w:val="18"/>
-                                <w:szCs w:val="18"/>
-                                <w:u w:val="single"/>
-                              </w:rPr>
-                              <w:t>Sound Mat</w:t>
-                            </w:r>
-                            <w:r>
-                              <w:rPr>
-                                <w:rFonts w:ascii="Zetta Serif Book" w:hAnsi="Zetta Serif Book"/>
-                                <w:i/>
-                                <w:iCs/>
-                                <w:color w:val="404040" w:themeColor="text1" w:themeTint="BF"/>
-                                <w:sz w:val="18"/>
-                                <w:szCs w:val="18"/>
-                              </w:rPr>
-                              <w:t xml:space="preserve"> </w:t>
-                            </w:r>
-                            <w:r>
-                              <w:rPr>
-                                <w:rFonts w:ascii="Zetta Serif Book" w:hAnsi="Zetta Serif Book"/>
-                                <w:i/>
-                                <w:iCs/>
-                                <w:color w:val="404040" w:themeColor="text1" w:themeTint="BF"/>
-                                <w:sz w:val="17"/>
-                                <w:szCs w:val="17"/>
-                              </w:rPr>
-                              <w:t>to</w:t>
-                            </w:r>
-                            <w:r>
-                              <w:rPr>
-                                <w:rFonts w:ascii="Zetta Serif Book" w:hAnsi="Zetta Serif Book"/>
-                                <w:i/>
-                                <w:iCs/>
-                                <w:color w:val="404040" w:themeColor="text1" w:themeTint="BF"/>
-                                <w:sz w:val="18"/>
-                                <w:szCs w:val="18"/>
-                              </w:rPr>
-                              <w:t xml:space="preserve"> </w:t>
-                            </w:r>
-                            <w:r>
-                              <w:rPr>
-                                <w:rFonts w:ascii="Zetta Serif Book" w:hAnsi="Zetta Serif Book"/>
-                                <w:b/>
-                                <w:bCs/>
-                                <w:i/>
-                                <w:iCs/>
-                                <w:color w:val="404040" w:themeColor="text1" w:themeTint="BF"/>
-                                <w:sz w:val="18"/>
-                                <w:szCs w:val="18"/>
-                                <w:u w:val="single"/>
-                              </w:rPr>
-                              <w:t>3/16</w:t>
-                            </w:r>
-                            <w:r>
-                              <w:rPr>
-                                <w:rFonts w:ascii="Zetta Serif Book" w:hAnsi="Zetta Serif Book"/>
-                                <w:i/>
-                                <w:iCs/>
-                                <w:color w:val="404040" w:themeColor="text1" w:themeTint="BF"/>
-                                <w:sz w:val="18"/>
-                                <w:szCs w:val="18"/>
-                              </w:rPr>
-                              <w:t xml:space="preserve">” </w:t>
-                            </w:r>
-                            <w:r>
-                              <w:rPr>
-                                <w:rFonts w:ascii="Zetta Serif Book" w:hAnsi="Zetta Serif Book"/>
-                                <w:i/>
-                                <w:iCs/>
-                                <w:color w:val="404040" w:themeColor="text1" w:themeTint="BF"/>
-                                <w:sz w:val="17"/>
-                                <w:szCs w:val="17"/>
-                              </w:rPr>
-                              <w:t>for</w:t>
-                            </w:r>
-                            <w:r>
-                              <w:rPr>
-                                <w:rFonts w:ascii="Zetta Serif Book" w:hAnsi="Zetta Serif Book"/>
-                                <w:i/>
-                                <w:iCs/>
-                                <w:color w:val="404040" w:themeColor="text1" w:themeTint="BF"/>
-                                <w:sz w:val="18"/>
-                                <w:szCs w:val="18"/>
-                              </w:rPr>
-                              <w:t xml:space="preserve"> </w:t>
-                            </w:r>
-                            <w:r>
-                              <w:rPr>
-                                <w:rFonts w:ascii="Zetta Serif Book" w:hAnsi="Zetta Serif Book"/>
-                                <w:i/>
-                                <w:iCs/>
-                                <w:color w:val="404040" w:themeColor="text1" w:themeTint="BF"/>
-                                <w:sz w:val="18"/>
-                                <w:szCs w:val="18"/>
-                                <w:u w:val="single"/>
-                              </w:rPr>
-                              <w:t xml:space="preserve">SAM-N12 </w:t>
-                            </w:r>
-                            <w:r>
-                              <w:rPr>
-                                <w:rFonts w:ascii="Zetta Serif Book" w:hAnsi="Zetta Serif Book"/>
-                                <w:b/>
-                                <w:bCs/>
-                                <w:i/>
-                                <w:iCs/>
-                                <w:color w:val="404040" w:themeColor="text1" w:themeTint="BF"/>
-                                <w:sz w:val="18"/>
-                                <w:szCs w:val="18"/>
-                                <w:u w:val="single"/>
-                              </w:rPr>
-                              <w:t>ULTRA</w:t>
-                            </w:r>
-                            <w:r>
-                              <w:rPr>
-                                <w:rFonts w:ascii="Zetta Serif Book" w:hAnsi="Zetta Serif Book"/>
-                                <w:i/>
-                                <w:iCs/>
-                                <w:color w:val="404040" w:themeColor="text1" w:themeTint="BF"/>
-                                <w:sz w:val="18"/>
-                                <w:szCs w:val="18"/>
-                              </w:rPr>
-                              <w:t>*.</w:t>
-                            </w:r>
-                          </w:p>
-                          <w:p>
-                            <w:pPr>
-                              <w:pStyle w:val="ListParagraph"/>
-                              <w:numPr>
-                                <w:ilvl w:val="1"/>
-                                <w:numId w:val="3"/>
-                              </w:numPr>
-                              <w:spacing w:line="300" w:lineRule="auto"/>
-                              <w:ind w:left="810" w:hanging="180"/>
-                              <w:rPr>
-                                <w:rFonts w:ascii="Zetta Serif Book" w:hAnsi="Zetta Serif Book"/>
-                                <w:color w:val="404040" w:themeColor="text1" w:themeTint="BF"/>
-                                <w:sz w:val="18"/>
-                                <w:szCs w:val="18"/>
-                              </w:rPr>
-                            </w:pPr>
-                            <w:r>
-                              <w:rPr>
-                                <w:rFonts w:ascii="Zetta Serif Book" w:hAnsi="Zetta Serif Book"/>
-                                <w:i/>
-                                <w:iCs/>
-                                <w:color w:val="404040" w:themeColor="text1" w:themeTint="BF"/>
-                                <w:sz w:val="18"/>
-                                <w:szCs w:val="18"/>
-                              </w:rPr>
-                              <w:t>*</w:t>
-                            </w:r>
-                            <w:r>
-                              <w:rPr>
-                                <w:rFonts w:ascii="Zetta Serif Book" w:hAnsi="Zetta Serif Book"/>
-                                <w:i/>
-                                <w:iCs/>
-                                <w:color w:val="404040" w:themeColor="text1" w:themeTint="BF"/>
-                                <w:sz w:val="17"/>
-                                <w:szCs w:val="17"/>
-                                <w:u w:val="single"/>
-                              </w:rPr>
-                              <w:t>ULTRA</w:t>
-                            </w:r>
-                            <w:r>
-                              <w:rPr>
-                                <w:rFonts w:ascii="Zetta Serif Book" w:hAnsi="Zetta Serif Book"/>
-                                <w:color w:val="404040" w:themeColor="text1" w:themeTint="BF"/>
-                                <w:sz w:val="17"/>
-                                <w:szCs w:val="17"/>
-                              </w:rPr>
-                              <w:t xml:space="preserve"> </w:t>
-                            </w:r>
-                            <w:r>
-                              <w:rPr>
-                                <w:rFonts w:ascii="Zetta Serif Book" w:hAnsi="Zetta Serif Book"/>
-                                <w:i/>
-                                <w:iCs/>
-                                <w:color w:val="404040" w:themeColor="text1" w:themeTint="BF"/>
-                                <w:sz w:val="17"/>
-                                <w:szCs w:val="17"/>
-                              </w:rPr>
-                              <w:t>mat will provide a better sound rating than the 1/4" called for, while using less gyp. material</w:t>
-                            </w:r>
-                            <w:r>
-                              <w:rPr>
-                                <w:rFonts w:ascii="Zetta Serif Book" w:hAnsi="Zetta Serif Book"/>
-                                <w:color w:val="404040" w:themeColor="text1" w:themeTint="BF"/>
-                                <w:sz w:val="18"/>
-                                <w:szCs w:val="18"/>
-                              </w:rPr>
-                              <w:t>.</w:t>
-                            </w:r>
-                          </w:p>
-                          <w:p>
-                            <w:pPr>
-                              <w:pStyle w:val="ListParagraph"/>
-                              <w:numPr>
-                                <w:ilvl w:val="0"/>
-                                <w:numId w:val="3"/>
-                              </w:numPr>
-                              <w:spacing w:line="276" w:lineRule="auto"/>
-                              <w:rPr>
-                                <w:rFonts w:ascii="Zetta Serif Book" w:hAnsi="Zetta Serif Book"/>
-                                <w:color w:val="404040" w:themeColor="text1" w:themeTint="BF"/>
-                                <w:sz w:val="18"/>
-                                <w:szCs w:val="18"/>
-                              </w:rPr>
-                            </w:pPr>
-                            <w:r>
-                              <w:rPr>
-                                <w:rFonts w:ascii="Zetta Serif Book" w:hAnsi="Zetta Serif Book"/>
-                                <w:color w:val="404040" w:themeColor="text1" w:themeTint="BF"/>
-                                <w:sz w:val="18"/>
-                                <w:szCs w:val="18"/>
-                                <w:highlight w:val="yellow"/>
-                              </w:rPr>
-                              <w:t>$x</w:t>
-                            </w:r>
-                            <w:r>
-                              <w:rPr>
-                                <w:rFonts w:ascii="Zetta Serif Book" w:hAnsi="Zetta Serif Book"/>
-                                <w:color w:val="404040" w:themeColor="text1" w:themeTint="BF"/>
-                                <w:sz w:val="18"/>
-                                <w:szCs w:val="18"/>
-                              </w:rPr>
-                              <w:t xml:space="preserve"> – Add for </w:t>
-                            </w:r>
-                            <w:r>
-                              <w:rPr>
-                                <w:rFonts w:ascii="Zetta Serif Book" w:hAnsi="Zetta Serif Book"/>
-                                <w:color w:val="404040" w:themeColor="text1" w:themeTint="BF"/>
-                                <w:sz w:val="18"/>
-                                <w:szCs w:val="18"/>
-                                <w:highlight w:val="yellow"/>
-                              </w:rPr>
-                              <w:t xml:space="preserve">Offsite Storage </w:t>
-                            </w:r>
-                            <w:r>
-                              <w:rPr>
-                                <w:rFonts w:ascii="Zetta Serif Book" w:hAnsi="Zetta Serif Book"/>
-                                <w:i/>
-                                <w:iCs/>
-                                <w:color w:val="404040" w:themeColor="text1" w:themeTint="BF"/>
-                                <w:sz w:val="18"/>
-                                <w:szCs w:val="18"/>
-                                <w:highlight w:val="yellow"/>
-                              </w:rPr>
-                              <w:t>(</w:t>
-                            </w:r>
-                            <w:r>
-                              <w:rPr>
-                                <w:rFonts w:ascii="Zetta Serif Book" w:hAnsi="Zetta Serif Book"/>
-                                <w:i/>
-                                <w:iCs/>
-                                <w:color w:val="404040" w:themeColor="text1" w:themeTint="BF"/>
-                                <w:sz w:val="16"/>
-                                <w:szCs w:val="16"/>
-                                <w:highlight w:val="yellow"/>
-                              </w:rPr>
-                              <w:t xml:space="preserve">if </w:t>
-                            </w:r>
-                            <w:r>
-                              <w:rPr>
-                                <w:rFonts w:ascii="Zetta Serif Book" w:hAnsi="Zetta Serif Book"/>
-                                <w:i/>
-                                <w:iCs/>
-                                <w:color w:val="404040" w:themeColor="text1" w:themeTint="BF"/>
-                                <w:sz w:val="17"/>
-                                <w:szCs w:val="17"/>
-                                <w:highlight w:val="yellow"/>
-                              </w:rPr>
-                              <w:t>onsite storage of 500</w:t>
-                            </w:r>
-                            <w:r>
-                              <w:rPr>
-                                <w:rFonts w:ascii="Zetta Serif Book" w:hAnsi="Zetta Serif Book"/>
-                                <w:i/>
-                                <w:iCs/>
-                                <w:color w:val="404040" w:themeColor="text1" w:themeTint="BF"/>
-                                <w:sz w:val="16"/>
-                                <w:szCs w:val="16"/>
-                                <w:highlight w:val="yellow"/>
-                              </w:rPr>
-                              <w:t xml:space="preserve"> sf </w:t>
-                            </w:r>
-                            <w:r>
-                              <w:rPr>
-                                <w:rFonts w:ascii="Zetta Serif Book" w:hAnsi="Zetta Serif Book"/>
-                                <w:i/>
-                                <w:iCs/>
-                                <w:color w:val="404040" w:themeColor="text1" w:themeTint="BF"/>
-                                <w:sz w:val="17"/>
-                                <w:szCs w:val="17"/>
-                                <w:highlight w:val="yellow"/>
-                              </w:rPr>
-                              <w:t>not provided by GC)</w:t>
-                            </w:r>
-                            <w:r>
-                              <w:rPr>
-                                <w:rFonts w:ascii="Zetta Serif Book" w:hAnsi="Zetta Serif Book"/>
-                                <w:color w:val="404040" w:themeColor="text1" w:themeTint="BF"/>
-                                <w:sz w:val="18"/>
-                                <w:szCs w:val="18"/>
-                              </w:rPr>
-                              <w:t>.</w:t>
-                            </w:r>
-                          </w:p>
-                          <w:p>
-                            <w:pPr>
-                              <w:pStyle w:val="ListParagraph"/>
-                              <w:numPr>
-                                <w:ilvl w:val="0"/>
-                                <w:numId w:val="3"/>
-                              </w:numPr>
-                              <w:rPr>
-                                <w:rFonts w:ascii="Zetta Serif Book" w:hAnsi="Zetta Serif Book"/>
-                                <w:color w:val="404040" w:themeColor="text1" w:themeTint="BF"/>
-                                <w:sz w:val="18"/>
-                                <w:szCs w:val="18"/>
-                              </w:rPr>
-                            </w:pPr>
-                            <w:r>
-                              <w:rPr>
-                                <w:rFonts w:ascii="Zetta Serif Book" w:hAnsi="Zetta Serif Book"/>
-                                <w:color w:val="404040" w:themeColor="text1" w:themeTint="BF"/>
-                                <w:sz w:val="18"/>
-                                <w:szCs w:val="18"/>
-                              </w:rPr>
-                              <w:t>$</w:t>
-                            </w:r>
-                            <w:r>
-                              <w:rPr>
-                                <w:rFonts w:ascii="Zetta Serif Book" w:hAnsi="Zetta Serif Book"/>
-                                <w:color w:val="404040" w:themeColor="text1" w:themeTint="BF"/>
-                                <w:sz w:val="18"/>
-                                <w:szCs w:val="18"/>
-                              </w:rPr>
-                              <w:t>x</w:t>
-                            </w:r>
-                            <w:r>
-                              <w:rPr>
-                                <w:rFonts w:ascii="Zetta Serif Book" w:hAnsi="Zetta Serif Book"/>
-                                <w:color w:val="404040" w:themeColor="text1" w:themeTint="BF"/>
-                                <w:sz w:val="18"/>
-                                <w:szCs w:val="18"/>
-                              </w:rPr>
-                              <w:t xml:space="preserve"> – </w:t>
-                            </w:r>
-                            <w:r>
-                              <w:rPr>
-                                <w:rFonts w:ascii="Zetta Serif Book" w:hAnsi="Zetta Serif Book"/>
-                                <w:color w:val="404040" w:themeColor="text1" w:themeTint="BF"/>
-                                <w:sz w:val="18"/>
-                                <w:szCs w:val="18"/>
-                              </w:rPr>
-                              <w:t xml:space="preserve">Add for Gypsum Sealer Material </w:t>
-                            </w:r>
-                            <w:r>
-                              <w:rPr>
-                                <w:rFonts w:ascii="Zetta Serif Book" w:hAnsi="Zetta Serif Book"/>
-                                <w:i/>
-                                <w:iCs/>
-                                <w:color w:val="404040" w:themeColor="text1" w:themeTint="BF"/>
-                                <w:sz w:val="18"/>
-                                <w:szCs w:val="18"/>
-                              </w:rPr>
-                              <w:t>ONLY</w:t>
-                            </w:r>
-                            <w:r>
-                              <w:rPr>
-                                <w:rFonts w:ascii="Zetta Serif Book" w:hAnsi="Zetta Serif Book"/>
-                                <w:i/>
-                                <w:iCs/>
-                                <w:color w:val="404040" w:themeColor="text1" w:themeTint="BF"/>
-                                <w:sz w:val="16"/>
-                                <w:szCs w:val="16"/>
-                              </w:rPr>
-                              <w:t>*</w:t>
-                            </w:r>
-                            <w:r>
-                              <w:rPr>
-                                <w:rFonts w:ascii="Zetta Serif Book" w:hAnsi="Zetta Serif Book"/>
-                                <w:i/>
-                                <w:iCs/>
-                                <w:color w:val="404040" w:themeColor="text1" w:themeTint="BF"/>
-                                <w:sz w:val="18"/>
-                                <w:szCs w:val="18"/>
-                              </w:rPr>
-                              <w:t xml:space="preserve"> </w:t>
-                            </w:r>
-                            <w:r>
-                              <w:rPr>
-                                <w:rFonts w:ascii="Zetta Serif Book" w:hAnsi="Zetta Serif Book"/>
-                                <w:i/>
-                                <w:iCs/>
-                                <w:color w:val="404040" w:themeColor="text1" w:themeTint="BF"/>
-                                <w:sz w:val="17"/>
-                                <w:szCs w:val="17"/>
-                              </w:rPr>
-                              <w:t>(</w:t>
-                            </w:r>
-                            <w:r>
-                              <w:rPr>
-                                <w:rFonts w:ascii="Zetta Serif Book" w:hAnsi="Zetta Serif Book"/>
-                                <w:i/>
-                                <w:iCs/>
-                                <w:color w:val="404040" w:themeColor="text1" w:themeTint="BF"/>
-                                <w:sz w:val="16"/>
-                                <w:szCs w:val="16"/>
-                              </w:rPr>
-                              <w:t>to be install by others</w:t>
-                            </w:r>
-                            <w:r>
-                              <w:rPr>
-                                <w:rFonts w:ascii="Zetta Serif Book" w:hAnsi="Zetta Serif Book"/>
-                                <w:i/>
-                                <w:iCs/>
-                                <w:color w:val="404040" w:themeColor="text1" w:themeTint="BF"/>
-                                <w:sz w:val="17"/>
-                                <w:szCs w:val="17"/>
-                              </w:rPr>
-                              <w:t>)</w:t>
-                            </w:r>
-                            <w:r>
-                              <w:rPr>
-                                <w:rFonts w:ascii="Zetta Serif Book" w:hAnsi="Zetta Serif Book"/>
-                                <w:color w:val="404040" w:themeColor="text1" w:themeTint="BF"/>
-                                <w:sz w:val="18"/>
-                                <w:szCs w:val="18"/>
-                              </w:rPr>
-                              <w:t>.</w:t>
-                            </w:r>
-                          </w:p>
-                          <w:p>
-                            <w:pPr>
-                              <w:pStyle w:val="ListParagraph"/>
-                              <w:ind w:left="993"/>
-                              <w:rPr>
-                                <w:rFonts w:ascii="Zetta Serif Book" w:hAnsi="Zetta Serif Book"/>
-                                <w:i/>
-                                <w:iCs/>
-                                <w:color w:val="404040" w:themeColor="text1" w:themeTint="BF"/>
-                                <w:sz w:val="18"/>
-                                <w:szCs w:val="18"/>
-                              </w:rPr>
-                            </w:pPr>
-                            <w:r>
-                              <w:rPr>
-                                <w:rFonts w:ascii="Zetta Serif Book" w:hAnsi="Zetta Serif Book"/>
-                                <w:i/>
-                                <w:iCs/>
-                                <w:color w:val="404040" w:themeColor="text1" w:themeTint="BF"/>
-                                <w:sz w:val="15"/>
-                                <w:szCs w:val="15"/>
-                              </w:rPr>
-                              <w:t xml:space="preserve">* </w:t>
-                            </w:r>
-                            <w:r>
-                              <w:rPr>
-                                <w:rFonts w:ascii="Zetta Serif Book" w:hAnsi="Zetta Serif Book"/>
-                                <w:i/>
-                                <w:iCs/>
-                                <w:color w:val="404040" w:themeColor="text1" w:themeTint="BF"/>
-                                <w:sz w:val="15"/>
-                                <w:szCs w:val="15"/>
-                              </w:rPr>
-                              <w:t xml:space="preserve">Consult your floor coverings expert for </w:t>
-                            </w:r>
-                            <w:r>
-                              <w:rPr>
-                                <w:rFonts w:ascii="Zetta Serif Book" w:hAnsi="Zetta Serif Book"/>
-                                <w:i/>
-                                <w:iCs/>
-                                <w:color w:val="404040" w:themeColor="text1" w:themeTint="BF"/>
-                                <w:sz w:val="15"/>
-                                <w:szCs w:val="15"/>
-                              </w:rPr>
-                              <w:t xml:space="preserve">compatibility </w:t>
-                            </w:r>
-                            <w:r>
-                              <w:rPr>
-                                <w:rFonts w:ascii="Zetta Serif Book" w:hAnsi="Zetta Serif Book"/>
-                                <w:i/>
-                                <w:iCs/>
-                                <w:color w:val="404040" w:themeColor="text1" w:themeTint="BF"/>
-                                <w:sz w:val="15"/>
-                                <w:szCs w:val="15"/>
-                              </w:rPr>
-                              <w:t xml:space="preserve">&amp; </w:t>
-                            </w:r>
-                            <w:r>
-                              <w:rPr>
-                                <w:rFonts w:ascii="Zetta Serif Book" w:hAnsi="Zetta Serif Book"/>
-                                <w:i/>
-                                <w:iCs/>
-                                <w:color w:val="404040" w:themeColor="text1" w:themeTint="BF"/>
-                                <w:sz w:val="15"/>
-                                <w:szCs w:val="15"/>
-                              </w:rPr>
-                              <w:t xml:space="preserve">application. </w:t>
-                            </w:r>
-                          </w:p>
-                          <w:p>
-                            <w:pPr>
-                              <w:pStyle w:val="ListParagraph"/>
-                              <w:spacing w:line="168" w:lineRule="auto"/>
-                              <w:ind w:left="994"/>
-                              <w:rPr>
-                                <w:rFonts w:ascii="Zetta Serif Book" w:hAnsi="Zetta Serif Book"/>
-                                <w:color w:val="404040" w:themeColor="text1" w:themeTint="BF"/>
-                                <w:sz w:val="18"/>
-                                <w:szCs w:val="18"/>
-                              </w:rPr>
-                            </w:pPr>
-                            <w:r>
-                              <w:rPr>
-                                <w:rFonts w:ascii="Zetta Serif Book" w:hAnsi="Zetta Serif Book"/>
-                                <w:i/>
-                                <w:iCs/>
-                                <w:color w:val="404040" w:themeColor="text1" w:themeTint="BF"/>
-                                <w:sz w:val="15"/>
-                                <w:szCs w:val="15"/>
-                              </w:rPr>
-                              <w:t xml:space="preserve">* </w:t>
-                            </w:r>
-                            <w:r>
-                              <w:rPr>
-                                <w:rFonts w:ascii="Zetta Serif Book" w:hAnsi="Zetta Serif Book"/>
-                                <w:i/>
-                                <w:iCs/>
-                                <w:color w:val="404040" w:themeColor="text1" w:themeTint="BF"/>
-                                <w:sz w:val="15"/>
-                                <w:szCs w:val="15"/>
-                              </w:rPr>
-                              <w:t>Treadwell not responsible for mis-use or improper storage of material</w:t>
-                            </w:r>
-                            <w:r>
-                              <w:rPr>
-                                <w:rFonts w:ascii="Zetta Serif Book" w:hAnsi="Zetta Serif Book"/>
-                                <w:color w:val="404040" w:themeColor="text1" w:themeTint="BF"/>
-                                <w:sz w:val="18"/>
-                                <w:szCs w:val="18"/>
-                              </w:rPr>
-                              <w:t>.</w:t>
+                            <w:r>
+                              <w:t xml:space="preserve">{{/has_options}}</w:t>
                             </w:r>
                           </w:p>
                           <w:p>
@@ -8146,52 +7472,52 @@
                           <w:sz w:val="20"/>
                           <w:szCs w:val="20"/>
                         </w:rPr>
-                        <w:t xml:space="preserve">$x </w:t>
-                      </w:r>
-                      <w:r>
-                        <w:rPr>
-                          <w:rFonts w:ascii="Zetta Serif Book" w:hAnsi="Zetta Serif Book"/>
-                          <w:color w:val="404040" w:themeColor="text1" w:themeTint="BF"/>
-                          <w:sz w:val="18"/>
-                          <w:szCs w:val="18"/>
-                        </w:rPr>
-                        <w:t xml:space="preserve">– </w:t>
-                      </w:r>
-                      <w:r>
-                        <w:rPr>
-                          <w:rFonts w:ascii="Zetta Serif Book" w:hAnsi="Zetta Serif Book"/>
-                          <w:color w:val="404040" w:themeColor="text1" w:themeTint="BF"/>
-                          <w:sz w:val="18"/>
-                          <w:szCs w:val="18"/>
-                        </w:rPr>
-                        <w:t>Gypsum Underlayment System</w:t>
-                      </w:r>
-                      <w:r>
-                        <w:rPr>
-                          <w:rFonts w:ascii="Zetta Serif Book" w:hAnsi="Zetta Serif Book"/>
-                          <w:color w:val="404040" w:themeColor="text1" w:themeTint="BF"/>
-                          <w:sz w:val="18"/>
-                          <w:szCs w:val="18"/>
-                        </w:rPr>
-                        <w:t xml:space="preserve"> </w:t>
-                      </w:r>
-                      <w:r>
-                        <w:rPr>
-                          <w:rFonts w:ascii="Zetta Serif Book" w:hAnsi="Zetta Serif Book"/>
-                          <w:color w:val="404040" w:themeColor="text1" w:themeTint="BF"/>
-                          <w:sz w:val="18"/>
-                          <w:szCs w:val="18"/>
-                        </w:rPr>
-                        <w:t>as described above</w:t>
-                      </w:r>
-                      <w:r>
-                        <w:rPr>
-                          <w:rFonts w:ascii="Zetta Serif Book" w:hAnsi="Zetta Serif Book"/>
-                          <w:color w:val="404040" w:themeColor="text1" w:themeTint="BF"/>
-                          <w:sz w:val="18"/>
-                          <w:szCs w:val="18"/>
-                        </w:rPr>
-                        <w:t xml:space="preserve"> </w:t>
+                        <w:t xml:space="preserve">{{base_bid_formatted}} – Gypsum Underlayment System as described above (material sales tax INCLUDED)</w:t>
+                      </w:r>
+                      <w:r>
+                        <w:rPr>
+                          <w:rFonts w:ascii="Zetta Serif Book" w:hAnsi="Zetta Serif Book"/>
+                          <w:color w:val="404040" w:themeColor="text1" w:themeTint="BF"/>
+                          <w:sz w:val="18"/>
+                          <w:szCs w:val="18"/>
+                        </w:rPr>
+                        <w:t xml:space="preserve"/>
+                      </w:r>
+                      <w:r>
+                        <w:rPr>
+                          <w:rFonts w:ascii="Zetta Serif Book" w:hAnsi="Zetta Serif Book"/>
+                          <w:color w:val="404040" w:themeColor="text1" w:themeTint="BF"/>
+                          <w:sz w:val="18"/>
+                          <w:szCs w:val="18"/>
+                        </w:rPr>
+                        <w:t/>
+                      </w:r>
+                      <w:r>
+                        <w:rPr>
+                          <w:rFonts w:ascii="Zetta Serif Book" w:hAnsi="Zetta Serif Book"/>
+                          <w:color w:val="404040" w:themeColor="text1" w:themeTint="BF"/>
+                          <w:sz w:val="18"/>
+                          <w:szCs w:val="18"/>
+                        </w:rPr>
+                        <w:t xml:space="preserve"/>
+                      </w:r>
+                      <w:r>
+                        <w:rPr>
+                          <w:rFonts w:ascii="Zetta Serif Book" w:hAnsi="Zetta Serif Book"/>
+                          <w:color w:val="404040" w:themeColor="text1" w:themeTint="BF"/>
+                          <w:sz w:val="18"/>
+                          <w:szCs w:val="18"/>
+                        </w:rPr>
+                        <w:t/>
+                      </w:r>
+                      <w:r>
+                        <w:rPr>
+                          <w:rFonts w:ascii="Zetta Serif Book" w:hAnsi="Zetta Serif Book"/>
+                          <w:color w:val="404040" w:themeColor="text1" w:themeTint="BF"/>
+                          <w:sz w:val="18"/>
+                          <w:szCs w:val="18"/>
+                        </w:rPr>
+                        <w:t xml:space="preserve"/>
                       </w:r>
                       <w:r>
                         <w:rPr>
@@ -8202,7 +7528,7 @@
                           <w:sz w:val="18"/>
                           <w:szCs w:val="18"/>
                         </w:rPr>
-                        <w:t>(</w:t>
+                        <w:t/>
                       </w:r>
                       <w:r>
                         <w:rPr>
@@ -8213,7 +7539,7 @@
                           <w:sz w:val="18"/>
                           <w:szCs w:val="18"/>
                         </w:rPr>
-                        <w:t xml:space="preserve">material sales </w:t>
+                        <w:t xml:space="preserve"/>
                       </w:r>
                       <w:r>
                         <w:rPr>
@@ -8224,7 +7550,7 @@
                           <w:sz w:val="18"/>
                           <w:szCs w:val="18"/>
                         </w:rPr>
-                        <w:t xml:space="preserve">tax </w:t>
+                        <w:t xml:space="preserve"/>
                       </w:r>
                       <w:r>
                         <w:rPr>
@@ -8237,7 +7563,7 @@
                           <w:highlight w:val="yellow"/>
                           <w:u w:val="single"/>
                         </w:rPr>
-                        <w:t>IN</w:t>
+                        <w:t/>
                       </w:r>
                       <w:r>
                         <w:rPr>
@@ -8249,7 +7575,7 @@
                           <w:szCs w:val="18"/>
                           <w:highlight w:val="yellow"/>
                         </w:rPr>
-                        <w:t>CLUDED</w:t>
+                        <w:t/>
                       </w:r>
                       <w:r>
                         <w:rPr>
@@ -8260,7 +7586,7 @@
                           <w:sz w:val="18"/>
                           <w:szCs w:val="18"/>
                         </w:rPr>
-                        <w:t>)</w:t>
+                        <w:t/>
                       </w:r>
                     </w:p>
                     <w:p>
@@ -8286,7 +7612,7 @@
                           <w:szCs w:val="18"/>
                           <w:highlight w:val="yellow"/>
                         </w:rPr>
-                        <w:t>$</w:t>
+                        <w:t xml:space="preserve">{{material_tax_formatted}} – Material Sales Tax</w:t>
                       </w:r>
                       <w:r>
                         <w:rPr>
@@ -8296,7 +7622,7 @@
                           <w:szCs w:val="18"/>
                           <w:highlight w:val="yellow"/>
                         </w:rPr>
-                        <w:t xml:space="preserve">  </w:t>
+                        <w:t xml:space="preserve"/>
                       </w:r>
                       <w:r>
                         <w:rPr>
@@ -8306,7 +7632,7 @@
                           <w:szCs w:val="18"/>
                           <w:highlight w:val="yellow"/>
                         </w:rPr>
-                        <w:t>x –</w:t>
+                        <w:t/>
                       </w:r>
                       <w:r>
                         <w:rPr>
@@ -8316,7 +7642,7 @@
                           <w:szCs w:val="18"/>
                           <w:highlight w:val="yellow"/>
                         </w:rPr>
-                        <w:t xml:space="preserve"> </w:t>
+                        <w:t xml:space="preserve"/>
                       </w:r>
                       <w:r>
                         <w:rPr>
@@ -8326,7 +7652,7 @@
                           <w:szCs w:val="18"/>
                           <w:highlight w:val="yellow"/>
                         </w:rPr>
-                        <w:t>M</w:t>
+                        <w:t/>
                       </w:r>
                       <w:r>
                         <w:rPr>
@@ -8336,7 +7662,7 @@
                           <w:szCs w:val="18"/>
                           <w:highlight w:val="yellow"/>
                         </w:rPr>
-                        <w:t>a</w:t>
+                        <w:t/>
                       </w:r>
                       <w:r>
                         <w:rPr>
@@ -8346,16 +7672,16 @@
                           <w:szCs w:val="18"/>
                           <w:highlight w:val="yellow"/>
                         </w:rPr>
-                        <w:t>terial Sales</w:t>
-                      </w:r>
-                      <w:r>
-                        <w:rPr>
-                          <w:rFonts w:ascii="Zetta Serif Book" w:hAnsi="Zetta Serif Book"/>
-                          <w:color w:val="404040" w:themeColor="text1" w:themeTint="BF"/>
-                          <w:sz w:val="18"/>
-                          <w:szCs w:val="18"/>
-                        </w:rPr>
-                        <w:t xml:space="preserve"> Tax</w:t>
+                        <w:t/>
+                      </w:r>
+                      <w:r>
+                        <w:rPr>
+                          <w:rFonts w:ascii="Zetta Serif Book" w:hAnsi="Zetta Serif Book"/>
+                          <w:color w:val="404040" w:themeColor="text1" w:themeTint="BF"/>
+                          <w:sz w:val="18"/>
+                          <w:szCs w:val="18"/>
+                        </w:rPr>
+                        <w:t xml:space="preserve"/>
                       </w:r>
                     </w:p>
                     <w:p>
@@ -8382,7 +7708,7 @@
                           <w:highlight w:val="yellow"/>
                           <w:u w:val="single"/>
                         </w:rPr>
-                        <w:t>$</w:t>
+                        <w:t xml:space="preserve">{{tax_amount_formatted}} – Kansas Remodel Tax</w:t>
                       </w:r>
                       <w:r>
                         <w:rPr>
@@ -8393,7 +7719,7 @@
                           <w:highlight w:val="yellow"/>
                           <w:u w:val="single"/>
                         </w:rPr>
-                        <w:t xml:space="preserve">  </w:t>
+                        <w:t xml:space="preserve"/>
                       </w:r>
                       <w:r>
                         <w:rPr>
@@ -8404,7 +7730,7 @@
                           <w:highlight w:val="yellow"/>
                           <w:u w:val="single"/>
                         </w:rPr>
-                        <w:t xml:space="preserve">x </w:t>
+                        <w:t xml:space="preserve"/>
                       </w:r>
                       <w:r>
                         <w:rPr>
@@ -8414,16 +7740,16 @@
                           <w:szCs w:val="18"/>
                           <w:highlight w:val="yellow"/>
                         </w:rPr>
-                        <w:t>– Kansas</w:t>
-                      </w:r>
-                      <w:r>
-                        <w:rPr>
-                          <w:rFonts w:ascii="Zetta Serif Book" w:hAnsi="Zetta Serif Book"/>
-                          <w:color w:val="404040" w:themeColor="text1" w:themeTint="BF"/>
-                          <w:sz w:val="18"/>
-                          <w:szCs w:val="18"/>
-                        </w:rPr>
-                        <w:t xml:space="preserve"> Remodel Tax</w:t>
+                        <w:t/>
+                      </w:r>
+                      <w:r>
+                        <w:rPr>
+                          <w:rFonts w:ascii="Zetta Serif Book" w:hAnsi="Zetta Serif Book"/>
+                          <w:color w:val="404040" w:themeColor="text1" w:themeTint="BF"/>
+                          <w:sz w:val="18"/>
+                          <w:szCs w:val="18"/>
+                        </w:rPr>
+                        <w:t xml:space="preserve"/>
                       </w:r>
                     </w:p>
                     <w:p>
@@ -8448,16 +7774,16 @@
                           <w:sz w:val="20"/>
                           <w:szCs w:val="20"/>
                         </w:rPr>
-                        <w:t xml:space="preserve">$x </w:t>
-                      </w:r>
-                      <w:r>
-                        <w:rPr>
-                          <w:rFonts w:ascii="Zetta Serif Book" w:hAnsi="Zetta Serif Book"/>
-                          <w:color w:val="404040" w:themeColor="text1" w:themeTint="BF"/>
-                          <w:sz w:val="18"/>
-                          <w:szCs w:val="18"/>
-                        </w:rPr>
-                        <w:t>– Total</w:t>
+                        <w:t xml:space="preserve">{{total_formatted}} – Total</w:t>
+                      </w:r>
+                      <w:r>
+                        <w:rPr>
+                          <w:rFonts w:ascii="Zetta Serif Book" w:hAnsi="Zetta Serif Book"/>
+                          <w:color w:val="404040" w:themeColor="text1" w:themeTint="BF"/>
+                          <w:sz w:val="18"/>
+                          <w:szCs w:val="18"/>
+                        </w:rPr>
+                        <w:t/>
                       </w:r>
                     </w:p>
                     <w:p>
@@ -8494,7 +7820,7 @@
                           <w:szCs w:val="18"/>
                           <w:u w:val="single"/>
                         </w:rPr>
-                        <w:t>x</w:t>
+                        <w:t xml:space="preserve">{{mobilizations_line}}</w:t>
                       </w:r>
                       <w:r>
                         <w:rPr>
@@ -8506,7 +7832,7 @@
                           <w:szCs w:val="18"/>
                           <w:u w:val="single"/>
                         </w:rPr>
-                        <w:t>x</w:t>
+                        <w:t/>
                       </w:r>
                       <w:r>
                         <w:rPr>
@@ -8518,7 +7844,7 @@
                           <w:szCs w:val="18"/>
                           <w:u w:val="single"/>
                         </w:rPr>
-                        <w:t xml:space="preserve"> </w:t>
+                        <w:t xml:space="preserve"/>
                       </w:r>
                       <w:r>
                         <w:rPr>
@@ -8528,16 +7854,16 @@
                           <w:szCs w:val="18"/>
                           <w:u w:val="single"/>
                         </w:rPr>
-                        <w:t>Mobilizations to Site</w:t>
-                      </w:r>
-                      <w:r>
-                        <w:rPr>
-                          <w:rFonts w:ascii="Zetta Serif Book" w:hAnsi="Zetta Serif Book"/>
-                          <w:color w:val="404040" w:themeColor="text1" w:themeTint="BF"/>
-                          <w:sz w:val="18"/>
-                          <w:szCs w:val="18"/>
-                        </w:rPr>
-                        <w:t xml:space="preserve"> </w:t>
+                        <w:t/>
+                      </w:r>
+                      <w:r>
+                        <w:rPr>
+                          <w:rFonts w:ascii="Zetta Serif Book" w:hAnsi="Zetta Serif Book"/>
+                          <w:color w:val="404040" w:themeColor="text1" w:themeTint="BF"/>
+                          <w:sz w:val="18"/>
+                          <w:szCs w:val="18"/>
+                        </w:rPr>
+                        <w:t xml:space="preserve"/>
                       </w:r>
                       <w:r>
                         <w:rPr>
@@ -8548,7 +7874,7 @@
                           <w:sz w:val="18"/>
                           <w:szCs w:val="18"/>
                         </w:rPr>
-                        <w:t>(</w:t>
+                        <w:t/>
                       </w:r>
                       <w:r>
                         <w:rPr>
@@ -8559,7 +7885,7 @@
                           <w:sz w:val="18"/>
                           <w:szCs w:val="18"/>
                         </w:rPr>
-                        <w:t>x</w:t>
+                        <w:t/>
                       </w:r>
                       <w:r>
                         <w:rPr>
@@ -8570,7 +7896,7 @@
                           <w:sz w:val="18"/>
                           <w:szCs w:val="18"/>
                         </w:rPr>
-                        <w:t xml:space="preserve"> per building = </w:t>
+                        <w:t xml:space="preserve"/>
                       </w:r>
                       <w:r>
                         <w:rPr>
@@ -8581,7 +7907,7 @@
                           <w:sz w:val="18"/>
                           <w:szCs w:val="18"/>
                         </w:rPr>
-                        <w:t>x</w:t>
+                        <w:t/>
                       </w:r>
                       <w:r>
                         <w:rPr>
@@ -8592,16 +7918,16 @@
                           <w:sz w:val="18"/>
                           <w:szCs w:val="18"/>
                         </w:rPr>
-                        <w:t xml:space="preserve"> total)</w:t>
-                      </w:r>
-                      <w:r>
-                        <w:rPr>
-                          <w:rFonts w:ascii="Zetta Serif Book" w:hAnsi="Zetta Serif Book"/>
-                          <w:color w:val="404040" w:themeColor="text1" w:themeTint="BF"/>
-                          <w:sz w:val="18"/>
-                          <w:szCs w:val="18"/>
-                        </w:rPr>
-                        <w:t>.</w:t>
+                        <w:t xml:space="preserve"/>
+                      </w:r>
+                      <w:r>
+                        <w:rPr>
+                          <w:rFonts w:ascii="Zetta Serif Book" w:hAnsi="Zetta Serif Book"/>
+                          <w:color w:val="404040" w:themeColor="text1" w:themeTint="BF"/>
+                          <w:sz w:val="18"/>
+                          <w:szCs w:val="18"/>
+                        </w:rPr>
+                        <w:t/>
                       </w:r>
                     </w:p>
                     <w:p>
@@ -8615,35 +7941,8 @@
                       </w:pPr>
                     </w:p>
                     <w:p>
-                      <w:pPr>
-                        <w:rPr>
-                          <w:rFonts w:ascii="Zetta Serif Book" w:hAnsi="Zetta Serif Book"/>
-                          <w:bCs/>
-                          <w:color w:val="404040" w:themeColor="text1" w:themeTint="BF"/>
-                          <w:sz w:val="18"/>
-                          <w:szCs w:val="18"/>
-                        </w:rPr>
-                      </w:pPr>
-                      <w:r>
-                        <w:rPr>
-                          <w:rFonts w:ascii="Zetta Serif Book" w:hAnsi="Zetta Serif Book"/>
-                          <w:b/>
-                          <w:color w:val="404040" w:themeColor="text1" w:themeTint="BF"/>
-                          <w:sz w:val="18"/>
-                          <w:szCs w:val="18"/>
-                          <w:u w:val="single"/>
-                        </w:rPr>
-                        <w:t>Options</w:t>
-                      </w:r>
-                      <w:r>
-                        <w:rPr>
-                          <w:rFonts w:ascii="Zetta Serif Book" w:hAnsi="Zetta Serif Book"/>
-                          <w:bCs/>
-                          <w:color w:val="404040" w:themeColor="text1" w:themeTint="BF"/>
-                          <w:sz w:val="18"/>
-                          <w:szCs w:val="18"/>
-                        </w:rPr>
-                        <w:t>:</w:t>
+                      <w:r>
+                        <w:t xml:space="preserve">{{#has_options}}</w:t>
                       </w:r>
                     </w:p>
                     <w:p>
@@ -8652,11 +7951,48 @@
                           <w:rFonts w:ascii="Zetta Serif Book" w:hAnsi="Zetta Serif Book"/>
                           <w:bCs/>
                           <w:color w:val="404040" w:themeColor="text1" w:themeTint="BF"/>
+                          <w:sz w:val="18"/>
+                          <w:szCs w:val="18"/>
+                        </w:rPr>
+                      </w:pPr>
+                      <w:r>
+                        <w:rPr>
+                          <w:rFonts w:ascii="Zetta Serif Book" w:hAnsi="Zetta Serif Book"/>
+                          <w:b/>
+                          <w:color w:val="404040" w:themeColor="text1" w:themeTint="BF"/>
+                          <w:sz w:val="18"/>
+                          <w:szCs w:val="18"/>
+                          <w:u w:val="single"/>
+                        </w:rPr>
+                        <w:t>Options</w:t>
+                      </w:r>
+                      <w:r>
+                        <w:rPr>
+                          <w:rFonts w:ascii="Zetta Serif Book" w:hAnsi="Zetta Serif Book"/>
+                          <w:bCs/>
+                          <w:color w:val="404040" w:themeColor="text1" w:themeTint="BF"/>
+                          <w:sz w:val="18"/>
+                          <w:szCs w:val="18"/>
+                        </w:rPr>
+                        <w:t>:</w:t>
+                      </w:r>
+                    </w:p>
+                    <w:p>
+                      <w:pPr>
+                        <w:rPr>
+                          <w:rFonts w:ascii="Zetta Serif Book" w:hAnsi="Zetta Serif Book"/>
+                          <w:bCs/>
+                          <w:color w:val="404040" w:themeColor="text1" w:themeTint="BF"/>
                           <w:sz w:val="2"/>
                           <w:szCs w:val="2"/>
                           <w:u w:val="single"/>
                         </w:rPr>
                       </w:pPr>
+                    </w:p>
+                    <w:p>
+                      <w:r>
+                        <w:t xml:space="preserve">{{#price_line}}</w:t>
+                      </w:r>
                     </w:p>
                     <w:p>
                       <w:pPr>
@@ -8681,7 +8017,7 @@
                           <w:sz w:val="18"/>
                           <w:szCs w:val="18"/>
                         </w:rPr>
-                        <w:t xml:space="preserve">($x) – </w:t>
+                        <w:t xml:space="preserve">{{price_line.amount_formatted}} – {{price_line.label}}</w:t>
                       </w:r>
                       <w:r>
                         <w:rPr>
@@ -8692,705 +8028,17 @@
                           <w:sz w:val="18"/>
                           <w:szCs w:val="18"/>
                         </w:rPr>
-                        <w:t>Deduct VE for GrassWorx SC 190 Sound Mat, in lieu of USG’s sound mat described above.</w:t>
+                        <w:t/>
                       </w:r>
                     </w:p>
                     <w:p>
-                      <w:pPr>
-                        <w:pStyle w:val="ListParagraph"/>
-                        <w:numPr>
-                          <w:ilvl w:val="1"/>
-                          <w:numId w:val="3"/>
-                        </w:numPr>
-                        <w:ind w:left="1170" w:hanging="180"/>
-                        <w:rPr>
-                          <w:rFonts w:ascii="Zetta Serif Book" w:hAnsi="Zetta Serif Book"/>
-                          <w:color w:val="404040" w:themeColor="text1" w:themeTint="BF"/>
-                          <w:sz w:val="18"/>
-                          <w:szCs w:val="18"/>
-                        </w:rPr>
-                      </w:pPr>
-                      <w:r>
-                        <w:rPr>
-                          <w:rFonts w:ascii="Zetta Serif Book" w:hAnsi="Zetta Serif Book"/>
-                          <w:i/>
-                          <w:iCs/>
-                          <w:color w:val="404040" w:themeColor="text1" w:themeTint="BF"/>
-                          <w:sz w:val="17"/>
-                          <w:szCs w:val="17"/>
-                        </w:rPr>
-                        <w:t>Note: ^ Limited Warranty applies</w:t>
-                      </w:r>
-                      <w:r>
-                        <w:rPr>
-                          <w:rFonts w:ascii="Zetta Serif Book" w:hAnsi="Zetta Serif Book"/>
-                          <w:i/>
-                          <w:iCs/>
-                          <w:color w:val="404040" w:themeColor="text1" w:themeTint="BF"/>
-                          <w:sz w:val="18"/>
-                          <w:szCs w:val="18"/>
-                        </w:rPr>
-                        <w:t xml:space="preserve">. </w:t>
+                      <w:r>
+                        <w:t xml:space="preserve">{{/price_line}}</w:t>
                       </w:r>
                     </w:p>
                     <w:p>
-                      <w:pPr>
-                        <w:pStyle w:val="ListParagraph"/>
-                        <w:numPr>
-                          <w:ilvl w:val="0"/>
-                          <w:numId w:val="3"/>
-                        </w:numPr>
-                        <w:spacing w:line="276" w:lineRule="auto"/>
-                        <w:rPr>
-                          <w:rFonts w:ascii="Zetta Serif Book" w:hAnsi="Zetta Serif Book"/>
-                          <w:color w:val="404040" w:themeColor="text1" w:themeTint="BF"/>
-                          <w:sz w:val="18"/>
-                          <w:szCs w:val="18"/>
-                        </w:rPr>
-                      </w:pPr>
-                      <w:r>
-                        <w:rPr>
-                          <w:rFonts w:ascii="Zetta Serif Book" w:hAnsi="Zetta Serif Book"/>
-                          <w:i/>
-                          <w:iCs/>
-                          <w:color w:val="404040" w:themeColor="text1" w:themeTint="BF"/>
-                          <w:sz w:val="18"/>
-                          <w:szCs w:val="18"/>
-                        </w:rPr>
-                        <w:t xml:space="preserve">($x) – Deduct to reduce </w:t>
-                      </w:r>
-                      <w:r>
-                        <w:rPr>
-                          <w:rFonts w:ascii="Zetta Serif Book" w:hAnsi="Zetta Serif Book"/>
-                          <w:i/>
-                          <w:iCs/>
-                          <w:color w:val="404040" w:themeColor="text1" w:themeTint="BF"/>
-                          <w:sz w:val="18"/>
-                          <w:szCs w:val="18"/>
-                          <w:u w:val="single"/>
-                        </w:rPr>
-                        <w:t>Gypsum</w:t>
-                      </w:r>
-                      <w:r>
-                        <w:rPr>
-                          <w:rFonts w:ascii="Zetta Serif Book" w:hAnsi="Zetta Serif Book"/>
-                          <w:i/>
-                          <w:iCs/>
-                          <w:color w:val="404040" w:themeColor="text1" w:themeTint="BF"/>
-                          <w:sz w:val="18"/>
-                          <w:szCs w:val="18"/>
-                        </w:rPr>
-                        <w:t xml:space="preserve"> </w:t>
-                      </w:r>
-                      <w:r>
-                        <w:rPr>
-                          <w:rFonts w:ascii="Zetta Serif Book" w:hAnsi="Zetta Serif Book"/>
-                          <w:i/>
-                          <w:iCs/>
-                          <w:color w:val="404040" w:themeColor="text1" w:themeTint="BF"/>
-                          <w:sz w:val="17"/>
-                          <w:szCs w:val="17"/>
-                        </w:rPr>
-                        <w:t>to</w:t>
-                      </w:r>
-                      <w:r>
-                        <w:rPr>
-                          <w:rFonts w:ascii="Zetta Serif Book" w:hAnsi="Zetta Serif Book"/>
-                          <w:i/>
-                          <w:iCs/>
-                          <w:color w:val="404040" w:themeColor="text1" w:themeTint="BF"/>
-                          <w:sz w:val="18"/>
-                          <w:szCs w:val="18"/>
-                        </w:rPr>
-                        <w:t xml:space="preserve"> </w:t>
-                      </w:r>
-                      <w:r>
-                        <w:rPr>
-                          <w:rFonts w:ascii="Zetta Serif Book" w:hAnsi="Zetta Serif Book"/>
-                          <w:b/>
-                          <w:bCs/>
-                          <w:i/>
-                          <w:iCs/>
-                          <w:color w:val="404040" w:themeColor="text1" w:themeTint="BF"/>
-                          <w:sz w:val="18"/>
-                          <w:szCs w:val="18"/>
-                          <w:u w:val="single"/>
-                        </w:rPr>
-                        <w:t>3/4</w:t>
-                      </w:r>
-                      <w:r>
-                        <w:rPr>
-                          <w:rFonts w:ascii="Zetta Serif Book" w:hAnsi="Zetta Serif Book"/>
-                          <w:i/>
-                          <w:iCs/>
-                          <w:color w:val="404040" w:themeColor="text1" w:themeTint="BF"/>
-                          <w:sz w:val="18"/>
-                          <w:szCs w:val="18"/>
-                          <w:u w:val="single"/>
-                        </w:rPr>
-                        <w:t>" thickness</w:t>
-                      </w:r>
-                      <w:r>
-                        <w:rPr>
-                          <w:rFonts w:ascii="Zetta Serif Book" w:hAnsi="Zetta Serif Book"/>
-                          <w:i/>
-                          <w:iCs/>
-                          <w:color w:val="404040" w:themeColor="text1" w:themeTint="BF"/>
-                          <w:sz w:val="18"/>
-                          <w:szCs w:val="18"/>
-                        </w:rPr>
-                        <w:t xml:space="preserve"> and </w:t>
-                      </w:r>
-                      <w:r>
-                        <w:rPr>
-                          <w:rFonts w:ascii="Zetta Serif Book" w:hAnsi="Zetta Serif Book"/>
-                          <w:i/>
-                          <w:iCs/>
-                          <w:color w:val="404040" w:themeColor="text1" w:themeTint="BF"/>
-                          <w:sz w:val="18"/>
-                          <w:szCs w:val="18"/>
-                          <w:u w:val="single"/>
-                        </w:rPr>
-                        <w:t>Sound Mat</w:t>
-                      </w:r>
-                      <w:r>
-                        <w:rPr>
-                          <w:rFonts w:ascii="Zetta Serif Book" w:hAnsi="Zetta Serif Book"/>
-                          <w:i/>
-                          <w:iCs/>
-                          <w:color w:val="404040" w:themeColor="text1" w:themeTint="BF"/>
-                          <w:sz w:val="18"/>
-                          <w:szCs w:val="18"/>
-                        </w:rPr>
-                        <w:t xml:space="preserve"> </w:t>
-                      </w:r>
-                      <w:r>
-                        <w:rPr>
-                          <w:rFonts w:ascii="Zetta Serif Book" w:hAnsi="Zetta Serif Book"/>
-                          <w:i/>
-                          <w:iCs/>
-                          <w:color w:val="404040" w:themeColor="text1" w:themeTint="BF"/>
-                          <w:sz w:val="17"/>
-                          <w:szCs w:val="17"/>
-                        </w:rPr>
-                        <w:t>to</w:t>
-                      </w:r>
-                      <w:r>
-                        <w:rPr>
-                          <w:rFonts w:ascii="Zetta Serif Book" w:hAnsi="Zetta Serif Book"/>
-                          <w:i/>
-                          <w:iCs/>
-                          <w:color w:val="404040" w:themeColor="text1" w:themeTint="BF"/>
-                          <w:sz w:val="18"/>
-                          <w:szCs w:val="18"/>
-                        </w:rPr>
-                        <w:t xml:space="preserve"> </w:t>
-                      </w:r>
-                      <w:r>
-                        <w:rPr>
-                          <w:rFonts w:ascii="Zetta Serif Book" w:hAnsi="Zetta Serif Book"/>
-                          <w:b/>
-                          <w:bCs/>
-                          <w:i/>
-                          <w:iCs/>
-                          <w:color w:val="404040" w:themeColor="text1" w:themeTint="BF"/>
-                          <w:sz w:val="18"/>
-                          <w:szCs w:val="18"/>
-                          <w:u w:val="single"/>
-                        </w:rPr>
-                        <w:t>3/16</w:t>
-                      </w:r>
-                      <w:r>
-                        <w:rPr>
-                          <w:rFonts w:ascii="Zetta Serif Book" w:hAnsi="Zetta Serif Book"/>
-                          <w:i/>
-                          <w:iCs/>
-                          <w:color w:val="404040" w:themeColor="text1" w:themeTint="BF"/>
-                          <w:sz w:val="18"/>
-                          <w:szCs w:val="18"/>
-                        </w:rPr>
-                        <w:t xml:space="preserve">” </w:t>
-                      </w:r>
-                      <w:r>
-                        <w:rPr>
-                          <w:rFonts w:ascii="Zetta Serif Book" w:hAnsi="Zetta Serif Book"/>
-                          <w:i/>
-                          <w:iCs/>
-                          <w:color w:val="404040" w:themeColor="text1" w:themeTint="BF"/>
-                          <w:sz w:val="17"/>
-                          <w:szCs w:val="17"/>
-                        </w:rPr>
-                        <w:t>for</w:t>
-                      </w:r>
-                      <w:r>
-                        <w:rPr>
-                          <w:rFonts w:ascii="Zetta Serif Book" w:hAnsi="Zetta Serif Book"/>
-                          <w:i/>
-                          <w:iCs/>
-                          <w:color w:val="404040" w:themeColor="text1" w:themeTint="BF"/>
-                          <w:sz w:val="18"/>
-                          <w:szCs w:val="18"/>
-                        </w:rPr>
-                        <w:t xml:space="preserve"> </w:t>
-                      </w:r>
-                      <w:r>
-                        <w:rPr>
-                          <w:rFonts w:ascii="Zetta Serif Book" w:hAnsi="Zetta Serif Book"/>
-                          <w:i/>
-                          <w:iCs/>
-                          <w:color w:val="404040" w:themeColor="text1" w:themeTint="BF"/>
-                          <w:sz w:val="18"/>
-                          <w:szCs w:val="18"/>
-                          <w:u w:val="single"/>
-                        </w:rPr>
-                        <w:t xml:space="preserve">SAM-N12 </w:t>
-                      </w:r>
-                      <w:r>
-                        <w:rPr>
-                          <w:rFonts w:ascii="Zetta Serif Book" w:hAnsi="Zetta Serif Book"/>
-                          <w:b/>
-                          <w:bCs/>
-                          <w:i/>
-                          <w:iCs/>
-                          <w:color w:val="404040" w:themeColor="text1" w:themeTint="BF"/>
-                          <w:sz w:val="18"/>
-                          <w:szCs w:val="18"/>
-                          <w:u w:val="single"/>
-                        </w:rPr>
-                        <w:t>ULTRA</w:t>
-                      </w:r>
-                      <w:r>
-                        <w:rPr>
-                          <w:rFonts w:ascii="Zetta Serif Book" w:hAnsi="Zetta Serif Book"/>
-                          <w:i/>
-                          <w:iCs/>
-                          <w:color w:val="404040" w:themeColor="text1" w:themeTint="BF"/>
-                          <w:sz w:val="18"/>
-                          <w:szCs w:val="18"/>
-                        </w:rPr>
-                        <w:t>*.</w:t>
-                      </w:r>
-                    </w:p>
-                    <w:p>
-                      <w:pPr>
-                        <w:pStyle w:val="ListParagraph"/>
-                        <w:numPr>
-                          <w:ilvl w:val="1"/>
-                          <w:numId w:val="3"/>
-                        </w:numPr>
-                        <w:spacing w:line="300" w:lineRule="auto"/>
-                        <w:ind w:left="810" w:hanging="180"/>
-                        <w:rPr>
-                          <w:rFonts w:ascii="Zetta Serif Book" w:hAnsi="Zetta Serif Book"/>
-                          <w:color w:val="404040" w:themeColor="text1" w:themeTint="BF"/>
-                          <w:sz w:val="18"/>
-                          <w:szCs w:val="18"/>
-                        </w:rPr>
-                      </w:pPr>
-                      <w:r>
-                        <w:rPr>
-                          <w:rFonts w:ascii="Zetta Serif Book" w:hAnsi="Zetta Serif Book"/>
-                          <w:i/>
-                          <w:iCs/>
-                          <w:color w:val="404040" w:themeColor="text1" w:themeTint="BF"/>
-                          <w:sz w:val="18"/>
-                          <w:szCs w:val="18"/>
-                        </w:rPr>
-                        <w:t>*</w:t>
-                      </w:r>
-                      <w:r>
-                        <w:rPr>
-                          <w:rFonts w:ascii="Zetta Serif Book" w:hAnsi="Zetta Serif Book"/>
-                          <w:i/>
-                          <w:iCs/>
-                          <w:color w:val="404040" w:themeColor="text1" w:themeTint="BF"/>
-                          <w:sz w:val="17"/>
-                          <w:szCs w:val="17"/>
-                          <w:u w:val="single"/>
-                        </w:rPr>
-                        <w:t>ULTRA</w:t>
-                      </w:r>
-                      <w:r>
-                        <w:rPr>
-                          <w:rFonts w:ascii="Zetta Serif Book" w:hAnsi="Zetta Serif Book"/>
-                          <w:color w:val="404040" w:themeColor="text1" w:themeTint="BF"/>
-                          <w:sz w:val="17"/>
-                          <w:szCs w:val="17"/>
-                        </w:rPr>
-                        <w:t xml:space="preserve"> </w:t>
-                      </w:r>
-                      <w:r>
-                        <w:rPr>
-                          <w:rFonts w:ascii="Zetta Serif Book" w:hAnsi="Zetta Serif Book"/>
-                          <w:i/>
-                          <w:iCs/>
-                          <w:color w:val="404040" w:themeColor="text1" w:themeTint="BF"/>
-                          <w:sz w:val="17"/>
-                          <w:szCs w:val="17"/>
-                        </w:rPr>
-                        <w:t>mat will provide a better sound rating than the 1/4" called for, while using less gyp. material</w:t>
-                      </w:r>
-                      <w:r>
-                        <w:rPr>
-                          <w:rFonts w:ascii="Zetta Serif Book" w:hAnsi="Zetta Serif Book"/>
-                          <w:color w:val="404040" w:themeColor="text1" w:themeTint="BF"/>
-                          <w:sz w:val="18"/>
-                          <w:szCs w:val="18"/>
-                        </w:rPr>
-                        <w:t>.</w:t>
-                      </w:r>
-                    </w:p>
-                    <w:p>
-                      <w:pPr>
-                        <w:pStyle w:val="ListParagraph"/>
-                        <w:numPr>
-                          <w:ilvl w:val="0"/>
-                          <w:numId w:val="3"/>
-                        </w:numPr>
-                        <w:spacing w:line="276" w:lineRule="auto"/>
-                        <w:rPr>
-                          <w:rFonts w:ascii="Zetta Serif Book" w:hAnsi="Zetta Serif Book"/>
-                          <w:color w:val="404040" w:themeColor="text1" w:themeTint="BF"/>
-                          <w:sz w:val="18"/>
-                          <w:szCs w:val="18"/>
-                        </w:rPr>
-                      </w:pPr>
-                      <w:r>
-                        <w:rPr>
-                          <w:rFonts w:ascii="Zetta Serif Book" w:hAnsi="Zetta Serif Book"/>
-                          <w:color w:val="404040" w:themeColor="text1" w:themeTint="BF"/>
-                          <w:sz w:val="18"/>
-                          <w:szCs w:val="18"/>
-                          <w:highlight w:val="yellow"/>
-                        </w:rPr>
-                        <w:t>$x</w:t>
-                      </w:r>
-                      <w:r>
-                        <w:rPr>
-                          <w:rFonts w:ascii="Zetta Serif Book" w:hAnsi="Zetta Serif Book"/>
-                          <w:color w:val="404040" w:themeColor="text1" w:themeTint="BF"/>
-                          <w:sz w:val="18"/>
-                          <w:szCs w:val="18"/>
-                        </w:rPr>
-                        <w:t xml:space="preserve"> – Add for </w:t>
-                      </w:r>
-                      <w:r>
-                        <w:rPr>
-                          <w:rFonts w:ascii="Zetta Serif Book" w:hAnsi="Zetta Serif Book"/>
-                          <w:color w:val="404040" w:themeColor="text1" w:themeTint="BF"/>
-                          <w:sz w:val="18"/>
-                          <w:szCs w:val="18"/>
-                          <w:highlight w:val="yellow"/>
-                        </w:rPr>
-                        <w:t xml:space="preserve">Offsite Storage </w:t>
-                      </w:r>
-                      <w:r>
-                        <w:rPr>
-                          <w:rFonts w:ascii="Zetta Serif Book" w:hAnsi="Zetta Serif Book"/>
-                          <w:i/>
-                          <w:iCs/>
-                          <w:color w:val="404040" w:themeColor="text1" w:themeTint="BF"/>
-                          <w:sz w:val="18"/>
-                          <w:szCs w:val="18"/>
-                          <w:highlight w:val="yellow"/>
-                        </w:rPr>
-                        <w:t>(</w:t>
-                      </w:r>
-                      <w:r>
-                        <w:rPr>
-                          <w:rFonts w:ascii="Zetta Serif Book" w:hAnsi="Zetta Serif Book"/>
-                          <w:i/>
-                          <w:iCs/>
-                          <w:color w:val="404040" w:themeColor="text1" w:themeTint="BF"/>
-                          <w:sz w:val="16"/>
-                          <w:szCs w:val="16"/>
-                          <w:highlight w:val="yellow"/>
-                        </w:rPr>
-                        <w:t xml:space="preserve">if </w:t>
-                      </w:r>
-                      <w:r>
-                        <w:rPr>
-                          <w:rFonts w:ascii="Zetta Serif Book" w:hAnsi="Zetta Serif Book"/>
-                          <w:i/>
-                          <w:iCs/>
-                          <w:color w:val="404040" w:themeColor="text1" w:themeTint="BF"/>
-                          <w:sz w:val="17"/>
-                          <w:szCs w:val="17"/>
-                          <w:highlight w:val="yellow"/>
-                        </w:rPr>
-                        <w:t>onsite storage of 500</w:t>
-                      </w:r>
-                      <w:r>
-                        <w:rPr>
-                          <w:rFonts w:ascii="Zetta Serif Book" w:hAnsi="Zetta Serif Book"/>
-                          <w:i/>
-                          <w:iCs/>
-                          <w:color w:val="404040" w:themeColor="text1" w:themeTint="BF"/>
-                          <w:sz w:val="16"/>
-                          <w:szCs w:val="16"/>
-                          <w:highlight w:val="yellow"/>
-                        </w:rPr>
-                        <w:t xml:space="preserve"> sf </w:t>
-                      </w:r>
-                      <w:r>
-                        <w:rPr>
-                          <w:rFonts w:ascii="Zetta Serif Book" w:hAnsi="Zetta Serif Book"/>
-                          <w:i/>
-                          <w:iCs/>
-                          <w:color w:val="404040" w:themeColor="text1" w:themeTint="BF"/>
-                          <w:sz w:val="17"/>
-                          <w:szCs w:val="17"/>
-                          <w:highlight w:val="yellow"/>
-                        </w:rPr>
-                        <w:t>not provided by GC)</w:t>
-                      </w:r>
-                      <w:r>
-                        <w:rPr>
-                          <w:rFonts w:ascii="Zetta Serif Book" w:hAnsi="Zetta Serif Book"/>
-                          <w:color w:val="404040" w:themeColor="text1" w:themeTint="BF"/>
-                          <w:sz w:val="18"/>
-                          <w:szCs w:val="18"/>
-                        </w:rPr>
-                        <w:t>.</w:t>
-                      </w:r>
-                    </w:p>
-                    <w:p>
-                      <w:pPr>
-                        <w:pStyle w:val="ListParagraph"/>
-                        <w:numPr>
-                          <w:ilvl w:val="0"/>
-                          <w:numId w:val="3"/>
-                        </w:numPr>
-                        <w:rPr>
-                          <w:rFonts w:ascii="Zetta Serif Book" w:hAnsi="Zetta Serif Book"/>
-                          <w:color w:val="404040" w:themeColor="text1" w:themeTint="BF"/>
-                          <w:sz w:val="18"/>
-                          <w:szCs w:val="18"/>
-                        </w:rPr>
-                      </w:pPr>
-                      <w:r>
-                        <w:rPr>
-                          <w:rFonts w:ascii="Zetta Serif Book" w:hAnsi="Zetta Serif Book"/>
-                          <w:color w:val="404040" w:themeColor="text1" w:themeTint="BF"/>
-                          <w:sz w:val="18"/>
-                          <w:szCs w:val="18"/>
-                        </w:rPr>
-                        <w:t>$</w:t>
-                      </w:r>
-                      <w:r>
-                        <w:rPr>
-                          <w:rFonts w:ascii="Zetta Serif Book" w:hAnsi="Zetta Serif Book"/>
-                          <w:color w:val="404040" w:themeColor="text1" w:themeTint="BF"/>
-                          <w:sz w:val="18"/>
-                          <w:szCs w:val="18"/>
-                        </w:rPr>
-                        <w:t>x</w:t>
-                      </w:r>
-                      <w:r>
-                        <w:rPr>
-                          <w:rFonts w:ascii="Zetta Serif Book" w:hAnsi="Zetta Serif Book"/>
-                          <w:color w:val="404040" w:themeColor="text1" w:themeTint="BF"/>
-                          <w:sz w:val="18"/>
-                          <w:szCs w:val="18"/>
-                        </w:rPr>
-                        <w:t xml:space="preserve"> – </w:t>
-                      </w:r>
-                      <w:r>
-                        <w:rPr>
-                          <w:rFonts w:ascii="Zetta Serif Book" w:hAnsi="Zetta Serif Book"/>
-                          <w:color w:val="404040" w:themeColor="text1" w:themeTint="BF"/>
-                          <w:sz w:val="18"/>
-                          <w:szCs w:val="18"/>
-                        </w:rPr>
-                        <w:t xml:space="preserve">Add for Gypsum Sealer Material </w:t>
-                      </w:r>
-                      <w:r>
-                        <w:rPr>
-                          <w:rFonts w:ascii="Zetta Serif Book" w:hAnsi="Zetta Serif Book"/>
-                          <w:i/>
-                          <w:iCs/>
-                          <w:color w:val="404040" w:themeColor="text1" w:themeTint="BF"/>
-                          <w:sz w:val="18"/>
-                          <w:szCs w:val="18"/>
-                        </w:rPr>
-                        <w:t>ONLY</w:t>
-                      </w:r>
-                      <w:r>
-                        <w:rPr>
-                          <w:rFonts w:ascii="Zetta Serif Book" w:hAnsi="Zetta Serif Book"/>
-                          <w:i/>
-                          <w:iCs/>
-                          <w:color w:val="404040" w:themeColor="text1" w:themeTint="BF"/>
-                          <w:sz w:val="16"/>
-                          <w:szCs w:val="16"/>
-                        </w:rPr>
-                        <w:t>*</w:t>
-                      </w:r>
-                      <w:r>
-                        <w:rPr>
-                          <w:rFonts w:ascii="Zetta Serif Book" w:hAnsi="Zetta Serif Book"/>
-                          <w:i/>
-                          <w:iCs/>
-                          <w:color w:val="404040" w:themeColor="text1" w:themeTint="BF"/>
-                          <w:sz w:val="18"/>
-                          <w:szCs w:val="18"/>
-                        </w:rPr>
-                        <w:t xml:space="preserve"> </w:t>
-                      </w:r>
-                      <w:r>
-                        <w:rPr>
-                          <w:rFonts w:ascii="Zetta Serif Book" w:hAnsi="Zetta Serif Book"/>
-                          <w:i/>
-                          <w:iCs/>
-                          <w:color w:val="404040" w:themeColor="text1" w:themeTint="BF"/>
-                          <w:sz w:val="17"/>
-                          <w:szCs w:val="17"/>
-                        </w:rPr>
-                        <w:t>(</w:t>
-                      </w:r>
-                      <w:r>
-                        <w:rPr>
-                          <w:rFonts w:ascii="Zetta Serif Book" w:hAnsi="Zetta Serif Book"/>
-                          <w:i/>
-                          <w:iCs/>
-                          <w:color w:val="404040" w:themeColor="text1" w:themeTint="BF"/>
-                          <w:sz w:val="16"/>
-                          <w:szCs w:val="16"/>
-                        </w:rPr>
-                        <w:t>to be install by others</w:t>
-                      </w:r>
-                      <w:r>
-                        <w:rPr>
-                          <w:rFonts w:ascii="Zetta Serif Book" w:hAnsi="Zetta Serif Book"/>
-                          <w:i/>
-                          <w:iCs/>
-                          <w:color w:val="404040" w:themeColor="text1" w:themeTint="BF"/>
-                          <w:sz w:val="17"/>
-                          <w:szCs w:val="17"/>
-                        </w:rPr>
-                        <w:t>)</w:t>
-                      </w:r>
-                      <w:r>
-                        <w:rPr>
-                          <w:rFonts w:ascii="Zetta Serif Book" w:hAnsi="Zetta Serif Book"/>
-                          <w:color w:val="404040" w:themeColor="text1" w:themeTint="BF"/>
-                          <w:sz w:val="18"/>
-                          <w:szCs w:val="18"/>
-                        </w:rPr>
-                        <w:t>.</w:t>
-                      </w:r>
-                    </w:p>
-                    <w:p>
-                      <w:pPr>
-                        <w:pStyle w:val="ListParagraph"/>
-                        <w:ind w:left="993"/>
-                        <w:rPr>
-                          <w:rFonts w:ascii="Zetta Serif Book" w:hAnsi="Zetta Serif Book"/>
-                          <w:i/>
-                          <w:iCs/>
-                          <w:color w:val="404040" w:themeColor="text1" w:themeTint="BF"/>
-                          <w:sz w:val="18"/>
-                          <w:szCs w:val="18"/>
-                        </w:rPr>
-                      </w:pPr>
-                      <w:r>
-                        <w:rPr>
-                          <w:rFonts w:ascii="Zetta Serif Book" w:hAnsi="Zetta Serif Book"/>
-                          <w:i/>
-                          <w:iCs/>
-                          <w:color w:val="404040" w:themeColor="text1" w:themeTint="BF"/>
-                          <w:sz w:val="15"/>
-                          <w:szCs w:val="15"/>
-                        </w:rPr>
-                        <w:t xml:space="preserve">* </w:t>
-                      </w:r>
-                      <w:r>
-                        <w:rPr>
-                          <w:rFonts w:ascii="Zetta Serif Book" w:hAnsi="Zetta Serif Book"/>
-                          <w:i/>
-                          <w:iCs/>
-                          <w:color w:val="404040" w:themeColor="text1" w:themeTint="BF"/>
-                          <w:sz w:val="15"/>
-                          <w:szCs w:val="15"/>
-                        </w:rPr>
-                        <w:t xml:space="preserve">Consult your floor coverings expert for </w:t>
-                      </w:r>
-                      <w:r>
-                        <w:rPr>
-                          <w:rFonts w:ascii="Zetta Serif Book" w:hAnsi="Zetta Serif Book"/>
-                          <w:i/>
-                          <w:iCs/>
-                          <w:color w:val="404040" w:themeColor="text1" w:themeTint="BF"/>
-                          <w:sz w:val="15"/>
-                          <w:szCs w:val="15"/>
-                        </w:rPr>
-                        <w:t xml:space="preserve">compatibility </w:t>
-                      </w:r>
-                      <w:r>
-                        <w:rPr>
-                          <w:rFonts w:ascii="Zetta Serif Book" w:hAnsi="Zetta Serif Book"/>
-                          <w:i/>
-                          <w:iCs/>
-                          <w:color w:val="404040" w:themeColor="text1" w:themeTint="BF"/>
-                          <w:sz w:val="15"/>
-                          <w:szCs w:val="15"/>
-                        </w:rPr>
-                        <w:t xml:space="preserve">&amp; </w:t>
-                      </w:r>
-                      <w:r>
-                        <w:rPr>
-                          <w:rFonts w:ascii="Zetta Serif Book" w:hAnsi="Zetta Serif Book"/>
-                          <w:i/>
-                          <w:iCs/>
-                          <w:color w:val="404040" w:themeColor="text1" w:themeTint="BF"/>
-                          <w:sz w:val="15"/>
-                          <w:szCs w:val="15"/>
-                        </w:rPr>
-                        <w:t xml:space="preserve">application. </w:t>
-                      </w:r>
-                    </w:p>
-                    <w:p>
-                      <w:pPr>
-                        <w:pStyle w:val="ListParagraph"/>
-                        <w:spacing w:line="168" w:lineRule="auto"/>
-                        <w:ind w:left="994"/>
-                        <w:rPr>
-                          <w:rFonts w:ascii="Zetta Serif Book" w:hAnsi="Zetta Serif Book"/>
-                          <w:color w:val="404040" w:themeColor="text1" w:themeTint="BF"/>
-                          <w:sz w:val="18"/>
-                          <w:szCs w:val="18"/>
-                        </w:rPr>
-                      </w:pPr>
-                      <w:r>
-                        <w:rPr>
-                          <w:rFonts w:ascii="Zetta Serif Book" w:hAnsi="Zetta Serif Book"/>
-                          <w:i/>
-                          <w:iCs/>
-                          <w:color w:val="404040" w:themeColor="text1" w:themeTint="BF"/>
-                          <w:sz w:val="15"/>
-                          <w:szCs w:val="15"/>
-                        </w:rPr>
-                        <w:t xml:space="preserve">* </w:t>
-                      </w:r>
-                      <w:r>
-                        <w:rPr>
-                          <w:rFonts w:ascii="Zetta Serif Book" w:hAnsi="Zetta Serif Book"/>
-                          <w:i/>
-                          <w:iCs/>
-                          <w:color w:val="404040" w:themeColor="text1" w:themeTint="BF"/>
-                          <w:sz w:val="15"/>
-                          <w:szCs w:val="15"/>
-                        </w:rPr>
-                        <w:t>Treadwell not responsible for mis-use or improper storage of material</w:t>
-                      </w:r>
-                      <w:r>
-                        <w:rPr>
-                          <w:rFonts w:ascii="Zetta Serif Book" w:hAnsi="Zetta Serif Book"/>
-                          <w:color w:val="404040" w:themeColor="text1" w:themeTint="BF"/>
-                          <w:sz w:val="18"/>
-                          <w:szCs w:val="18"/>
-                        </w:rPr>
-                        <w:t>.</w:t>
+                      <w:r>
+                        <w:t xml:space="preserve">{{/has_options}}</w:t>
                       </w:r>
                     </w:p>
                     <w:p>
@@ -9641,15 +8289,15 @@
                                 <w:sz w:val="18"/>
                                 <w:szCs w:val="18"/>
                               </w:rPr>
-                              <w:t>Greg Ingebret</w:t>
-                            </w:r>
-                            <w:r>
-                              <w:rPr>
-                                <w:color w:val="404040" w:themeColor="text1" w:themeTint="BF"/>
-                                <w:sz w:val="18"/>
-                                <w:szCs w:val="18"/>
-                              </w:rPr>
-                              <w:t>son</w:t>
+                              <w:t xml:space="preserve">{{estimator_name}}</w:t>
+                            </w:r>
+                            <w:r>
+                              <w:rPr>
+                                <w:color w:val="404040" w:themeColor="text1" w:themeTint="BF"/>
+                                <w:sz w:val="18"/>
+                                <w:szCs w:val="18"/>
+                              </w:rPr>
+                              <w:t/>
                             </w:r>
                           </w:p>
                         </w:txbxContent>
@@ -9726,15 +8374,15 @@
                           <w:sz w:val="18"/>
                           <w:szCs w:val="18"/>
                         </w:rPr>
-                        <w:t>Greg Ingebret</w:t>
-                      </w:r>
-                      <w:r>
-                        <w:rPr>
-                          <w:color w:val="404040" w:themeColor="text1" w:themeTint="BF"/>
-                          <w:sz w:val="18"/>
-                          <w:szCs w:val="18"/>
-                        </w:rPr>
-                        <w:t>son</w:t>
+                        <w:t xml:space="preserve">{{estimator_name}}</w:t>
+                      </w:r>
+                      <w:r>
+                        <w:rPr>
+                          <w:color w:val="404040" w:themeColor="text1" w:themeTint="BF"/>
+                          <w:sz w:val="18"/>
+                          <w:szCs w:val="18"/>
+                        </w:rPr>
+                        <w:t/>
                       </w:r>
                     </w:p>
                   </w:txbxContent>
@@ -9826,7 +8474,7 @@
                                 <w:sz w:val="15"/>
                                 <w:szCs w:val="15"/>
                               </w:rPr>
-                              <w:t xml:space="preserve">Excludes </w:t>
+                              <w:t xml:space="preserve">{{#notes}}</w:t>
                             </w:r>
                             <w:r>
                               <w:rPr>
@@ -9834,7 +8482,7 @@
                                 <w:sz w:val="15"/>
                                 <w:szCs w:val="15"/>
                               </w:rPr>
-                              <w:t>Union Labor/P</w:t>
+                              <w:t/>
                             </w:r>
                             <w:r>
                               <w:rPr>
@@ -9842,7 +8490,7 @@
                                 <w:sz w:val="15"/>
                                 <w:szCs w:val="15"/>
                               </w:rPr>
-                              <w:t xml:space="preserve">revailing </w:t>
+                              <w:t xml:space="preserve"/>
                             </w:r>
                             <w:r>
                               <w:rPr>
@@ -9850,7 +8498,7 @@
                                 <w:sz w:val="15"/>
                                 <w:szCs w:val="15"/>
                               </w:rPr>
-                              <w:t>W</w:t>
+                              <w:t/>
                             </w:r>
                             <w:r>
                               <w:rPr>
@@ -9858,7 +8506,7 @@
                                 <w:sz w:val="15"/>
                                 <w:szCs w:val="15"/>
                               </w:rPr>
-                              <w:t>age</w:t>
+                              <w:t/>
                             </w:r>
                             <w:r>
                               <w:rPr>
@@ -9866,7 +8514,7 @@
                                 <w:sz w:val="15"/>
                                 <w:szCs w:val="15"/>
                               </w:rPr>
-                              <w:t xml:space="preserve"> Labor</w:t>
+                              <w:t xml:space="preserve"/>
                             </w:r>
                             <w:r>
                               <w:rPr>
@@ -9874,7 +8522,7 @@
                                 <w:sz w:val="15"/>
                                 <w:szCs w:val="15"/>
                               </w:rPr>
-                              <w:t xml:space="preserve"> </w:t>
+                              <w:t xml:space="preserve"/>
                             </w:r>
                             <w:r>
                               <w:rPr>
@@ -9884,7 +8532,7 @@
                                 <w:sz w:val="15"/>
                                 <w:szCs w:val="15"/>
                               </w:rPr>
-                              <w:t>(unless otherwise noted)</w:t>
+                              <w:t/>
                             </w:r>
                             <w:r>
                               <w:rPr>
@@ -9892,7 +8540,7 @@
                                 <w:sz w:val="15"/>
                                 <w:szCs w:val="15"/>
                               </w:rPr>
-                              <w:t xml:space="preserve">, bond &amp; liquidated damages </w:t>
+                              <w:t xml:space="preserve"/>
                             </w:r>
                           </w:p>
                           <w:p>
@@ -9915,736 +8563,12 @@
                                 <w:sz w:val="15"/>
                                 <w:szCs w:val="15"/>
                               </w:rPr>
-                              <w:t>Excludes hoisting or lifting of equipment to elevated slabs if elevator is unavailable</w:t>
+                              <w:t xml:space="preserve">{{notes.text}}</w:t>
                             </w:r>
                           </w:p>
                           <w:p>
-                            <w:pPr>
-                              <w:pStyle w:val="ListParagraph"/>
-                              <w:numPr>
-                                <w:ilvl w:val="0"/>
-                                <w:numId w:val="1"/>
-                              </w:numPr>
-                              <w:spacing w:line="252" w:lineRule="auto"/>
-                              <w:rPr>
-                                <w:rFonts w:ascii="Zetta Serif Book" w:hAnsi="Zetta Serif Book"/>
-                                <w:sz w:val="15"/>
-                                <w:szCs w:val="15"/>
-                              </w:rPr>
-                            </w:pPr>
-                            <w:r>
-                              <w:rPr>
-                                <w:rFonts w:ascii="Zetta Serif Book" w:hAnsi="Zetta Serif Book"/>
-                                <w:sz w:val="15"/>
-                                <w:szCs w:val="15"/>
-                              </w:rPr>
-                              <w:t>Excludes temporary/permanent lighting &amp; HVAC as required by the manufacturer for system installation.</w:t>
-                            </w:r>
-                          </w:p>
-                          <w:p>
-                            <w:pPr>
-                              <w:pStyle w:val="ListParagraph"/>
-                              <w:numPr>
-                                <w:ilvl w:val="0"/>
-                                <w:numId w:val="1"/>
-                              </w:numPr>
-                              <w:spacing w:line="252" w:lineRule="auto"/>
-                              <w:rPr>
-                                <w:rFonts w:ascii="Zetta Serif Book" w:hAnsi="Zetta Serif Book"/>
-                                <w:sz w:val="15"/>
-                                <w:szCs w:val="15"/>
-                              </w:rPr>
-                            </w:pPr>
-                            <w:r>
-                              <w:rPr>
-                                <w:rFonts w:ascii="Zetta Serif Book" w:hAnsi="Zetta Serif Book"/>
-                                <w:sz w:val="15"/>
-                                <w:szCs w:val="15"/>
-                              </w:rPr>
-                              <w:t>Excludes .03% Textura Fees</w:t>
-                            </w:r>
-                          </w:p>
-                          <w:p>
-                            <w:pPr>
-                              <w:pStyle w:val="ListParagraph"/>
-                              <w:numPr>
-                                <w:ilvl w:val="0"/>
-                                <w:numId w:val="1"/>
-                              </w:numPr>
-                              <w:spacing w:line="252" w:lineRule="auto"/>
-                              <w:rPr>
-                                <w:rFonts w:ascii="Zetta Serif Book" w:hAnsi="Zetta Serif Book"/>
-                                <w:sz w:val="15"/>
-                                <w:szCs w:val="15"/>
-                              </w:rPr>
-                            </w:pPr>
-                            <w:r>
-                              <w:rPr>
-                                <w:rFonts w:ascii="Zetta Serif Book" w:hAnsi="Zetta Serif Book"/>
-                                <w:sz w:val="15"/>
-                                <w:szCs w:val="15"/>
-                              </w:rPr>
-                              <w:t xml:space="preserve">A </w:t>
-                            </w:r>
-                            <w:r>
-                              <w:rPr>
-                                <w:rFonts w:ascii="Zetta Serif Book" w:hAnsi="Zetta Serif Book"/>
-                                <w:b/>
-                                <w:bCs/>
-                                <w:sz w:val="15"/>
-                                <w:szCs w:val="15"/>
-                                <w:u w:val="single"/>
-                              </w:rPr>
-                              <w:t>FRESH</w:t>
-                            </w:r>
-                            <w:r>
-                              <w:rPr>
-                                <w:rFonts w:ascii="Zetta Serif Book" w:hAnsi="Zetta Serif Book"/>
-                                <w:sz w:val="15"/>
-                                <w:szCs w:val="15"/>
-                              </w:rPr>
-                              <w:t xml:space="preserve"> water supply of at least 40 GPM with a 2" hook-up must be provided</w:t>
-                            </w:r>
-                            <w:r>
-                              <w:rPr>
-                                <w:rFonts w:ascii="Zetta Serif Book" w:hAnsi="Zetta Serif Book"/>
-                                <w:sz w:val="15"/>
-                                <w:szCs w:val="15"/>
-                              </w:rPr>
-                              <w:t>, by others</w:t>
-                            </w:r>
-                            <w:r>
-                              <w:rPr>
-                                <w:rFonts w:ascii="Zetta Serif Book" w:hAnsi="Zetta Serif Book"/>
-                                <w:sz w:val="15"/>
-                                <w:szCs w:val="15"/>
-                              </w:rPr>
-                              <w:t xml:space="preserve"> </w:t>
-                            </w:r>
-                            <w:r>
-                              <w:rPr>
-                                <w:rFonts w:ascii="Zetta Serif Book" w:hAnsi="Zetta Serif Book"/>
-                                <w:i/>
-                                <w:iCs/>
-                                <w:sz w:val="15"/>
-                                <w:szCs w:val="15"/>
-                              </w:rPr>
-                              <w:t>[</w:t>
-                            </w:r>
-                            <w:r>
-                              <w:rPr>
-                                <w:rFonts w:ascii="Zetta Serif Book" w:hAnsi="Zetta Serif Book"/>
-                                <w:i/>
-                                <w:iCs/>
-                                <w:sz w:val="15"/>
-                                <w:szCs w:val="15"/>
-                                <w:u w:val="single"/>
-                              </w:rPr>
-                              <w:t>must</w:t>
-                            </w:r>
-                            <w:r>
-                              <w:rPr>
-                                <w:rFonts w:ascii="Zetta Serif Book" w:hAnsi="Zetta Serif Book"/>
-                                <w:i/>
-                                <w:iCs/>
-                                <w:sz w:val="15"/>
-                                <w:szCs w:val="15"/>
-                                <w:u w:val="single"/>
-                              </w:rPr>
-                              <w:t xml:space="preserve"> be Legal + Permitted</w:t>
-                            </w:r>
-                            <w:r>
-                              <w:rPr>
-                                <w:rFonts w:ascii="Zetta Serif Book" w:hAnsi="Zetta Serif Book"/>
-                                <w:i/>
-                                <w:iCs/>
-                                <w:sz w:val="15"/>
-                                <w:szCs w:val="15"/>
-                              </w:rPr>
-                              <w:t>]</w:t>
-                            </w:r>
-                            <w:r>
-                              <w:rPr>
-                                <w:rFonts w:ascii="Zetta Serif Book" w:hAnsi="Zetta Serif Book"/>
-                                <w:sz w:val="15"/>
-                                <w:szCs w:val="15"/>
-                              </w:rPr>
-                              <w:t>.</w:t>
-                            </w:r>
-                          </w:p>
-                          <w:p>
-                            <w:pPr>
-                              <w:pStyle w:val="ListParagraph"/>
-                              <w:numPr>
-                                <w:ilvl w:val="0"/>
-                                <w:numId w:val="1"/>
-                              </w:numPr>
-                              <w:rPr>
-                                <w:rFonts w:ascii="Zetta Serif Book" w:hAnsi="Zetta Serif Book"/>
-                                <w:b/>
-                                <w:sz w:val="15"/>
-                                <w:szCs w:val="15"/>
-                              </w:rPr>
-                            </w:pPr>
-                            <w:r>
-                              <w:rPr>
-                                <w:rFonts w:ascii="Zetta Serif Book" w:hAnsi="Zetta Serif Book"/>
-                                <w:b/>
-                                <w:sz w:val="15"/>
-                                <w:szCs w:val="15"/>
-                              </w:rPr>
-                              <w:t>Add $</w:t>
-                            </w:r>
-                            <w:r>
-                              <w:rPr>
-                                <w:rFonts w:ascii="Zetta Serif Book" w:hAnsi="Zetta Serif Book"/>
-                                <w:b/>
-                                <w:sz w:val="15"/>
-                                <w:szCs w:val="15"/>
-                                <w:highlight w:val="yellow"/>
-                              </w:rPr>
-                              <w:t>4</w:t>
-                            </w:r>
-                            <w:r>
-                              <w:rPr>
-                                <w:rFonts w:ascii="Zetta Serif Book" w:hAnsi="Zetta Serif Book"/>
-                                <w:b/>
-                                <w:sz w:val="15"/>
-                                <w:szCs w:val="15"/>
-                                <w:highlight w:val="yellow"/>
-                              </w:rPr>
-                              <w:t>,</w:t>
-                            </w:r>
-                            <w:r>
-                              <w:rPr>
-                                <w:rFonts w:ascii="Zetta Serif Book" w:hAnsi="Zetta Serif Book"/>
-                                <w:b/>
-                                <w:sz w:val="15"/>
-                                <w:szCs w:val="15"/>
-                                <w:highlight w:val="yellow"/>
-                              </w:rPr>
-                              <w:t>8</w:t>
-                            </w:r>
-                            <w:r>
-                              <w:rPr>
-                                <w:rFonts w:ascii="Zetta Serif Book" w:hAnsi="Zetta Serif Book"/>
-                                <w:b/>
-                                <w:sz w:val="15"/>
-                                <w:szCs w:val="15"/>
-                                <w:highlight w:val="yellow"/>
-                              </w:rPr>
-                              <w:t>0</w:t>
-                            </w:r>
-                            <w:r>
-                              <w:rPr>
-                                <w:rFonts w:ascii="Zetta Serif Book" w:hAnsi="Zetta Serif Book"/>
-                                <w:b/>
-                                <w:sz w:val="15"/>
-                                <w:szCs w:val="15"/>
-                                <w:highlight w:val="yellow"/>
-                              </w:rPr>
-                              <w:t>0 $8,60</w:t>
-                            </w:r>
-                            <w:r>
-                              <w:rPr>
-                                <w:rFonts w:ascii="Zetta Serif Book" w:hAnsi="Zetta Serif Book"/>
-                                <w:b/>
-                                <w:sz w:val="15"/>
-                                <w:szCs w:val="15"/>
-                                <w:highlight w:val="yellow"/>
-                              </w:rPr>
-                              <w:t>0</w:t>
-                            </w:r>
-                            <w:r>
-                              <w:rPr>
-                                <w:rFonts w:ascii="Zetta Serif Book" w:hAnsi="Zetta Serif Book"/>
-                                <w:b/>
-                                <w:sz w:val="15"/>
-                                <w:szCs w:val="15"/>
-                              </w:rPr>
-                              <w:t xml:space="preserve"> for each additional </w:t>
-                            </w:r>
-                            <w:r>
-                              <w:rPr>
-                                <w:rFonts w:ascii="Zetta Serif Book" w:hAnsi="Zetta Serif Book"/>
-                                <w:b/>
-                                <w:sz w:val="15"/>
-                                <w:szCs w:val="15"/>
-                              </w:rPr>
-                              <w:t>mobilization, Add $</w:t>
-                            </w:r>
-                            <w:r>
-                              <w:rPr>
-                                <w:rFonts w:ascii="Zetta Serif Book" w:hAnsi="Zetta Serif Book"/>
-                                <w:b/>
-                                <w:sz w:val="15"/>
-                                <w:szCs w:val="15"/>
-                                <w:highlight w:val="yellow"/>
-                              </w:rPr>
-                              <w:t>5,</w:t>
-                            </w:r>
-                            <w:r>
-                              <w:rPr>
-                                <w:rFonts w:ascii="Zetta Serif Book" w:hAnsi="Zetta Serif Book"/>
-                                <w:b/>
-                                <w:sz w:val="15"/>
-                                <w:szCs w:val="15"/>
-                                <w:highlight w:val="yellow"/>
-                              </w:rPr>
-                              <w:t>6</w:t>
-                            </w:r>
-                            <w:r>
-                              <w:rPr>
-                                <w:rFonts w:ascii="Zetta Serif Book" w:hAnsi="Zetta Serif Book"/>
-                                <w:b/>
-                                <w:sz w:val="15"/>
-                                <w:szCs w:val="15"/>
-                                <w:highlight w:val="yellow"/>
-                              </w:rPr>
-                              <w:t>0</w:t>
-                            </w:r>
-                            <w:r>
-                              <w:rPr>
-                                <w:rFonts w:ascii="Zetta Serif Book" w:hAnsi="Zetta Serif Book"/>
-                                <w:b/>
-                                <w:sz w:val="15"/>
-                                <w:szCs w:val="15"/>
-                                <w:highlight w:val="yellow"/>
-                              </w:rPr>
-                              <w:t>0 $10,80</w:t>
-                            </w:r>
-                            <w:r>
-                              <w:rPr>
-                                <w:rFonts w:ascii="Zetta Serif Book" w:hAnsi="Zetta Serif Book"/>
-                                <w:b/>
-                                <w:sz w:val="15"/>
-                                <w:szCs w:val="15"/>
-                                <w:highlight w:val="yellow"/>
-                              </w:rPr>
-                              <w:t>0</w:t>
-                            </w:r>
-                            <w:r>
-                              <w:rPr>
-                                <w:rFonts w:ascii="Zetta Serif Book" w:hAnsi="Zetta Serif Book"/>
-                                <w:b/>
-                                <w:sz w:val="15"/>
-                                <w:szCs w:val="15"/>
-                              </w:rPr>
-                              <w:t xml:space="preserve"> for each Pre-Pour mobilization.   </w:t>
-                            </w:r>
-                          </w:p>
-                          <w:p>
-                            <w:pPr>
-                              <w:pStyle w:val="ListParagraph"/>
-                              <w:numPr>
-                                <w:ilvl w:val="0"/>
-                                <w:numId w:val="1"/>
-                              </w:numPr>
-                              <w:rPr>
-                                <w:rFonts w:ascii="Zetta Serif Book" w:hAnsi="Zetta Serif Book"/>
-                                <w:sz w:val="15"/>
-                                <w:szCs w:val="15"/>
-                              </w:rPr>
-                            </w:pPr>
-                            <w:r>
-                              <w:rPr>
-                                <w:rFonts w:ascii="Zetta Serif Book" w:hAnsi="Zetta Serif Book"/>
-                                <w:sz w:val="15"/>
-                                <w:szCs w:val="15"/>
-                              </w:rPr>
-                              <w:t xml:space="preserve">Add </w:t>
-                            </w:r>
-                            <w:r>
-                              <w:rPr>
-                                <w:rFonts w:ascii="Zetta Serif Book" w:hAnsi="Zetta Serif Book"/>
-                                <w:sz w:val="15"/>
-                                <w:szCs w:val="15"/>
-                              </w:rPr>
-                              <w:t>$500/crew hour for</w:t>
-                            </w:r>
-                            <w:r>
-                              <w:rPr>
-                                <w:rFonts w:ascii="Zetta Serif Book" w:hAnsi="Zetta Serif Book"/>
-                                <w:sz w:val="15"/>
-                                <w:szCs w:val="15"/>
-                              </w:rPr>
-                              <w:t xml:space="preserve"> “show up time” if crew mobilizes at agreed upon start date &amp; time but the job site is not ready.</w:t>
-                            </w:r>
-                          </w:p>
-                          <w:p>
-                            <w:pPr>
-                              <w:pStyle w:val="ListParagraph"/>
-                              <w:numPr>
-                                <w:ilvl w:val="0"/>
-                                <w:numId w:val="1"/>
-                              </w:numPr>
-                              <w:spacing w:line="252" w:lineRule="auto"/>
-                              <w:rPr>
-                                <w:rFonts w:ascii="Zetta Serif Book" w:hAnsi="Zetta Serif Book"/>
-                                <w:sz w:val="15"/>
-                                <w:szCs w:val="15"/>
-                              </w:rPr>
-                            </w:pPr>
-                            <w:r>
-                              <w:rPr>
-                                <w:rFonts w:ascii="Zetta Serif Book" w:hAnsi="Zetta Serif Book"/>
-                                <w:sz w:val="15"/>
-                                <w:szCs w:val="15"/>
-                              </w:rPr>
-                              <w:t xml:space="preserve">Add </w:t>
-                            </w:r>
-                            <w:r>
-                              <w:rPr>
-                                <w:rFonts w:ascii="Zetta Serif Book" w:hAnsi="Zetta Serif Book"/>
-                                <w:sz w:val="15"/>
-                                <w:szCs w:val="15"/>
-                              </w:rPr>
-                              <w:t>$500/crew hour</w:t>
-                            </w:r>
-                            <w:r>
-                              <w:rPr>
-                                <w:rFonts w:ascii="Zetta Serif Book" w:hAnsi="Zetta Serif Book"/>
-                                <w:sz w:val="15"/>
-                                <w:szCs w:val="15"/>
-                              </w:rPr>
-                              <w:t xml:space="preserve"> for “stand down time” if working, onsite crew is stopped for a reason outside of Treadwell’s control.</w:t>
-                            </w:r>
-                          </w:p>
-                          <w:p>
-                            <w:pPr>
-                              <w:pStyle w:val="ListParagraph"/>
-                              <w:numPr>
-                                <w:ilvl w:val="0"/>
-                                <w:numId w:val="1"/>
-                              </w:numPr>
-                              <w:spacing w:line="252" w:lineRule="auto"/>
-                              <w:rPr>
-                                <w:rFonts w:ascii="Zetta Serif Book" w:hAnsi="Zetta Serif Book"/>
-                                <w:sz w:val="15"/>
-                                <w:szCs w:val="15"/>
-                              </w:rPr>
-                            </w:pPr>
-                            <w:r>
-                              <w:rPr>
-                                <w:rFonts w:ascii="Zetta Serif Book" w:hAnsi="Zetta Serif Book"/>
-                                <w:sz w:val="15"/>
-                                <w:szCs w:val="15"/>
-                              </w:rPr>
-                              <w:t>Addenda Acknowledged</w:t>
-                            </w:r>
-                            <w:r>
-                              <w:rPr>
-                                <w:rFonts w:ascii="Zetta Serif Book" w:hAnsi="Zetta Serif Book"/>
-                                <w:sz w:val="15"/>
-                                <w:szCs w:val="15"/>
-                                <w:highlight w:val="yellow"/>
-                              </w:rPr>
-                              <w:t xml:space="preserve">: </w:t>
-                            </w:r>
-                            <w:r>
-                              <w:rPr>
-                                <w:rFonts w:ascii="Zetta Serif Book" w:hAnsi="Zetta Serif Book"/>
-                                <w:sz w:val="15"/>
-                                <w:szCs w:val="15"/>
-                                <w:highlight w:val="yellow"/>
-                              </w:rPr>
-                              <w:t>0</w:t>
-                            </w:r>
-                          </w:p>
-                          <w:p>
-                            <w:pPr>
-                              <w:pStyle w:val="ListParagraph"/>
-                              <w:numPr>
-                                <w:ilvl w:val="0"/>
-                                <w:numId w:val="1"/>
-                              </w:numPr>
-                              <w:spacing w:line="252" w:lineRule="auto"/>
-                              <w:rPr>
-                                <w:rFonts w:ascii="Zetta Serif Book" w:hAnsi="Zetta Serif Book"/>
-                                <w:b/>
-                                <w:sz w:val="15"/>
-                                <w:szCs w:val="15"/>
-                              </w:rPr>
-                            </w:pPr>
-                            <w:r>
-                              <w:rPr>
-                                <w:rFonts w:ascii="Zetta Serif Book" w:hAnsi="Zetta Serif Book"/>
-                                <w:b/>
-                                <w:sz w:val="15"/>
-                                <w:szCs w:val="15"/>
-                              </w:rPr>
-                              <w:t xml:space="preserve">Treadwell typically requires </w:t>
-                            </w:r>
-                            <w:r>
-                              <w:rPr>
-                                <w:rFonts w:ascii="Zetta Serif Book" w:hAnsi="Zetta Serif Book"/>
-                                <w:b/>
-                                <w:sz w:val="15"/>
-                                <w:szCs w:val="15"/>
-                              </w:rPr>
-                              <w:t>5</w:t>
-                            </w:r>
-                            <w:r>
-                              <w:rPr>
-                                <w:rFonts w:ascii="Zetta Serif Book" w:hAnsi="Zetta Serif Book"/>
-                                <w:b/>
-                                <w:sz w:val="15"/>
-                                <w:szCs w:val="15"/>
-                              </w:rPr>
-                              <w:t xml:space="preserve"> weeks of notice when scheduling new work</w:t>
-                            </w:r>
-                          </w:p>
-                          <w:p>
-                            <w:pPr>
-                              <w:pStyle w:val="ListParagraph"/>
-                              <w:numPr>
-                                <w:ilvl w:val="0"/>
-                                <w:numId w:val="1"/>
-                              </w:numPr>
-                              <w:rPr>
-                                <w:rFonts w:ascii="Zetta Serif Book" w:hAnsi="Zetta Serif Book"/>
-                                <w:sz w:val="15"/>
-                                <w:szCs w:val="15"/>
-                              </w:rPr>
-                            </w:pPr>
-                            <w:r>
-                              <w:rPr>
-                                <w:rFonts w:ascii="Zetta Serif Book" w:hAnsi="Zetta Serif Book"/>
-                                <w:sz w:val="15"/>
-                                <w:szCs w:val="15"/>
-                              </w:rPr>
-                              <w:t xml:space="preserve">Treadwell includes the following insurance coverage: GL: 1M/2M, WC: 1M, Auto: 1M, </w:t>
-                            </w:r>
-                            <w:proofErr w:type="spellStart"/>
-                            <w:r>
-                              <w:rPr>
-                                <w:rFonts w:ascii="Zetta Serif Book" w:hAnsi="Zetta Serif Book"/>
-                                <w:sz w:val="15"/>
-                                <w:szCs w:val="15"/>
-                              </w:rPr>
-                              <w:t>Umb</w:t>
-                            </w:r>
-                            <w:proofErr w:type="spellEnd"/>
-                            <w:r>
-                              <w:rPr>
-                                <w:rFonts w:ascii="Zetta Serif Book" w:hAnsi="Zetta Serif Book"/>
-                                <w:sz w:val="15"/>
-                                <w:szCs w:val="15"/>
-                              </w:rPr>
-                              <w:t xml:space="preserve">: 5M. Additional Coverage can be </w:t>
-                            </w:r>
-                          </w:p>
-                          <w:p>
-                            <w:pPr>
-                              <w:ind w:firstLine="720"/>
-                              <w:rPr>
-                                <w:rFonts w:ascii="Zetta Serif Book" w:hAnsi="Zetta Serif Book"/>
-                                <w:sz w:val="15"/>
-                                <w:szCs w:val="15"/>
-                              </w:rPr>
-                            </w:pPr>
-                            <w:r>
-                              <w:rPr>
-                                <w:rFonts w:ascii="Zetta Serif Book" w:hAnsi="Zetta Serif Book"/>
-                                <w:sz w:val="15"/>
-                                <w:szCs w:val="15"/>
-                              </w:rPr>
-                              <w:t>provided at an additional cost.</w:t>
-                            </w:r>
-                          </w:p>
-                          <w:p>
-                            <w:pPr>
-                              <w:pStyle w:val="ListParagraph"/>
-                              <w:numPr>
-                                <w:ilvl w:val="0"/>
-                                <w:numId w:val="1"/>
-                              </w:numPr>
-                              <w:spacing w:line="252" w:lineRule="auto"/>
-                              <w:rPr>
-                                <w:rFonts w:ascii="Zetta Serif Book" w:hAnsi="Zetta Serif Book"/>
-                                <w:sz w:val="15"/>
-                                <w:szCs w:val="15"/>
-                              </w:rPr>
-                            </w:pPr>
-                            <w:r>
-                              <w:rPr>
-                                <w:rFonts w:ascii="Zetta Serif Book" w:hAnsi="Zetta Serif Book"/>
-                                <w:sz w:val="15"/>
-                                <w:szCs w:val="15"/>
-                              </w:rPr>
-                              <w:t>Treadwell reserves the right to terminate the contract for customers not meeting Treadwell's pre-qual. requirements.</w:t>
-                            </w:r>
-                          </w:p>
-                          <w:p>
-                            <w:pPr>
-                              <w:pStyle w:val="ListParagraph"/>
-                              <w:numPr>
-                                <w:ilvl w:val="0"/>
-                                <w:numId w:val="1"/>
-                              </w:numPr>
-                              <w:spacing w:line="252" w:lineRule="auto"/>
-                              <w:rPr>
-                                <w:rFonts w:ascii="Zetta Serif Book" w:hAnsi="Zetta Serif Book"/>
-                                <w:sz w:val="15"/>
-                                <w:szCs w:val="15"/>
-                              </w:rPr>
-                            </w:pPr>
-                            <w:r>
-                              <w:rPr>
-                                <w:rFonts w:ascii="Zetta Serif Book" w:hAnsi="Zetta Serif Book"/>
-                                <w:sz w:val="15"/>
-                                <w:szCs w:val="15"/>
-                              </w:rPr>
-                              <w:t xml:space="preserve">Up to 8% material escalation </w:t>
-                            </w:r>
-                            <w:r>
-                              <w:rPr>
-                                <w:rFonts w:ascii="Zetta Serif Book" w:hAnsi="Zetta Serif Book"/>
-                                <w:sz w:val="15"/>
-                                <w:szCs w:val="15"/>
-                              </w:rPr>
-                              <w:t>for 12 months from the date of this quote is include</w:t>
-                            </w:r>
-                            <w:r>
-                              <w:rPr>
-                                <w:rFonts w:ascii="Zetta Serif Book" w:hAnsi="Zetta Serif Book"/>
-                                <w:sz w:val="15"/>
-                                <w:szCs w:val="15"/>
-                              </w:rPr>
-                              <w:t>d</w:t>
-                            </w:r>
-                            <w:r>
-                              <w:rPr>
-                                <w:rFonts w:ascii="Zetta Serif Book" w:hAnsi="Zetta Serif Book"/>
-                                <w:sz w:val="15"/>
-                                <w:szCs w:val="15"/>
-                              </w:rPr>
-                              <w:t>.  Any material escalation ove</w:t>
-                            </w:r>
-                            <w:r>
-                              <w:rPr>
-                                <w:rFonts w:ascii="Zetta Serif Book" w:hAnsi="Zetta Serif Book"/>
-                                <w:sz w:val="15"/>
-                                <w:szCs w:val="15"/>
-                              </w:rPr>
-                              <w:t>r</w:t>
-                            </w:r>
-                            <w:r>
-                              <w:rPr>
-                                <w:rFonts w:ascii="Zetta Serif Book" w:hAnsi="Zetta Serif Book"/>
-                                <w:sz w:val="15"/>
-                                <w:szCs w:val="15"/>
-                              </w:rPr>
-                              <w:t xml:space="preserve"> 8% will </w:t>
-                            </w:r>
-                            <w:r>
-                              <w:rPr>
-                                <w:rFonts w:ascii="Zetta Serif Book" w:hAnsi="Zetta Serif Book"/>
-                                <w:sz w:val="15"/>
-                                <w:szCs w:val="15"/>
-                              </w:rPr>
-                              <w:t>be</w:t>
-                            </w:r>
-                          </w:p>
-                          <w:p>
-                            <w:pPr>
-                              <w:spacing w:line="252" w:lineRule="auto"/>
-                              <w:ind w:firstLine="720"/>
-                              <w:rPr>
-                                <w:rFonts w:ascii="Zetta Serif Book" w:hAnsi="Zetta Serif Book"/>
-                                <w:sz w:val="15"/>
-                                <w:szCs w:val="15"/>
-                              </w:rPr>
-                            </w:pPr>
-                            <w:r>
-                              <w:rPr>
-                                <w:rFonts w:ascii="Zetta Serif Book" w:hAnsi="Zetta Serif Book"/>
-                                <w:sz w:val="15"/>
-                                <w:szCs w:val="15"/>
-                              </w:rPr>
-                              <w:t>added.</w:t>
-                            </w:r>
-                            <w:r>
-                              <w:rPr>
-                                <w:rFonts w:ascii="Zetta Serif Book" w:hAnsi="Zetta Serif Book"/>
-                                <w:sz w:val="15"/>
-                                <w:szCs w:val="15"/>
-                              </w:rPr>
-                              <w:t xml:space="preserve"> </w:t>
-                            </w:r>
-                            <w:r>
-                              <w:rPr>
-                                <w:rFonts w:ascii="Zetta Serif Book" w:hAnsi="Zetta Serif Book"/>
-                                <w:sz w:val="15"/>
-                                <w:szCs w:val="15"/>
-                              </w:rPr>
-                              <w:t xml:space="preserve"> Any material ordered 12 months after the date of this quote will be repriced </w:t>
-                            </w:r>
-                            <w:r>
-                              <w:rPr>
-                                <w:rFonts w:ascii="Zetta Serif Book" w:hAnsi="Zetta Serif Book"/>
-                                <w:sz w:val="15"/>
-                                <w:szCs w:val="15"/>
-                              </w:rPr>
-                              <w:t>&amp;</w:t>
-                            </w:r>
-                            <w:r>
-                              <w:rPr>
-                                <w:rFonts w:ascii="Zetta Serif Book" w:hAnsi="Zetta Serif Book"/>
-                                <w:sz w:val="15"/>
-                                <w:szCs w:val="15"/>
-                              </w:rPr>
-                              <w:t xml:space="preserve"> added to our contract.</w:t>
-                            </w:r>
-                          </w:p>
-                          <w:p>
-                            <w:pPr>
-                              <w:pStyle w:val="ListParagraph"/>
-                              <w:numPr>
-                                <w:ilvl w:val="0"/>
-                                <w:numId w:val="1"/>
-                              </w:numPr>
-                              <w:spacing w:line="252" w:lineRule="auto"/>
-                              <w:rPr>
-                                <w:rFonts w:ascii="Zetta Serif Book" w:hAnsi="Zetta Serif Book"/>
-                                <w:sz w:val="15"/>
-                                <w:szCs w:val="15"/>
-                              </w:rPr>
-                            </w:pPr>
-                            <w:r>
-                              <w:rPr>
-                                <w:rFonts w:ascii="Zetta Serif Book" w:hAnsi="Zetta Serif Book"/>
-                                <w:sz w:val="15"/>
-                                <w:szCs w:val="15"/>
-                                <w:highlight w:val="yellow"/>
-                              </w:rPr>
-                              <w:t xml:space="preserve">Proposal valid for </w:t>
-                            </w:r>
-                            <w:r>
-                              <w:rPr>
-                                <w:rFonts w:ascii="Zetta Serif Book" w:hAnsi="Zetta Serif Book"/>
-                                <w:sz w:val="15"/>
-                                <w:szCs w:val="15"/>
-                                <w:highlight w:val="yellow"/>
-                              </w:rPr>
-                              <w:t>6</w:t>
-                            </w:r>
-                            <w:r>
-                              <w:rPr>
-                                <w:rFonts w:ascii="Zetta Serif Book" w:hAnsi="Zetta Serif Book"/>
-                                <w:sz w:val="15"/>
-                                <w:szCs w:val="15"/>
-                                <w:highlight w:val="yellow"/>
-                              </w:rPr>
-                              <w:t>0 days</w:t>
-                            </w:r>
-                            <w:r>
-                              <w:rPr>
-                                <w:rFonts w:ascii="Zetta Serif Book" w:hAnsi="Zetta Serif Book"/>
-                                <w:sz w:val="15"/>
-                                <w:szCs w:val="15"/>
-                              </w:rPr>
-                              <w:t>. The attached “Terms and Conditions” are part of this proposal/contract.</w:t>
+                            <w:r>
+                              <w:t xml:space="preserve">{{/notes}}</w:t>
                             </w:r>
                           </w:p>
                           <w:p>
@@ -10753,7 +8677,7 @@
                           <w:sz w:val="15"/>
                           <w:szCs w:val="15"/>
                         </w:rPr>
-                        <w:t xml:space="preserve">Excludes </w:t>
+                        <w:t xml:space="preserve">{{#notes}}</w:t>
                       </w:r>
                       <w:r>
                         <w:rPr>
@@ -10761,7 +8685,7 @@
                           <w:sz w:val="15"/>
                           <w:szCs w:val="15"/>
                         </w:rPr>
-                        <w:t>Union Labor/P</w:t>
+                        <w:t/>
                       </w:r>
                       <w:r>
                         <w:rPr>
@@ -10769,7 +8693,7 @@
                           <w:sz w:val="15"/>
                           <w:szCs w:val="15"/>
                         </w:rPr>
-                        <w:t xml:space="preserve">revailing </w:t>
+                        <w:t xml:space="preserve"/>
                       </w:r>
                       <w:r>
                         <w:rPr>
@@ -10777,7 +8701,7 @@
                           <w:sz w:val="15"/>
                           <w:szCs w:val="15"/>
                         </w:rPr>
-                        <w:t>W</w:t>
+                        <w:t/>
                       </w:r>
                       <w:r>
                         <w:rPr>
@@ -10785,7 +8709,7 @@
                           <w:sz w:val="15"/>
                           <w:szCs w:val="15"/>
                         </w:rPr>
-                        <w:t>age</w:t>
+                        <w:t/>
                       </w:r>
                       <w:r>
                         <w:rPr>
@@ -10793,7 +8717,7 @@
                           <w:sz w:val="15"/>
                           <w:szCs w:val="15"/>
                         </w:rPr>
-                        <w:t xml:space="preserve"> Labor</w:t>
+                        <w:t xml:space="preserve"/>
                       </w:r>
                       <w:r>
                         <w:rPr>
@@ -10801,7 +8725,7 @@
                           <w:sz w:val="15"/>
                           <w:szCs w:val="15"/>
                         </w:rPr>
-                        <w:t xml:space="preserve"> </w:t>
+                        <w:t xml:space="preserve"/>
                       </w:r>
                       <w:r>
                         <w:rPr>
@@ -10811,7 +8735,7 @@
                           <w:sz w:val="15"/>
                           <w:szCs w:val="15"/>
                         </w:rPr>
-                        <w:t>(unless otherwise noted)</w:t>
+                        <w:t/>
                       </w:r>
                       <w:r>
                         <w:rPr>
@@ -10819,7 +8743,7 @@
                           <w:sz w:val="15"/>
                           <w:szCs w:val="15"/>
                         </w:rPr>
-                        <w:t xml:space="preserve">, bond &amp; liquidated damages </w:t>
+                        <w:t xml:space="preserve"/>
                       </w:r>
                     </w:p>
                     <w:p>
@@ -10842,766 +8766,12 @@
                           <w:sz w:val="15"/>
                           <w:szCs w:val="15"/>
                         </w:rPr>
-                        <w:t>Excludes hoisting or lifting of equipment to elevated slabs if elevator is unavailable</w:t>
+                        <w:t xml:space="preserve">{{notes.text}}</w:t>
                       </w:r>
                     </w:p>
                     <w:p>
-                      <w:pPr>
-                        <w:pStyle w:val="ListParagraph"/>
-                        <w:numPr>
-                          <w:ilvl w:val="0"/>
-                          <w:numId w:val="1"/>
-                        </w:numPr>
-                        <w:spacing w:line="252" w:lineRule="auto"/>
-                        <w:rPr>
-                          <w:rFonts w:ascii="Zetta Serif Book" w:hAnsi="Zetta Serif Book"/>
-                          <w:sz w:val="15"/>
-                          <w:szCs w:val="15"/>
-                        </w:rPr>
-                      </w:pPr>
-                      <w:r>
-                        <w:rPr>
-                          <w:rFonts w:ascii="Zetta Serif Book" w:hAnsi="Zetta Serif Book"/>
-                          <w:sz w:val="15"/>
-                          <w:szCs w:val="15"/>
-                        </w:rPr>
-                        <w:t>Excludes temporary/permanent lighting &amp; HVAC as required by the manufacturer for system installation.</w:t>
-                      </w:r>
-                    </w:p>
-                    <w:p>
-                      <w:pPr>
-                        <w:pStyle w:val="ListParagraph"/>
-                        <w:numPr>
-                          <w:ilvl w:val="0"/>
-                          <w:numId w:val="1"/>
-                        </w:numPr>
-                        <w:spacing w:line="252" w:lineRule="auto"/>
-                        <w:rPr>
-                          <w:rFonts w:ascii="Zetta Serif Book" w:hAnsi="Zetta Serif Book"/>
-                          <w:sz w:val="15"/>
-                          <w:szCs w:val="15"/>
-                        </w:rPr>
-                      </w:pPr>
-                      <w:r>
-                        <w:rPr>
-                          <w:rFonts w:ascii="Zetta Serif Book" w:hAnsi="Zetta Serif Book"/>
-                          <w:sz w:val="15"/>
-                          <w:szCs w:val="15"/>
-                        </w:rPr>
-                        <w:t>Excludes .03% Textura Fees</w:t>
-                      </w:r>
-                    </w:p>
-                    <w:p>
-                      <w:pPr>
-                        <w:pStyle w:val="ListParagraph"/>
-                        <w:numPr>
-                          <w:ilvl w:val="0"/>
-                          <w:numId w:val="1"/>
-                        </w:numPr>
-                        <w:spacing w:line="252" w:lineRule="auto"/>
-                        <w:rPr>
-                          <w:rFonts w:ascii="Zetta Serif Book" w:hAnsi="Zetta Serif Book"/>
-                          <w:sz w:val="15"/>
-                          <w:szCs w:val="15"/>
-                        </w:rPr>
-                      </w:pPr>
-                      <w:r>
-                        <w:rPr>
-                          <w:rFonts w:ascii="Zetta Serif Book" w:hAnsi="Zetta Serif Book"/>
-                          <w:sz w:val="15"/>
-                          <w:szCs w:val="15"/>
-                        </w:rPr>
-                        <w:t xml:space="preserve">A </w:t>
-                      </w:r>
-                      <w:r>
-                        <w:rPr>
-                          <w:rFonts w:ascii="Zetta Serif Book" w:hAnsi="Zetta Serif Book"/>
-                          <w:b/>
-                          <w:bCs/>
-                          <w:sz w:val="15"/>
-                          <w:szCs w:val="15"/>
-                          <w:u w:val="single"/>
-                        </w:rPr>
-                        <w:t>FRESH</w:t>
-                      </w:r>
-                      <w:r>
-                        <w:rPr>
-                          <w:rFonts w:ascii="Zetta Serif Book" w:hAnsi="Zetta Serif Book"/>
-                          <w:sz w:val="15"/>
-                          <w:szCs w:val="15"/>
-                        </w:rPr>
-                        <w:t xml:space="preserve"> water supply of at least 40 GPM with a 2" hook-up must be provided</w:t>
-                      </w:r>
-                      <w:r>
-                        <w:rPr>
-                          <w:rFonts w:ascii="Zetta Serif Book" w:hAnsi="Zetta Serif Book"/>
-                          <w:sz w:val="15"/>
-                          <w:szCs w:val="15"/>
-                        </w:rPr>
-                        <w:t>, by others</w:t>
-                      </w:r>
-                      <w:r>
-                        <w:rPr>
-                          <w:rFonts w:ascii="Zetta Serif Book" w:hAnsi="Zetta Serif Book"/>
-                          <w:sz w:val="15"/>
-                          <w:szCs w:val="15"/>
-                        </w:rPr>
-                        <w:t xml:space="preserve"> </w:t>
-                      </w:r>
-                      <w:r>
-                        <w:rPr>
-                          <w:rFonts w:ascii="Zetta Serif Book" w:hAnsi="Zetta Serif Book"/>
-                          <w:i/>
-                          <w:iCs/>
-                          <w:sz w:val="15"/>
-                          <w:szCs w:val="15"/>
-                        </w:rPr>
-                        <w:t>[</w:t>
-                      </w:r>
-                      <w:r>
-                        <w:rPr>
-                          <w:rFonts w:ascii="Zetta Serif Book" w:hAnsi="Zetta Serif Book"/>
-                          <w:i/>
-                          <w:iCs/>
-                          <w:sz w:val="15"/>
-                          <w:szCs w:val="15"/>
-                          <w:u w:val="single"/>
-                        </w:rPr>
-                        <w:t>must</w:t>
-                      </w:r>
-                      <w:r>
-                        <w:rPr>
-                          <w:rFonts w:ascii="Zetta Serif Book" w:hAnsi="Zetta Serif Book"/>
-                          <w:i/>
-                          <w:iCs/>
-                          <w:sz w:val="15"/>
-                          <w:szCs w:val="15"/>
-                          <w:u w:val="single"/>
-                        </w:rPr>
-                        <w:t xml:space="preserve"> be Legal + Permitted</w:t>
-                      </w:r>
-                      <w:r>
-                        <w:rPr>
-                          <w:rFonts w:ascii="Zetta Serif Book" w:hAnsi="Zetta Serif Book"/>
-                          <w:i/>
-                          <w:iCs/>
-                          <w:sz w:val="15"/>
-                          <w:szCs w:val="15"/>
-                        </w:rPr>
-                        <w:t>]</w:t>
-                      </w:r>
-                      <w:r>
-                        <w:rPr>
-                          <w:rFonts w:ascii="Zetta Serif Book" w:hAnsi="Zetta Serif Book"/>
-                          <w:sz w:val="15"/>
-                          <w:szCs w:val="15"/>
-                        </w:rPr>
-                        <w:t>.</w:t>
-                      </w:r>
-                    </w:p>
-                    <w:p>
-                      <w:pPr>
-                        <w:pStyle w:val="ListParagraph"/>
-                        <w:numPr>
-                          <w:ilvl w:val="0"/>
-                          <w:numId w:val="1"/>
-                        </w:numPr>
-                        <w:rPr>
-                          <w:rFonts w:ascii="Zetta Serif Book" w:hAnsi="Zetta Serif Book"/>
-                          <w:b/>
-                          <w:sz w:val="15"/>
-                          <w:szCs w:val="15"/>
-                        </w:rPr>
-                      </w:pPr>
-                      <w:r>
-                        <w:rPr>
-                          <w:rFonts w:ascii="Zetta Serif Book" w:hAnsi="Zetta Serif Book"/>
-                          <w:b/>
-                          <w:sz w:val="15"/>
-                          <w:szCs w:val="15"/>
-                        </w:rPr>
-                        <w:t>Add $</w:t>
-                      </w:r>
-                      <w:r>
-                        <w:rPr>
-                          <w:rFonts w:ascii="Zetta Serif Book" w:hAnsi="Zetta Serif Book"/>
-                          <w:b/>
-                          <w:sz w:val="15"/>
-                          <w:szCs w:val="15"/>
-                          <w:highlight w:val="yellow"/>
-                        </w:rPr>
-                        <w:t>4</w:t>
-                      </w:r>
-                      <w:r>
-                        <w:rPr>
-                          <w:rFonts w:ascii="Zetta Serif Book" w:hAnsi="Zetta Serif Book"/>
-                          <w:b/>
-                          <w:sz w:val="15"/>
-                          <w:szCs w:val="15"/>
-                          <w:highlight w:val="yellow"/>
-                        </w:rPr>
-                        <w:t>,</w:t>
-                      </w:r>
-                      <w:r>
-                        <w:rPr>
-                          <w:rFonts w:ascii="Zetta Serif Book" w:hAnsi="Zetta Serif Book"/>
-                          <w:b/>
-                          <w:sz w:val="15"/>
-                          <w:szCs w:val="15"/>
-                          <w:highlight w:val="yellow"/>
-                        </w:rPr>
-                        <w:t>8</w:t>
-                      </w:r>
-                      <w:r>
-                        <w:rPr>
-                          <w:rFonts w:ascii="Zetta Serif Book" w:hAnsi="Zetta Serif Book"/>
-                          <w:b/>
-                          <w:sz w:val="15"/>
-                          <w:szCs w:val="15"/>
-                          <w:highlight w:val="yellow"/>
-                        </w:rPr>
-                        <w:t>0</w:t>
-                      </w:r>
-                      <w:r>
-                        <w:rPr>
-                          <w:rFonts w:ascii="Zetta Serif Book" w:hAnsi="Zetta Serif Book"/>
-                          <w:b/>
-                          <w:sz w:val="15"/>
-                          <w:szCs w:val="15"/>
-                          <w:highlight w:val="yellow"/>
-                        </w:rPr>
-                        <w:t>0 $8,60</w:t>
-                      </w:r>
-                      <w:r>
-                        <w:rPr>
-                          <w:rFonts w:ascii="Zetta Serif Book" w:hAnsi="Zetta Serif Book"/>
-                          <w:b/>
-                          <w:sz w:val="15"/>
-                          <w:szCs w:val="15"/>
-                          <w:highlight w:val="yellow"/>
-                        </w:rPr>
-                        <w:t>0</w:t>
-                      </w:r>
-                      <w:r>
-                        <w:rPr>
-                          <w:rFonts w:ascii="Zetta Serif Book" w:hAnsi="Zetta Serif Book"/>
-                          <w:b/>
-                          <w:sz w:val="15"/>
-                          <w:szCs w:val="15"/>
-                        </w:rPr>
-                        <w:t xml:space="preserve"> for each additional </w:t>
-                      </w:r>
-                      <w:r>
-                        <w:rPr>
-                          <w:rFonts w:ascii="Zetta Serif Book" w:hAnsi="Zetta Serif Book"/>
-                          <w:b/>
-                          <w:sz w:val="15"/>
-                          <w:szCs w:val="15"/>
-                        </w:rPr>
-                        <w:t>mobilization, Add $</w:t>
-                      </w:r>
-                      <w:r>
-                        <w:rPr>
-                          <w:rFonts w:ascii="Zetta Serif Book" w:hAnsi="Zetta Serif Book"/>
-                          <w:b/>
-                          <w:sz w:val="15"/>
-                          <w:szCs w:val="15"/>
-                          <w:highlight w:val="yellow"/>
-                        </w:rPr>
-                        <w:t>5,</w:t>
-                      </w:r>
-                      <w:r>
-                        <w:rPr>
-                          <w:rFonts w:ascii="Zetta Serif Book" w:hAnsi="Zetta Serif Book"/>
-                          <w:b/>
-                          <w:sz w:val="15"/>
-                          <w:szCs w:val="15"/>
-                          <w:highlight w:val="yellow"/>
-                        </w:rPr>
-                        <w:t>6</w:t>
-                      </w:r>
-                      <w:r>
-                        <w:rPr>
-                          <w:rFonts w:ascii="Zetta Serif Book" w:hAnsi="Zetta Serif Book"/>
-                          <w:b/>
-                          <w:sz w:val="15"/>
-                          <w:szCs w:val="15"/>
-                          <w:highlight w:val="yellow"/>
-                        </w:rPr>
-                        <w:t>0</w:t>
-                      </w:r>
-                      <w:r>
-                        <w:rPr>
-                          <w:rFonts w:ascii="Zetta Serif Book" w:hAnsi="Zetta Serif Book"/>
-                          <w:b/>
-                          <w:sz w:val="15"/>
-                          <w:szCs w:val="15"/>
-                          <w:highlight w:val="yellow"/>
-                        </w:rPr>
-                        <w:t>0 $10</w:t>
-                      </w:r>
-                      <w:r>
-                        <w:rPr>
-                          <w:rFonts w:ascii="Zetta Serif Book" w:hAnsi="Zetta Serif Book"/>
-                          <w:b/>
-                          <w:sz w:val="15"/>
-                          <w:szCs w:val="15"/>
-                          <w:highlight w:val="yellow"/>
-                        </w:rPr>
-                        <w:t>,</w:t>
-                      </w:r>
-                      <w:r>
-                        <w:rPr>
-                          <w:rFonts w:ascii="Zetta Serif Book" w:hAnsi="Zetta Serif Book"/>
-                          <w:b/>
-                          <w:sz w:val="15"/>
-                          <w:szCs w:val="15"/>
-                          <w:highlight w:val="yellow"/>
-                        </w:rPr>
-                        <w:t>8</w:t>
-                      </w:r>
-                      <w:r>
-                        <w:rPr>
-                          <w:rFonts w:ascii="Zetta Serif Book" w:hAnsi="Zetta Serif Book"/>
-                          <w:b/>
-                          <w:sz w:val="15"/>
-                          <w:szCs w:val="15"/>
-                          <w:highlight w:val="yellow"/>
-                        </w:rPr>
-                        <w:t>0</w:t>
-                      </w:r>
-                      <w:r>
-                        <w:rPr>
-                          <w:rFonts w:ascii="Zetta Serif Book" w:hAnsi="Zetta Serif Book"/>
-                          <w:b/>
-                          <w:sz w:val="15"/>
-                          <w:szCs w:val="15"/>
-                          <w:highlight w:val="yellow"/>
-                        </w:rPr>
-                        <w:t>0</w:t>
-                      </w:r>
-                      <w:r>
-                        <w:rPr>
-                          <w:rFonts w:ascii="Zetta Serif Book" w:hAnsi="Zetta Serif Book"/>
-                          <w:b/>
-                          <w:sz w:val="15"/>
-                          <w:szCs w:val="15"/>
-                        </w:rPr>
-                        <w:t xml:space="preserve"> for each Pre-Pour mobilization.   </w:t>
-                      </w:r>
-                    </w:p>
-                    <w:p>
-                      <w:pPr>
-                        <w:pStyle w:val="ListParagraph"/>
-                        <w:numPr>
-                          <w:ilvl w:val="0"/>
-                          <w:numId w:val="1"/>
-                        </w:numPr>
-                        <w:rPr>
-                          <w:rFonts w:ascii="Zetta Serif Book" w:hAnsi="Zetta Serif Book"/>
-                          <w:sz w:val="15"/>
-                          <w:szCs w:val="15"/>
-                        </w:rPr>
-                      </w:pPr>
-                      <w:r>
-                        <w:rPr>
-                          <w:rFonts w:ascii="Zetta Serif Book" w:hAnsi="Zetta Serif Book"/>
-                          <w:sz w:val="15"/>
-                          <w:szCs w:val="15"/>
-                        </w:rPr>
-                        <w:t xml:space="preserve">Add </w:t>
-                      </w:r>
-                      <w:r>
-                        <w:rPr>
-                          <w:rFonts w:ascii="Zetta Serif Book" w:hAnsi="Zetta Serif Book"/>
-                          <w:sz w:val="15"/>
-                          <w:szCs w:val="15"/>
-                        </w:rPr>
-                        <w:t>$500/crew hour for</w:t>
-                      </w:r>
-                      <w:r>
-                        <w:rPr>
-                          <w:rFonts w:ascii="Zetta Serif Book" w:hAnsi="Zetta Serif Book"/>
-                          <w:sz w:val="15"/>
-                          <w:szCs w:val="15"/>
-                        </w:rPr>
-                        <w:t xml:space="preserve"> “show up time” if crew mobilizes at agreed upon start date &amp; time but the job site is not ready.</w:t>
-                      </w:r>
-                    </w:p>
-                    <w:p>
-                      <w:pPr>
-                        <w:pStyle w:val="ListParagraph"/>
-                        <w:numPr>
-                          <w:ilvl w:val="0"/>
-                          <w:numId w:val="1"/>
-                        </w:numPr>
-                        <w:spacing w:line="252" w:lineRule="auto"/>
-                        <w:rPr>
-                          <w:rFonts w:ascii="Zetta Serif Book" w:hAnsi="Zetta Serif Book"/>
-                          <w:sz w:val="15"/>
-                          <w:szCs w:val="15"/>
-                        </w:rPr>
-                      </w:pPr>
-                      <w:r>
-                        <w:rPr>
-                          <w:rFonts w:ascii="Zetta Serif Book" w:hAnsi="Zetta Serif Book"/>
-                          <w:sz w:val="15"/>
-                          <w:szCs w:val="15"/>
-                        </w:rPr>
-                        <w:t xml:space="preserve">Add </w:t>
-                      </w:r>
-                      <w:r>
-                        <w:rPr>
-                          <w:rFonts w:ascii="Zetta Serif Book" w:hAnsi="Zetta Serif Book"/>
-                          <w:sz w:val="15"/>
-                          <w:szCs w:val="15"/>
-                        </w:rPr>
-                        <w:t>$500/crew hour</w:t>
-                      </w:r>
-                      <w:r>
-                        <w:rPr>
-                          <w:rFonts w:ascii="Zetta Serif Book" w:hAnsi="Zetta Serif Book"/>
-                          <w:sz w:val="15"/>
-                          <w:szCs w:val="15"/>
-                        </w:rPr>
-                        <w:t xml:space="preserve"> for “stand down time” if working, onsite crew is stopped for a reason outside of Treadwell’s control.</w:t>
-                      </w:r>
-                    </w:p>
-                    <w:p>
-                      <w:pPr>
-                        <w:pStyle w:val="ListParagraph"/>
-                        <w:numPr>
-                          <w:ilvl w:val="0"/>
-                          <w:numId w:val="1"/>
-                        </w:numPr>
-                        <w:spacing w:line="252" w:lineRule="auto"/>
-                        <w:rPr>
-                          <w:rFonts w:ascii="Zetta Serif Book" w:hAnsi="Zetta Serif Book"/>
-                          <w:sz w:val="15"/>
-                          <w:szCs w:val="15"/>
-                        </w:rPr>
-                      </w:pPr>
-                      <w:r>
-                        <w:rPr>
-                          <w:rFonts w:ascii="Zetta Serif Book" w:hAnsi="Zetta Serif Book"/>
-                          <w:sz w:val="15"/>
-                          <w:szCs w:val="15"/>
-                        </w:rPr>
-                        <w:t>Addenda Acknowledged</w:t>
-                      </w:r>
-                      <w:r>
-                        <w:rPr>
-                          <w:rFonts w:ascii="Zetta Serif Book" w:hAnsi="Zetta Serif Book"/>
-                          <w:sz w:val="15"/>
-                          <w:szCs w:val="15"/>
-                          <w:highlight w:val="yellow"/>
-                        </w:rPr>
-                        <w:t xml:space="preserve">: </w:t>
-                      </w:r>
-                      <w:r>
-                        <w:rPr>
-                          <w:rFonts w:ascii="Zetta Serif Book" w:hAnsi="Zetta Serif Book"/>
-                          <w:sz w:val="15"/>
-                          <w:szCs w:val="15"/>
-                          <w:highlight w:val="yellow"/>
-                        </w:rPr>
-                        <w:t>0</w:t>
-                      </w:r>
-                    </w:p>
-                    <w:p>
-                      <w:pPr>
-                        <w:pStyle w:val="ListParagraph"/>
-                        <w:numPr>
-                          <w:ilvl w:val="0"/>
-                          <w:numId w:val="1"/>
-                        </w:numPr>
-                        <w:spacing w:line="252" w:lineRule="auto"/>
-                        <w:rPr>
-                          <w:rFonts w:ascii="Zetta Serif Book" w:hAnsi="Zetta Serif Book"/>
-                          <w:b/>
-                          <w:sz w:val="15"/>
-                          <w:szCs w:val="15"/>
-                        </w:rPr>
-                      </w:pPr>
-                      <w:r>
-                        <w:rPr>
-                          <w:rFonts w:ascii="Zetta Serif Book" w:hAnsi="Zetta Serif Book"/>
-                          <w:b/>
-                          <w:sz w:val="15"/>
-                          <w:szCs w:val="15"/>
-                        </w:rPr>
-                        <w:t xml:space="preserve">Treadwell typically requires </w:t>
-                      </w:r>
-                      <w:r>
-                        <w:rPr>
-                          <w:rFonts w:ascii="Zetta Serif Book" w:hAnsi="Zetta Serif Book"/>
-                          <w:b/>
-                          <w:sz w:val="15"/>
-                          <w:szCs w:val="15"/>
-                        </w:rPr>
-                        <w:t>5</w:t>
-                      </w:r>
-                      <w:r>
-                        <w:rPr>
-                          <w:rFonts w:ascii="Zetta Serif Book" w:hAnsi="Zetta Serif Book"/>
-                          <w:b/>
-                          <w:sz w:val="15"/>
-                          <w:szCs w:val="15"/>
-                        </w:rPr>
-                        <w:t xml:space="preserve"> weeks of notice when scheduling new work</w:t>
-                      </w:r>
-                    </w:p>
-                    <w:p>
-                      <w:pPr>
-                        <w:pStyle w:val="ListParagraph"/>
-                        <w:numPr>
-                          <w:ilvl w:val="0"/>
-                          <w:numId w:val="1"/>
-                        </w:numPr>
-                        <w:rPr>
-                          <w:rFonts w:ascii="Zetta Serif Book" w:hAnsi="Zetta Serif Book"/>
-                          <w:sz w:val="15"/>
-                          <w:szCs w:val="15"/>
-                        </w:rPr>
-                      </w:pPr>
-                      <w:r>
-                        <w:rPr>
-                          <w:rFonts w:ascii="Zetta Serif Book" w:hAnsi="Zetta Serif Book"/>
-                          <w:sz w:val="15"/>
-                          <w:szCs w:val="15"/>
-                        </w:rPr>
-                        <w:t xml:space="preserve">Treadwell includes the following insurance coverage: GL: 1M/2M, WC: 1M, Auto: 1M, </w:t>
-                      </w:r>
-                      <w:proofErr w:type="spellStart"/>
-                      <w:r>
-                        <w:rPr>
-                          <w:rFonts w:ascii="Zetta Serif Book" w:hAnsi="Zetta Serif Book"/>
-                          <w:sz w:val="15"/>
-                          <w:szCs w:val="15"/>
-                        </w:rPr>
-                        <w:t>Umb</w:t>
-                      </w:r>
-                      <w:proofErr w:type="spellEnd"/>
-                      <w:r>
-                        <w:rPr>
-                          <w:rFonts w:ascii="Zetta Serif Book" w:hAnsi="Zetta Serif Book"/>
-                          <w:sz w:val="15"/>
-                          <w:szCs w:val="15"/>
-                        </w:rPr>
-                        <w:t xml:space="preserve">: 5M. Additional Coverage can be </w:t>
-                      </w:r>
-                    </w:p>
-                    <w:p>
-                      <w:pPr>
-                        <w:ind w:firstLine="720"/>
-                        <w:rPr>
-                          <w:rFonts w:ascii="Zetta Serif Book" w:hAnsi="Zetta Serif Book"/>
-                          <w:sz w:val="15"/>
-                          <w:szCs w:val="15"/>
-                        </w:rPr>
-                      </w:pPr>
-                      <w:r>
-                        <w:rPr>
-                          <w:rFonts w:ascii="Zetta Serif Book" w:hAnsi="Zetta Serif Book"/>
-                          <w:sz w:val="15"/>
-                          <w:szCs w:val="15"/>
-                        </w:rPr>
-                        <w:t>provided at an additional cost.</w:t>
-                      </w:r>
-                    </w:p>
-                    <w:p>
-                      <w:pPr>
-                        <w:pStyle w:val="ListParagraph"/>
-                        <w:numPr>
-                          <w:ilvl w:val="0"/>
-                          <w:numId w:val="1"/>
-                        </w:numPr>
-                        <w:spacing w:line="252" w:lineRule="auto"/>
-                        <w:rPr>
-                          <w:rFonts w:ascii="Zetta Serif Book" w:hAnsi="Zetta Serif Book"/>
-                          <w:sz w:val="15"/>
-                          <w:szCs w:val="15"/>
-                        </w:rPr>
-                      </w:pPr>
-                      <w:r>
-                        <w:rPr>
-                          <w:rFonts w:ascii="Zetta Serif Book" w:hAnsi="Zetta Serif Book"/>
-                          <w:sz w:val="15"/>
-                          <w:szCs w:val="15"/>
-                        </w:rPr>
-                        <w:t>Treadwell reserves the right to terminate the contract for customers not meeting Treadwell's pre-qual. requirements.</w:t>
-                      </w:r>
-                    </w:p>
-                    <w:p>
-                      <w:pPr>
-                        <w:pStyle w:val="ListParagraph"/>
-                        <w:numPr>
-                          <w:ilvl w:val="0"/>
-                          <w:numId w:val="1"/>
-                        </w:numPr>
-                        <w:spacing w:line="252" w:lineRule="auto"/>
-                        <w:rPr>
-                          <w:rFonts w:ascii="Zetta Serif Book" w:hAnsi="Zetta Serif Book"/>
-                          <w:sz w:val="15"/>
-                          <w:szCs w:val="15"/>
-                        </w:rPr>
-                      </w:pPr>
-                      <w:r>
-                        <w:rPr>
-                          <w:rFonts w:ascii="Zetta Serif Book" w:hAnsi="Zetta Serif Book"/>
-                          <w:sz w:val="15"/>
-                          <w:szCs w:val="15"/>
-                        </w:rPr>
-                        <w:t xml:space="preserve">Up to 8% material escalation </w:t>
-                      </w:r>
-                      <w:r>
-                        <w:rPr>
-                          <w:rFonts w:ascii="Zetta Serif Book" w:hAnsi="Zetta Serif Book"/>
-                          <w:sz w:val="15"/>
-                          <w:szCs w:val="15"/>
-                        </w:rPr>
-                        <w:t>for 12 months from the date of this quote is include</w:t>
-                      </w:r>
-                      <w:r>
-                        <w:rPr>
-                          <w:rFonts w:ascii="Zetta Serif Book" w:hAnsi="Zetta Serif Book"/>
-                          <w:sz w:val="15"/>
-                          <w:szCs w:val="15"/>
-                        </w:rPr>
-                        <w:t>d</w:t>
-                      </w:r>
-                      <w:r>
-                        <w:rPr>
-                          <w:rFonts w:ascii="Zetta Serif Book" w:hAnsi="Zetta Serif Book"/>
-                          <w:sz w:val="15"/>
-                          <w:szCs w:val="15"/>
-                        </w:rPr>
-                        <w:t>.  Any material escalation ove</w:t>
-                      </w:r>
-                      <w:r>
-                        <w:rPr>
-                          <w:rFonts w:ascii="Zetta Serif Book" w:hAnsi="Zetta Serif Book"/>
-                          <w:sz w:val="15"/>
-                          <w:szCs w:val="15"/>
-                        </w:rPr>
-                        <w:t>r</w:t>
-                      </w:r>
-                      <w:r>
-                        <w:rPr>
-                          <w:rFonts w:ascii="Zetta Serif Book" w:hAnsi="Zetta Serif Book"/>
-                          <w:sz w:val="15"/>
-                          <w:szCs w:val="15"/>
-                        </w:rPr>
-                        <w:t xml:space="preserve"> 8% will </w:t>
-                      </w:r>
-                      <w:r>
-                        <w:rPr>
-                          <w:rFonts w:ascii="Zetta Serif Book" w:hAnsi="Zetta Serif Book"/>
-                          <w:sz w:val="15"/>
-                          <w:szCs w:val="15"/>
-                        </w:rPr>
-                        <w:t>be</w:t>
-                      </w:r>
-                    </w:p>
-                    <w:p>
-                      <w:pPr>
-                        <w:spacing w:line="252" w:lineRule="auto"/>
-                        <w:ind w:firstLine="720"/>
-                        <w:rPr>
-                          <w:rFonts w:ascii="Zetta Serif Book" w:hAnsi="Zetta Serif Book"/>
-                          <w:sz w:val="15"/>
-                          <w:szCs w:val="15"/>
-                        </w:rPr>
-                      </w:pPr>
-                      <w:r>
-                        <w:rPr>
-                          <w:rFonts w:ascii="Zetta Serif Book" w:hAnsi="Zetta Serif Book"/>
-                          <w:sz w:val="15"/>
-                          <w:szCs w:val="15"/>
-                        </w:rPr>
-                        <w:t>added.</w:t>
-                      </w:r>
-                      <w:r>
-                        <w:rPr>
-                          <w:rFonts w:ascii="Zetta Serif Book" w:hAnsi="Zetta Serif Book"/>
-                          <w:sz w:val="15"/>
-                          <w:szCs w:val="15"/>
-                        </w:rPr>
-                        <w:t xml:space="preserve"> </w:t>
-                      </w:r>
-                      <w:r>
-                        <w:rPr>
-                          <w:rFonts w:ascii="Zetta Serif Book" w:hAnsi="Zetta Serif Book"/>
-                          <w:sz w:val="15"/>
-                          <w:szCs w:val="15"/>
-                        </w:rPr>
-                        <w:t xml:space="preserve"> Any material ordered 12 months after the date of this quote will be repriced </w:t>
-                      </w:r>
-                      <w:r>
-                        <w:rPr>
-                          <w:rFonts w:ascii="Zetta Serif Book" w:hAnsi="Zetta Serif Book"/>
-                          <w:sz w:val="15"/>
-                          <w:szCs w:val="15"/>
-                        </w:rPr>
-                        <w:t>&amp;</w:t>
-                      </w:r>
-                      <w:r>
-                        <w:rPr>
-                          <w:rFonts w:ascii="Zetta Serif Book" w:hAnsi="Zetta Serif Book"/>
-                          <w:sz w:val="15"/>
-                          <w:szCs w:val="15"/>
-                        </w:rPr>
-                        <w:t xml:space="preserve"> added to our contract.</w:t>
-                      </w:r>
-                    </w:p>
-                    <w:p>
-                      <w:pPr>
-                        <w:pStyle w:val="ListParagraph"/>
-                        <w:numPr>
-                          <w:ilvl w:val="0"/>
-                          <w:numId w:val="1"/>
-                        </w:numPr>
-                        <w:spacing w:line="252" w:lineRule="auto"/>
-                        <w:rPr>
-                          <w:rFonts w:ascii="Zetta Serif Book" w:hAnsi="Zetta Serif Book"/>
-                          <w:sz w:val="15"/>
-                          <w:szCs w:val="15"/>
-                        </w:rPr>
-                      </w:pPr>
-                      <w:r>
-                        <w:rPr>
-                          <w:rFonts w:ascii="Zetta Serif Book" w:hAnsi="Zetta Serif Book"/>
-                          <w:sz w:val="15"/>
-                          <w:szCs w:val="15"/>
-                          <w:highlight w:val="yellow"/>
-                        </w:rPr>
-                        <w:t xml:space="preserve">Proposal valid for </w:t>
-                      </w:r>
-                      <w:r>
-                        <w:rPr>
-                          <w:rFonts w:ascii="Zetta Serif Book" w:hAnsi="Zetta Serif Book"/>
-                          <w:sz w:val="15"/>
-                          <w:szCs w:val="15"/>
-                          <w:highlight w:val="yellow"/>
-                        </w:rPr>
-                        <w:t>6</w:t>
-                      </w:r>
-                      <w:r>
-                        <w:rPr>
-                          <w:rFonts w:ascii="Zetta Serif Book" w:hAnsi="Zetta Serif Book"/>
-                          <w:sz w:val="15"/>
-                          <w:szCs w:val="15"/>
-                          <w:highlight w:val="yellow"/>
-                        </w:rPr>
-                        <w:t>0 days</w:t>
-                      </w:r>
-                      <w:r>
-                        <w:rPr>
-                          <w:rFonts w:ascii="Zetta Serif Book" w:hAnsi="Zetta Serif Book"/>
-                          <w:sz w:val="15"/>
-                          <w:szCs w:val="15"/>
-                        </w:rPr>
-                        <w:t>. The attached “Terms and Conditions” are part of this proposal/contract.</w:t>
+                      <w:r>
+                        <w:t xml:space="preserve">{{/notes}}</w:t>
                       </w:r>
                     </w:p>
                     <w:p>

--- a/backend/templates/Gyp/xx TREADWELL UNDERLAYMENT PROPOSAL - xx.docx
+++ b/backend/templates/Gyp/xx TREADWELL UNDERLAYMENT PROPOSAL - xx.docx
@@ -2540,6 +2540,369 @@
                             <w:pPr>
                               <w:pStyle w:val="ListParagraph"/>
                               <w:numPr>
+                                <w:ilvl w:val="0"/>
+                                <w:numId w:val="4"/>
+                              </w:numPr>
+                              <w:tabs>
+                                <w:tab w:val="left" w:pos="810"/>
+                              </w:tabs>
+                              <w:rPr>
+                                <w:rFonts w:ascii="Zetta Serif Book" w:hAnsi="Zetta Serif Book"/>
+                                <w:b/>
+                                <w:bCs/>
+                                <w:color w:val="404040" w:themeColor="text1" w:themeTint="BF"/>
+                                <w:sz w:val="18"/>
+                                <w:szCs w:val="18"/>
+                              </w:rPr>
+                            </w:pPr>
+                            <w:r>
+                              <w:rPr>
+                                <w:rFonts w:ascii="Zetta Serif Book" w:hAnsi="Zetta Serif Book"/>
+                                <w:b/>
+                                <w:color w:val="404040" w:themeColor="text1" w:themeTint="BF"/>
+                                <w:sz w:val="18"/>
+                                <w:szCs w:val="18"/>
+                              </w:rPr>
+                              <w:t>Notes:</w:t>
+                            </w:r>
+                            <w:r>
+                              <w:rPr>
+                                <w:rFonts w:ascii="Zetta Serif Book" w:hAnsi="Zetta Serif Book"/>
+                                <w:bCs/>
+                                <w:color w:val="404040" w:themeColor="text1" w:themeTint="BF"/>
+                                <w:sz w:val="18"/>
+                                <w:szCs w:val="18"/>
+                              </w:rPr>
+                              <w:t xml:space="preserve"> {{work_notes}}</w:t>
+                            </w:r>
+                            <w:r>
+                              <w:rPr>
+                                <w:rFonts w:ascii="Zetta Serif Book" w:hAnsi="Zetta Serif Book"/>
+                                <w:bCs/>
+                                <w:color w:val="404040" w:themeColor="text1" w:themeTint="BF"/>
+                                <w:sz w:val="18"/>
+                                <w:szCs w:val="18"/>
+                              </w:rPr>
+                              <w:t xml:space="preserve"/>
+                            </w:r>
+                            <w:r>
+                              <w:rPr>
+                                <w:rFonts w:ascii="Zetta Serif Book" w:hAnsi="Zetta Serif Book"/>
+                                <w:bCs/>
+                                <w:color w:val="404040" w:themeColor="text1" w:themeTint="BF"/>
+                                <w:sz w:val="18"/>
+                                <w:szCs w:val="18"/>
+                              </w:rPr>
+                              <w:t/>
+                            </w:r>
+                            <w:r>
+                              <w:rPr>
+                                <w:rFonts w:ascii="Zetta Serif Book" w:hAnsi="Zetta Serif Book"/>
+                                <w:bCs/>
+                                <w:color w:val="404040" w:themeColor="text1" w:themeTint="BF"/>
+                                <w:sz w:val="18"/>
+                                <w:szCs w:val="18"/>
+                              </w:rPr>
+                              <w:t/>
+                            </w:r>
+                            <w:r>
+                              <w:rPr>
+                                <w:rFonts w:ascii="Zetta Serif Book" w:hAnsi="Zetta Serif Book"/>
+                                <w:bCs/>
+                                <w:color w:val="404040" w:themeColor="text1" w:themeTint="BF"/>
+                                <w:sz w:val="17"/>
+                                <w:szCs w:val="17"/>
+                              </w:rPr>
+                              <w:t xml:space="preserve"/>
+                            </w:r>
+                            <w:r>
+                              <w:rPr>
+                                <w:rFonts w:ascii="Zetta Serif Book" w:hAnsi="Zetta Serif Book"/>
+                                <w:bCs/>
+                                <w:color w:val="404040" w:themeColor="text1" w:themeTint="BF"/>
+                                <w:sz w:val="18"/>
+                                <w:szCs w:val="18"/>
+                              </w:rPr>
+                              <w:t/>
+                            </w:r>
+                            <w:r>
+                              <w:rPr>
+                                <w:rFonts w:ascii="Zetta Serif Book" w:hAnsi="Zetta Serif Book"/>
+                                <w:bCs/>
+                                <w:color w:val="404040" w:themeColor="text1" w:themeTint="BF"/>
+                                <w:sz w:val="17"/>
+                                <w:szCs w:val="17"/>
+                              </w:rPr>
+                              <w:t xml:space="preserve"/>
+                            </w:r>
+                            <w:r>
+                              <w:rPr>
+                                <w:rFonts w:ascii="Zetta Serif Book" w:hAnsi="Zetta Serif Book"/>
+                                <w:bCs/>
+                                <w:color w:val="404040" w:themeColor="text1" w:themeTint="BF"/>
+                                <w:sz w:val="18"/>
+                                <w:szCs w:val="18"/>
+                              </w:rPr>
+                              <w:t xml:space="preserve"/>
+                            </w:r>
+                            <w:r>
+                              <w:rPr>
+                                <w:rFonts w:ascii="Zetta Serif Book" w:hAnsi="Zetta Serif Book"/>
+                                <w:bCs/>
+                                <w:color w:val="404040" w:themeColor="text1" w:themeTint="BF"/>
+                                <w:sz w:val="18"/>
+                                <w:szCs w:val="18"/>
+                              </w:rPr>
+                              <w:t/>
+                            </w:r>
+                            <w:r>
+                              <w:rPr>
+                                <w:rFonts w:ascii="Zetta Serif Book" w:hAnsi="Zetta Serif Book"/>
+                                <w:color w:val="404040" w:themeColor="text1" w:themeTint="BF"/>
+                                <w:sz w:val="17"/>
+                                <w:szCs w:val="17"/>
+                              </w:rPr>
+                              <w:t xml:space="preserve"/>
+                            </w:r>
+                            <w:r>
+                              <w:rPr>
+                                <w:rFonts w:ascii="Zetta Serif Book" w:hAnsi="Zetta Serif Book"/>
+                                <w:color w:val="404040" w:themeColor="text1" w:themeTint="BF"/>
+                                <w:sz w:val="18"/>
+                                <w:szCs w:val="18"/>
+                              </w:rPr>
+                              <w:t xml:space="preserve"/>
+                            </w:r>
+                            <w:r>
+                              <w:rPr>
+                                <w:rFonts w:ascii="Zetta Serif Book" w:hAnsi="Zetta Serif Book"/>
+                                <w:color w:val="404040" w:themeColor="text1" w:themeTint="BF"/>
+                                <w:sz w:val="18"/>
+                                <w:szCs w:val="18"/>
+                              </w:rPr>
+                              <w:t/>
+                            </w:r>
+                            <w:r>
+                              <w:rPr>
+                                <w:rFonts w:ascii="Zetta Serif Book" w:hAnsi="Zetta Serif Book"/>
+                                <w:color w:val="404040" w:themeColor="text1" w:themeTint="BF"/>
+                                <w:sz w:val="18"/>
+                                <w:szCs w:val="18"/>
+                              </w:rPr>
+                              <w:t/>
+                            </w:r>
+                            <w:r>
+                              <w:rPr>
+                                <w:rFonts w:ascii="Zetta Serif Book" w:hAnsi="Zetta Serif Book"/>
+                                <w:color w:val="404040" w:themeColor="text1" w:themeTint="BF"/>
+                                <w:sz w:val="18"/>
+                                <w:szCs w:val="18"/>
+                              </w:rPr>
+                              <w:t xml:space="preserve"/>
+                            </w:r>
+                            <w:r>
+                              <w:rPr>
+                                <w:rFonts w:ascii="Zetta Serif Book" w:hAnsi="Zetta Serif Book"/>
+                                <w:color w:val="404040" w:themeColor="text1" w:themeTint="BF"/>
+                                <w:sz w:val="18"/>
+                                <w:szCs w:val="18"/>
+                              </w:rPr>
+                              <w:t xml:space="preserve"/>
+                            </w:r>
+                            <w:r>
+                              <w:rPr>
+                                <w:rFonts w:ascii="Zetta Serif Book" w:hAnsi="Zetta Serif Book"/>
+                                <w:color w:val="404040" w:themeColor="text1" w:themeTint="BF"/>
+                                <w:sz w:val="18"/>
+                                <w:szCs w:val="18"/>
+                              </w:rPr>
+                              <w:t xml:space="preserve"/>
+                            </w:r>
+                            <w:r>
+                              <w:rPr>
+                                <w:rFonts w:ascii="Zetta Serif Book" w:hAnsi="Zetta Serif Book"/>
+                                <w:color w:val="404040" w:themeColor="text1" w:themeTint="BF"/>
+                                <w:sz w:val="18"/>
+                                <w:szCs w:val="18"/>
+                              </w:rPr>
+                              <w:t/>
+                            </w:r>
+                            <w:r>
+                              <w:rPr>
+                                <w:rFonts w:ascii="Zetta Serif Book" w:hAnsi="Zetta Serif Book"/>
+                                <w:color w:val="404040" w:themeColor="text1" w:themeTint="BF"/>
+                                <w:sz w:val="18"/>
+                                <w:szCs w:val="18"/>
+                              </w:rPr>
+                              <w:t/>
+                            </w:r>
+                            <w:r>
+                              <w:rPr>
+                                <w:rFonts w:ascii="Zetta Serif Book" w:hAnsi="Zetta Serif Book"/>
+                                <w:color w:val="404040" w:themeColor="text1" w:themeTint="BF"/>
+                                <w:sz w:val="18"/>
+                                <w:szCs w:val="18"/>
+                              </w:rPr>
+                              <w:t xml:space="preserve"/>
+                            </w:r>
+                            <w:r>
+                              <w:rPr>
+                                <w:rFonts w:ascii="Zetta Serif Book" w:hAnsi="Zetta Serif Book"/>
+                                <w:color w:val="404040" w:themeColor="text1" w:themeTint="BF"/>
+                                <w:sz w:val="18"/>
+                                <w:szCs w:val="18"/>
+                              </w:rPr>
+                              <w:t xml:space="preserve"/>
+                            </w:r>
+                            <w:r>
+                              <w:rPr>
+                                <w:rFonts w:ascii="Zetta Serif Book" w:hAnsi="Zetta Serif Book"/>
+                                <w:color w:val="404040" w:themeColor="text1" w:themeTint="BF"/>
+                                <w:sz w:val="18"/>
+                                <w:szCs w:val="18"/>
+                              </w:rPr>
+                              <w:t xml:space="preserve"/>
+                            </w:r>
+                            <w:r>
+                              <w:rPr>
+                                <w:rFonts w:ascii="Zetta Serif Book" w:hAnsi="Zetta Serif Book"/>
+                                <w:color w:val="404040" w:themeColor="text1" w:themeTint="BF"/>
+                                <w:sz w:val="18"/>
+                                <w:szCs w:val="18"/>
+                              </w:rPr>
+                              <w:t/>
+                            </w:r>
+                            <w:r>
+                              <w:rPr>
+                                <w:rFonts w:ascii="Zetta Serif Book" w:hAnsi="Zetta Serif Book"/>
+                                <w:color w:val="404040" w:themeColor="text1" w:themeTint="BF"/>
+                                <w:sz w:val="18"/>
+                                <w:szCs w:val="18"/>
+                              </w:rPr>
+                              <w:t/>
+                            </w:r>
+                            <w:r>
+                              <w:rPr>
+                                <w:rFonts w:ascii="Zetta Serif Book" w:hAnsi="Zetta Serif Book"/>
+                                <w:color w:val="404040" w:themeColor="text1" w:themeTint="BF"/>
+                                <w:sz w:val="18"/>
+                                <w:szCs w:val="18"/>
+                              </w:rPr>
+                              <w:t xml:space="preserve"/>
+                            </w:r>
+                            <w:r>
+                              <w:rPr>
+                                <w:rFonts w:ascii="Zetta Serif Book" w:hAnsi="Zetta Serif Book"/>
+                                <w:color w:val="404040" w:themeColor="text1" w:themeTint="BF"/>
+                                <w:sz w:val="18"/>
+                                <w:szCs w:val="18"/>
+                              </w:rPr>
+                              <w:t/>
+                            </w:r>
+                            <w:r>
+                              <w:rPr>
+                                <w:rFonts w:ascii="Zetta Serif Book" w:hAnsi="Zetta Serif Book"/>
+                                <w:color w:val="404040" w:themeColor="text1" w:themeTint="BF"/>
+                                <w:sz w:val="18"/>
+                                <w:szCs w:val="18"/>
+                              </w:rPr>
+                              <w:t xml:space="preserve"/>
+                            </w:r>
+                            <w:r>
+                              <w:rPr>
+                                <w:rFonts w:ascii="Zetta Serif Book" w:hAnsi="Zetta Serif Book"/>
+                                <w:color w:val="404040" w:themeColor="text1" w:themeTint="BF"/>
+                                <w:sz w:val="18"/>
+                                <w:szCs w:val="18"/>
+                              </w:rPr>
+                              <w:t/>
+                            </w:r>
+                            <w:r>
+                              <w:rPr>
+                                <w:rFonts w:ascii="Zetta Serif Book" w:hAnsi="Zetta Serif Book"/>
+                                <w:color w:val="404040" w:themeColor="text1" w:themeTint="BF"/>
+                                <w:sz w:val="18"/>
+                                <w:szCs w:val="18"/>
+                              </w:rPr>
+                              <w:t/>
+                            </w:r>
+                            <w:r>
+                              <w:rPr>
+                                <w:rFonts w:ascii="Zetta Serif Book" w:hAnsi="Zetta Serif Book"/>
+                                <w:color w:val="404040" w:themeColor="text1" w:themeTint="BF"/>
+                                <w:sz w:val="18"/>
+                                <w:szCs w:val="18"/>
+                              </w:rPr>
+                              <w:t xml:space="preserve"/>
+                            </w:r>
+                            <w:r>
+                              <w:rPr>
+                                <w:rFonts w:ascii="Zetta Serif Book" w:hAnsi="Zetta Serif Book"/>
+                                <w:color w:val="404040" w:themeColor="text1" w:themeTint="BF"/>
+                                <w:sz w:val="17"/>
+                                <w:szCs w:val="17"/>
+                              </w:rPr>
+                              <w:t xml:space="preserve"/>
+                            </w:r>
+                            <w:r>
+                              <w:rPr>
+                                <w:rFonts w:ascii="Zetta Serif Book" w:hAnsi="Zetta Serif Book"/>
+                                <w:color w:val="404040" w:themeColor="text1" w:themeTint="BF"/>
+                                <w:sz w:val="17"/>
+                                <w:szCs w:val="17"/>
+                              </w:rPr>
+                              <w:t xml:space="preserve"/>
+                            </w:r>
+                            <w:r>
+                              <w:rPr>
+                                <w:rFonts w:ascii="Zetta Serif Book" w:hAnsi="Zetta Serif Book"/>
+                                <w:color w:val="404040" w:themeColor="text1" w:themeTint="BF"/>
+                                <w:sz w:val="17"/>
+                                <w:szCs w:val="17"/>
+                              </w:rPr>
+                              <w:t/>
+                            </w:r>
+                            <w:r>
+                              <w:rPr>
+                                <w:rFonts w:ascii="Zetta Serif Book" w:hAnsi="Zetta Serif Book"/>
+                                <w:color w:val="404040" w:themeColor="text1" w:themeTint="BF"/>
+                                <w:sz w:val="17"/>
+                                <w:szCs w:val="17"/>
+                              </w:rPr>
+                              <w:t/>
+                            </w:r>
+                            <w:r>
+                              <w:rPr>
+                                <w:rFonts w:ascii="Zetta Serif Book" w:hAnsi="Zetta Serif Book"/>
+                                <w:color w:val="404040" w:themeColor="text1" w:themeTint="BF"/>
+                                <w:sz w:val="16"/>
+                                <w:szCs w:val="16"/>
+                              </w:rPr>
+                              <w:t/>
+                            </w:r>
+                            <w:r>
+                              <w:rPr>
+                                <w:rFonts w:ascii="Zetta Serif Book" w:hAnsi="Zetta Serif Book"/>
+                                <w:color w:val="404040" w:themeColor="text1" w:themeTint="BF"/>
+                                <w:sz w:val="17"/>
+                                <w:szCs w:val="17"/>
+                              </w:rPr>
+                              <w:t/>
+                            </w:r>
+                            <w:r>
+                              <w:rPr>
+                                <w:rFonts w:ascii="Zetta Serif Book" w:hAnsi="Zetta Serif Book"/>
+                                <w:color w:val="404040" w:themeColor="text1" w:themeTint="BF"/>
+                                <w:sz w:val="18"/>
+                                <w:szCs w:val="18"/>
+                              </w:rPr>
+                              <w:t/>
+                            </w:r>
+                          </w:p>
+                          <w:p>
+                            <w:pPr>
+                              <w:pStyle w:val="ListParagraph"/>
+                              <w:numPr>
                                 <w:ilvl w:val="1"/>
                                 <w:numId w:val="4"/>
                               </w:numPr>
@@ -5208,6 +5571,369 @@
                           <w:szCs w:val="18"/>
                         </w:rPr>
                         <w:t xml:space="preserve"> {{exclusions}}</w:t>
+                      </w:r>
+                      <w:r>
+                        <w:rPr>
+                          <w:rFonts w:ascii="Zetta Serif Book" w:hAnsi="Zetta Serif Book"/>
+                          <w:bCs/>
+                          <w:color w:val="404040" w:themeColor="text1" w:themeTint="BF"/>
+                          <w:sz w:val="18"/>
+                          <w:szCs w:val="18"/>
+                        </w:rPr>
+                        <w:t xml:space="preserve"/>
+                      </w:r>
+                      <w:r>
+                        <w:rPr>
+                          <w:rFonts w:ascii="Zetta Serif Book" w:hAnsi="Zetta Serif Book"/>
+                          <w:bCs/>
+                          <w:color w:val="404040" w:themeColor="text1" w:themeTint="BF"/>
+                          <w:sz w:val="18"/>
+                          <w:szCs w:val="18"/>
+                        </w:rPr>
+                        <w:t/>
+                      </w:r>
+                      <w:r>
+                        <w:rPr>
+                          <w:rFonts w:ascii="Zetta Serif Book" w:hAnsi="Zetta Serif Book"/>
+                          <w:bCs/>
+                          <w:color w:val="404040" w:themeColor="text1" w:themeTint="BF"/>
+                          <w:sz w:val="18"/>
+                          <w:szCs w:val="18"/>
+                        </w:rPr>
+                        <w:t/>
+                      </w:r>
+                      <w:r>
+                        <w:rPr>
+                          <w:rFonts w:ascii="Zetta Serif Book" w:hAnsi="Zetta Serif Book"/>
+                          <w:bCs/>
+                          <w:color w:val="404040" w:themeColor="text1" w:themeTint="BF"/>
+                          <w:sz w:val="17"/>
+                          <w:szCs w:val="17"/>
+                        </w:rPr>
+                        <w:t xml:space="preserve"/>
+                      </w:r>
+                      <w:r>
+                        <w:rPr>
+                          <w:rFonts w:ascii="Zetta Serif Book" w:hAnsi="Zetta Serif Book"/>
+                          <w:bCs/>
+                          <w:color w:val="404040" w:themeColor="text1" w:themeTint="BF"/>
+                          <w:sz w:val="18"/>
+                          <w:szCs w:val="18"/>
+                        </w:rPr>
+                        <w:t/>
+                      </w:r>
+                      <w:r>
+                        <w:rPr>
+                          <w:rFonts w:ascii="Zetta Serif Book" w:hAnsi="Zetta Serif Book"/>
+                          <w:bCs/>
+                          <w:color w:val="404040" w:themeColor="text1" w:themeTint="BF"/>
+                          <w:sz w:val="17"/>
+                          <w:szCs w:val="17"/>
+                        </w:rPr>
+                        <w:t xml:space="preserve"/>
+                      </w:r>
+                      <w:r>
+                        <w:rPr>
+                          <w:rFonts w:ascii="Zetta Serif Book" w:hAnsi="Zetta Serif Book"/>
+                          <w:bCs/>
+                          <w:color w:val="404040" w:themeColor="text1" w:themeTint="BF"/>
+                          <w:sz w:val="18"/>
+                          <w:szCs w:val="18"/>
+                        </w:rPr>
+                        <w:t xml:space="preserve"/>
+                      </w:r>
+                      <w:r>
+                        <w:rPr>
+                          <w:rFonts w:ascii="Zetta Serif Book" w:hAnsi="Zetta Serif Book"/>
+                          <w:bCs/>
+                          <w:color w:val="404040" w:themeColor="text1" w:themeTint="BF"/>
+                          <w:sz w:val="18"/>
+                          <w:szCs w:val="18"/>
+                        </w:rPr>
+                        <w:t/>
+                      </w:r>
+                      <w:r>
+                        <w:rPr>
+                          <w:rFonts w:ascii="Zetta Serif Book" w:hAnsi="Zetta Serif Book"/>
+                          <w:color w:val="404040" w:themeColor="text1" w:themeTint="BF"/>
+                          <w:sz w:val="17"/>
+                          <w:szCs w:val="17"/>
+                        </w:rPr>
+                        <w:t xml:space="preserve"/>
+                      </w:r>
+                      <w:r>
+                        <w:rPr>
+                          <w:rFonts w:ascii="Zetta Serif Book" w:hAnsi="Zetta Serif Book"/>
+                          <w:color w:val="404040" w:themeColor="text1" w:themeTint="BF"/>
+                          <w:sz w:val="18"/>
+                          <w:szCs w:val="18"/>
+                        </w:rPr>
+                        <w:t xml:space="preserve"/>
+                      </w:r>
+                      <w:r>
+                        <w:rPr>
+                          <w:rFonts w:ascii="Zetta Serif Book" w:hAnsi="Zetta Serif Book"/>
+                          <w:color w:val="404040" w:themeColor="text1" w:themeTint="BF"/>
+                          <w:sz w:val="18"/>
+                          <w:szCs w:val="18"/>
+                        </w:rPr>
+                        <w:t/>
+                      </w:r>
+                      <w:r>
+                        <w:rPr>
+                          <w:rFonts w:ascii="Zetta Serif Book" w:hAnsi="Zetta Serif Book"/>
+                          <w:color w:val="404040" w:themeColor="text1" w:themeTint="BF"/>
+                          <w:sz w:val="18"/>
+                          <w:szCs w:val="18"/>
+                        </w:rPr>
+                        <w:t/>
+                      </w:r>
+                      <w:r>
+                        <w:rPr>
+                          <w:rFonts w:ascii="Zetta Serif Book" w:hAnsi="Zetta Serif Book"/>
+                          <w:color w:val="404040" w:themeColor="text1" w:themeTint="BF"/>
+                          <w:sz w:val="18"/>
+                          <w:szCs w:val="18"/>
+                        </w:rPr>
+                        <w:t xml:space="preserve"/>
+                      </w:r>
+                      <w:r>
+                        <w:rPr>
+                          <w:rFonts w:ascii="Zetta Serif Book" w:hAnsi="Zetta Serif Book"/>
+                          <w:color w:val="404040" w:themeColor="text1" w:themeTint="BF"/>
+                          <w:sz w:val="18"/>
+                          <w:szCs w:val="18"/>
+                        </w:rPr>
+                        <w:t xml:space="preserve"/>
+                      </w:r>
+                      <w:r>
+                        <w:rPr>
+                          <w:rFonts w:ascii="Zetta Serif Book" w:hAnsi="Zetta Serif Book"/>
+                          <w:color w:val="404040" w:themeColor="text1" w:themeTint="BF"/>
+                          <w:sz w:val="18"/>
+                          <w:szCs w:val="18"/>
+                        </w:rPr>
+                        <w:t xml:space="preserve"/>
+                      </w:r>
+                      <w:r>
+                        <w:rPr>
+                          <w:rFonts w:ascii="Zetta Serif Book" w:hAnsi="Zetta Serif Book"/>
+                          <w:color w:val="404040" w:themeColor="text1" w:themeTint="BF"/>
+                          <w:sz w:val="18"/>
+                          <w:szCs w:val="18"/>
+                        </w:rPr>
+                        <w:t/>
+                      </w:r>
+                      <w:r>
+                        <w:rPr>
+                          <w:rFonts w:ascii="Zetta Serif Book" w:hAnsi="Zetta Serif Book"/>
+                          <w:color w:val="404040" w:themeColor="text1" w:themeTint="BF"/>
+                          <w:sz w:val="18"/>
+                          <w:szCs w:val="18"/>
+                        </w:rPr>
+                        <w:t/>
+                      </w:r>
+                      <w:r>
+                        <w:rPr>
+                          <w:rFonts w:ascii="Zetta Serif Book" w:hAnsi="Zetta Serif Book"/>
+                          <w:color w:val="404040" w:themeColor="text1" w:themeTint="BF"/>
+                          <w:sz w:val="18"/>
+                          <w:szCs w:val="18"/>
+                        </w:rPr>
+                        <w:t xml:space="preserve"/>
+                      </w:r>
+                      <w:r>
+                        <w:rPr>
+                          <w:rFonts w:ascii="Zetta Serif Book" w:hAnsi="Zetta Serif Book"/>
+                          <w:color w:val="404040" w:themeColor="text1" w:themeTint="BF"/>
+                          <w:sz w:val="18"/>
+                          <w:szCs w:val="18"/>
+                        </w:rPr>
+                        <w:t xml:space="preserve"/>
+                      </w:r>
+                      <w:r>
+                        <w:rPr>
+                          <w:rFonts w:ascii="Zetta Serif Book" w:hAnsi="Zetta Serif Book"/>
+                          <w:color w:val="404040" w:themeColor="text1" w:themeTint="BF"/>
+                          <w:sz w:val="18"/>
+                          <w:szCs w:val="18"/>
+                        </w:rPr>
+                        <w:t xml:space="preserve"/>
+                      </w:r>
+                      <w:r>
+                        <w:rPr>
+                          <w:rFonts w:ascii="Zetta Serif Book" w:hAnsi="Zetta Serif Book"/>
+                          <w:color w:val="404040" w:themeColor="text1" w:themeTint="BF"/>
+                          <w:sz w:val="18"/>
+                          <w:szCs w:val="18"/>
+                        </w:rPr>
+                        <w:t/>
+                      </w:r>
+                      <w:r>
+                        <w:rPr>
+                          <w:rFonts w:ascii="Zetta Serif Book" w:hAnsi="Zetta Serif Book"/>
+                          <w:color w:val="404040" w:themeColor="text1" w:themeTint="BF"/>
+                          <w:sz w:val="18"/>
+                          <w:szCs w:val="18"/>
+                        </w:rPr>
+                        <w:t/>
+                      </w:r>
+                      <w:r>
+                        <w:rPr>
+                          <w:rFonts w:ascii="Zetta Serif Book" w:hAnsi="Zetta Serif Book"/>
+                          <w:color w:val="404040" w:themeColor="text1" w:themeTint="BF"/>
+                          <w:sz w:val="18"/>
+                          <w:szCs w:val="18"/>
+                        </w:rPr>
+                        <w:t xml:space="preserve"/>
+                      </w:r>
+                      <w:r>
+                        <w:rPr>
+                          <w:rFonts w:ascii="Zetta Serif Book" w:hAnsi="Zetta Serif Book"/>
+                          <w:color w:val="404040" w:themeColor="text1" w:themeTint="BF"/>
+                          <w:sz w:val="18"/>
+                          <w:szCs w:val="18"/>
+                        </w:rPr>
+                        <w:t/>
+                      </w:r>
+                      <w:r>
+                        <w:rPr>
+                          <w:rFonts w:ascii="Zetta Serif Book" w:hAnsi="Zetta Serif Book"/>
+                          <w:color w:val="404040" w:themeColor="text1" w:themeTint="BF"/>
+                          <w:sz w:val="18"/>
+                          <w:szCs w:val="18"/>
+                        </w:rPr>
+                        <w:t xml:space="preserve"/>
+                      </w:r>
+                      <w:r>
+                        <w:rPr>
+                          <w:rFonts w:ascii="Zetta Serif Book" w:hAnsi="Zetta Serif Book"/>
+                          <w:color w:val="404040" w:themeColor="text1" w:themeTint="BF"/>
+                          <w:sz w:val="18"/>
+                          <w:szCs w:val="18"/>
+                        </w:rPr>
+                        <w:t/>
+                      </w:r>
+                      <w:r>
+                        <w:rPr>
+                          <w:rFonts w:ascii="Zetta Serif Book" w:hAnsi="Zetta Serif Book"/>
+                          <w:color w:val="404040" w:themeColor="text1" w:themeTint="BF"/>
+                          <w:sz w:val="18"/>
+                          <w:szCs w:val="18"/>
+                        </w:rPr>
+                        <w:t/>
+                      </w:r>
+                      <w:r>
+                        <w:rPr>
+                          <w:rFonts w:ascii="Zetta Serif Book" w:hAnsi="Zetta Serif Book"/>
+                          <w:color w:val="404040" w:themeColor="text1" w:themeTint="BF"/>
+                          <w:sz w:val="18"/>
+                          <w:szCs w:val="18"/>
+                        </w:rPr>
+                        <w:t xml:space="preserve"/>
+                      </w:r>
+                      <w:r>
+                        <w:rPr>
+                          <w:rFonts w:ascii="Zetta Serif Book" w:hAnsi="Zetta Serif Book"/>
+                          <w:color w:val="404040" w:themeColor="text1" w:themeTint="BF"/>
+                          <w:sz w:val="17"/>
+                          <w:szCs w:val="17"/>
+                        </w:rPr>
+                        <w:t xml:space="preserve"/>
+                      </w:r>
+                      <w:r>
+                        <w:rPr>
+                          <w:rFonts w:ascii="Zetta Serif Book" w:hAnsi="Zetta Serif Book"/>
+                          <w:color w:val="404040" w:themeColor="text1" w:themeTint="BF"/>
+                          <w:sz w:val="17"/>
+                          <w:szCs w:val="17"/>
+                        </w:rPr>
+                        <w:t xml:space="preserve"/>
+                      </w:r>
+                      <w:r>
+                        <w:rPr>
+                          <w:rFonts w:ascii="Zetta Serif Book" w:hAnsi="Zetta Serif Book"/>
+                          <w:color w:val="404040" w:themeColor="text1" w:themeTint="BF"/>
+                          <w:sz w:val="17"/>
+                          <w:szCs w:val="17"/>
+                        </w:rPr>
+                        <w:t/>
+                      </w:r>
+                      <w:r>
+                        <w:rPr>
+                          <w:rFonts w:ascii="Zetta Serif Book" w:hAnsi="Zetta Serif Book"/>
+                          <w:color w:val="404040" w:themeColor="text1" w:themeTint="BF"/>
+                          <w:sz w:val="17"/>
+                          <w:szCs w:val="17"/>
+                        </w:rPr>
+                        <w:t/>
+                      </w:r>
+                      <w:r>
+                        <w:rPr>
+                          <w:rFonts w:ascii="Zetta Serif Book" w:hAnsi="Zetta Serif Book"/>
+                          <w:color w:val="404040" w:themeColor="text1" w:themeTint="BF"/>
+                          <w:sz w:val="16"/>
+                          <w:szCs w:val="16"/>
+                        </w:rPr>
+                        <w:t/>
+                      </w:r>
+                      <w:r>
+                        <w:rPr>
+                          <w:rFonts w:ascii="Zetta Serif Book" w:hAnsi="Zetta Serif Book"/>
+                          <w:color w:val="404040" w:themeColor="text1" w:themeTint="BF"/>
+                          <w:sz w:val="17"/>
+                          <w:szCs w:val="17"/>
+                        </w:rPr>
+                        <w:t/>
+                      </w:r>
+                      <w:r>
+                        <w:rPr>
+                          <w:rFonts w:ascii="Zetta Serif Book" w:hAnsi="Zetta Serif Book"/>
+                          <w:color w:val="404040" w:themeColor="text1" w:themeTint="BF"/>
+                          <w:sz w:val="18"/>
+                          <w:szCs w:val="18"/>
+                        </w:rPr>
+                        <w:t/>
+                      </w:r>
+                    </w:p>
+                    <w:p>
+                      <w:pPr>
+                        <w:pStyle w:val="ListParagraph"/>
+                        <w:numPr>
+                          <w:ilvl w:val="0"/>
+                          <w:numId w:val="4"/>
+                        </w:numPr>
+                        <w:tabs>
+                          <w:tab w:val="left" w:pos="810"/>
+                        </w:tabs>
+                        <w:rPr>
+                          <w:rFonts w:ascii="Zetta Serif Book" w:hAnsi="Zetta Serif Book"/>
+                          <w:b/>
+                          <w:bCs/>
+                          <w:color w:val="404040" w:themeColor="text1" w:themeTint="BF"/>
+                          <w:sz w:val="18"/>
+                          <w:szCs w:val="18"/>
+                        </w:rPr>
+                      </w:pPr>
+                      <w:r>
+                        <w:rPr>
+                          <w:rFonts w:ascii="Zetta Serif Book" w:hAnsi="Zetta Serif Book"/>
+                          <w:b/>
+                          <w:color w:val="404040" w:themeColor="text1" w:themeTint="BF"/>
+                          <w:sz w:val="18"/>
+                          <w:szCs w:val="18"/>
+                        </w:rPr>
+                        <w:t>Notes:</w:t>
+                      </w:r>
+                      <w:r>
+                        <w:rPr>
+                          <w:rFonts w:ascii="Zetta Serif Book" w:hAnsi="Zetta Serif Book"/>
+                          <w:bCs/>
+                          <w:color w:val="404040" w:themeColor="text1" w:themeTint="BF"/>
+                          <w:sz w:val="18"/>
+                          <w:szCs w:val="18"/>
+                        </w:rPr>
+                        <w:t xml:space="preserve"> {{work_notes}}</w:t>
                       </w:r>
                       <w:r>
                         <w:rPr>

--- a/backend/templates/Gyp/xx TREADWELL UNDERLAYMENT PROPOSAL - xx.docx
+++ b/backend/templates/Gyp/xx TREADWELL UNDERLAYMENT PROPOSAL - xx.docx
@@ -7525,7 +7525,7 @@
                                 <w:sz w:val="20"/>
                                 <w:szCs w:val="20"/>
                               </w:rPr>
-                              <w:t xml:space="preserve">{{base_bid_formatted}} – Gypsum Underlayment System as described above (material sales tax INCLUDED)</w:t>
+                              <w:t xml:space="preserve">{{base_bid_formatted}} – Gypsum Underlayment System as described above {{base_tax_phrase}}</w:t>
                             </w:r>
                             <w:r>
                               <w:rPr>
@@ -8198,7 +8198,7 @@
                           <w:sz w:val="20"/>
                           <w:szCs w:val="20"/>
                         </w:rPr>
-                        <w:t xml:space="preserve">{{base_bid_formatted}} – Gypsum Underlayment System as described above (material sales tax INCLUDED)</w:t>
+                        <w:t xml:space="preserve">{{base_bid_formatted}} – Gypsum Underlayment System as described above {{base_tax_phrase}}</w:t>
                       </w:r>
                       <w:r>
                         <w:rPr>

--- a/backend/templates/Gyp/xx TREADWELL UNDERLAYMENT PROPOSAL - xx.docx
+++ b/backend/templates/Gyp/xx TREADWELL UNDERLAYMENT PROPOSAL - xx.docx
@@ -749,7 +749,6 @@
                                 <w:color w:val="404040" w:themeColor="text1" w:themeTint="BF"/>
                                 <w:sz w:val="18"/>
                                 <w:szCs w:val="18"/>
-                                <w:highlight w:val="yellow"/>
                                 <w:u w:val="single"/>
                               </w:rPr>
                               <w:t/>
@@ -821,7 +820,6 @@
                                 <w:color w:val="404040" w:themeColor="text1" w:themeTint="BF"/>
                                 <w:sz w:val="18"/>
                                 <w:szCs w:val="18"/>
-                                <w:highlight w:val="yellow"/>
                               </w:rPr>
                               <w:t/>
                             </w:r>
@@ -833,7 +831,6 @@
                                 <w:color w:val="404040" w:themeColor="text1" w:themeTint="BF"/>
                                 <w:sz w:val="18"/>
                                 <w:szCs w:val="18"/>
-                                <w:highlight w:val="yellow"/>
                                 <w:u w:val="single"/>
                               </w:rPr>
                               <w:t/>
@@ -846,7 +843,6 @@
                                 <w:color w:val="404040" w:themeColor="text1" w:themeTint="BF"/>
                                 <w:sz w:val="18"/>
                                 <w:szCs w:val="18"/>
-                                <w:highlight w:val="yellow"/>
                               </w:rPr>
                               <w:t/>
                             </w:r>
@@ -1031,7 +1027,6 @@
                                 <w:color w:val="404040" w:themeColor="text1" w:themeTint="BF"/>
                                 <w:sz w:val="18"/>
                                 <w:szCs w:val="18"/>
-                                <w:highlight w:val="yellow"/>
                               </w:rPr>
                               <w:t/>
                             </w:r>
@@ -1041,7 +1036,6 @@
                                 <w:color w:val="404040" w:themeColor="text1" w:themeTint="BF"/>
                                 <w:sz w:val="17"/>
                                 <w:szCs w:val="17"/>
-                                <w:highlight w:val="yellow"/>
                               </w:rPr>
                               <w:t xml:space="preserve"/>
                             </w:r>
@@ -1051,7 +1045,6 @@
                                 <w:color w:val="404040" w:themeColor="text1" w:themeTint="BF"/>
                                 <w:sz w:val="17"/>
                                 <w:szCs w:val="17"/>
-                                <w:highlight w:val="yellow"/>
                               </w:rPr>
                               <w:t xml:space="preserve"/>
                             </w:r>
@@ -1081,7 +1074,6 @@
                                 <w:color w:val="404040" w:themeColor="text1" w:themeTint="BF"/>
                                 <w:sz w:val="18"/>
                                 <w:szCs w:val="18"/>
-                                <w:highlight w:val="cyan"/>
                                 <w:u w:val="single"/>
                               </w:rPr>
                               <w:t/>
@@ -1392,7 +1384,6 @@
                                 <w:color w:val="404040" w:themeColor="text1" w:themeTint="BF"/>
                                 <w:sz w:val="18"/>
                                 <w:szCs w:val="18"/>
-                                <w:highlight w:val="yellow"/>
                               </w:rPr>
                               <w:t/>
                             </w:r>
@@ -1402,7 +1393,6 @@
                                 <w:color w:val="404040" w:themeColor="text1" w:themeTint="BF"/>
                                 <w:sz w:val="17"/>
                                 <w:szCs w:val="17"/>
-                                <w:highlight w:val="yellow"/>
                               </w:rPr>
                               <w:t xml:space="preserve"/>
                             </w:r>
@@ -1486,7 +1476,6 @@
                                 <w:color w:val="404040" w:themeColor="text1" w:themeTint="BF"/>
                                 <w:sz w:val="18"/>
                                 <w:szCs w:val="18"/>
-                                <w:highlight w:val="cyan"/>
                                 <w:u w:val="single"/>
                               </w:rPr>
                               <w:t/>
@@ -1541,7 +1530,6 @@
                                 <w:color w:val="404040" w:themeColor="text1" w:themeTint="BF"/>
                                 <w:sz w:val="17"/>
                                 <w:szCs w:val="17"/>
-                                <w:highlight w:val="yellow"/>
                                 <w:u w:val="single"/>
                               </w:rPr>
                               <w:t/>
@@ -1554,7 +1542,6 @@
                                 <w:color w:val="404040" w:themeColor="text1" w:themeTint="BF"/>
                                 <w:sz w:val="17"/>
                                 <w:szCs w:val="17"/>
-                                <w:highlight w:val="yellow"/>
                                 <w:u w:val="single"/>
                               </w:rPr>
                               <w:t/>
@@ -1567,7 +1554,6 @@
                                 <w:color w:val="404040" w:themeColor="text1" w:themeTint="BF"/>
                                 <w:sz w:val="16"/>
                                 <w:szCs w:val="16"/>
-                                <w:highlight w:val="yellow"/>
                                 <w:u w:val="single"/>
                               </w:rPr>
                               <w:t xml:space="preserve"/>
@@ -1578,7 +1564,6 @@
                                 <w:color w:val="404040" w:themeColor="text1" w:themeTint="BF"/>
                                 <w:sz w:val="16"/>
                                 <w:szCs w:val="16"/>
-                                <w:highlight w:val="yellow"/>
                                 <w:u w:val="single"/>
                               </w:rPr>
                               <w:t/>
@@ -1591,7 +1576,6 @@
                                 <w:color w:val="404040" w:themeColor="text1" w:themeTint="BF"/>
                                 <w:sz w:val="16"/>
                                 <w:szCs w:val="16"/>
-                                <w:highlight w:val="yellow"/>
                                 <w:u w:val="single"/>
                               </w:rPr>
                               <w:t xml:space="preserve"/>
@@ -1604,7 +1588,6 @@
                                 <w:color w:val="404040" w:themeColor="text1" w:themeTint="BF"/>
                                 <w:sz w:val="18"/>
                                 <w:szCs w:val="18"/>
-                                <w:highlight w:val="yellow"/>
                                 <w:u w:val="single"/>
                               </w:rPr>
                               <w:t/>
@@ -1615,7 +1598,6 @@
                                 <w:color w:val="404040" w:themeColor="text1" w:themeTint="BF"/>
                                 <w:sz w:val="16"/>
                                 <w:szCs w:val="16"/>
-                                <w:highlight w:val="yellow"/>
                                 <w:u w:val="single"/>
                               </w:rPr>
                               <w:t/>
@@ -1628,7 +1610,6 @@
                                 <w:color w:val="404040" w:themeColor="text1" w:themeTint="BF"/>
                                 <w:sz w:val="18"/>
                                 <w:szCs w:val="18"/>
-                                <w:highlight w:val="yellow"/>
                                 <w:u w:val="single"/>
                               </w:rPr>
                               <w:t/>
@@ -1674,7 +1655,6 @@
                                 <w:color w:val="404040" w:themeColor="text1" w:themeTint="BF"/>
                                 <w:sz w:val="18"/>
                                 <w:szCs w:val="18"/>
-                                <w:highlight w:val="yellow"/>
                               </w:rPr>
                               <w:t xml:space="preserve">USG </w:t>
                             </w:r>
@@ -1921,7 +1901,6 @@
                                 <w:color w:val="404040" w:themeColor="text1" w:themeTint="BF"/>
                                 <w:sz w:val="18"/>
                                 <w:szCs w:val="18"/>
-                                <w:highlight w:val="yellow"/>
                               </w:rPr>
                               <w:t/>
                             </w:r>
@@ -1931,7 +1910,6 @@
                                 <w:color w:val="404040" w:themeColor="text1" w:themeTint="BF"/>
                                 <w:sz w:val="17"/>
                                 <w:szCs w:val="17"/>
-                                <w:highlight w:val="yellow"/>
                               </w:rPr>
                               <w:t xml:space="preserve"/>
                             </w:r>
@@ -1979,7 +1957,6 @@
                                 <w:color w:val="404040" w:themeColor="text1" w:themeTint="BF"/>
                                 <w:sz w:val="18"/>
                                 <w:szCs w:val="18"/>
-                                <w:highlight w:val="cyan"/>
                                 <w:u w:val="single"/>
                               </w:rPr>
                               <w:t/>
@@ -3873,7 +3850,6 @@
                                 <w:color w:val="404040" w:themeColor="text1" w:themeTint="BF"/>
                                 <w:sz w:val="18"/>
                                 <w:szCs w:val="18"/>
-                                <w:highlight w:val="yellow"/>
                               </w:rPr>
                               <w:t>GC to provide 500</w:t>
                             </w:r>
@@ -3883,7 +3859,6 @@
                                 <w:color w:val="404040" w:themeColor="text1" w:themeTint="BF"/>
                                 <w:sz w:val="16"/>
                                 <w:szCs w:val="16"/>
-                                <w:highlight w:val="yellow"/>
                               </w:rPr>
                               <w:t xml:space="preserve"> sf of </w:t>
                             </w:r>
@@ -3893,7 +3868,6 @@
                                 <w:color w:val="404040" w:themeColor="text1" w:themeTint="BF"/>
                                 <w:sz w:val="18"/>
                                 <w:szCs w:val="18"/>
-                                <w:highlight w:val="yellow"/>
                               </w:rPr>
                               <w:t xml:space="preserve">Onsite Covered </w:t>
                             </w:r>
@@ -3903,7 +3877,6 @@
                                 <w:color w:val="404040" w:themeColor="text1" w:themeTint="BF"/>
                                 <w:sz w:val="18"/>
                                 <w:szCs w:val="18"/>
-                                <w:highlight w:val="yellow"/>
                               </w:rPr>
                               <w:t xml:space="preserve">Sound Mat </w:t>
                             </w:r>
@@ -3913,7 +3886,6 @@
                                 <w:color w:val="404040" w:themeColor="text1" w:themeTint="BF"/>
                                 <w:sz w:val="18"/>
                                 <w:szCs w:val="18"/>
-                                <w:highlight w:val="yellow"/>
                               </w:rPr>
                               <w:t>Storage</w:t>
                             </w:r>
@@ -3923,7 +3895,6 @@
                                 <w:color w:val="404040" w:themeColor="text1" w:themeTint="BF"/>
                                 <w:sz w:val="17"/>
                                 <w:szCs w:val="17"/>
-                                <w:highlight w:val="yellow"/>
                               </w:rPr>
                               <w:t xml:space="preserve">, </w:t>
                             </w:r>
@@ -3935,7 +3906,6 @@
                                 <w:color w:val="404040" w:themeColor="text1" w:themeTint="BF"/>
                                 <w:sz w:val="17"/>
                                 <w:szCs w:val="17"/>
-                                <w:highlight w:val="yellow"/>
                               </w:rPr>
                               <w:t>if applicable</w:t>
                             </w:r>
@@ -3945,7 +3915,6 @@
                                 <w:color w:val="404040" w:themeColor="text1" w:themeTint="BF"/>
                                 <w:sz w:val="18"/>
                                 <w:szCs w:val="18"/>
-                                <w:highlight w:val="yellow"/>
                               </w:rPr>
                               <w:t xml:space="preserve"> </w:t>
                             </w:r>
@@ -3957,7 +3926,6 @@
                                 <w:color w:val="404040" w:themeColor="text1" w:themeTint="BF"/>
                                 <w:sz w:val="18"/>
                                 <w:szCs w:val="18"/>
-                                <w:highlight w:val="yellow"/>
                               </w:rPr>
                               <w:t>(</w:t>
                             </w:r>
@@ -3969,7 +3937,6 @@
                                 <w:color w:val="404040" w:themeColor="text1" w:themeTint="BF"/>
                                 <w:sz w:val="16"/>
                                 <w:szCs w:val="16"/>
-                                <w:highlight w:val="yellow"/>
                               </w:rPr>
                               <w:t>see add if not available</w:t>
                             </w:r>
@@ -3981,7 +3948,6 @@
                                 <w:color w:val="404040" w:themeColor="text1" w:themeTint="BF"/>
                                 <w:sz w:val="18"/>
                                 <w:szCs w:val="18"/>
-                                <w:highlight w:val="yellow"/>
                               </w:rPr>
                               <w:t>)</w:t>
                             </w:r>
@@ -4109,7 +4075,6 @@
                           <w:color w:val="404040" w:themeColor="text1" w:themeTint="BF"/>
                           <w:sz w:val="18"/>
                           <w:szCs w:val="18"/>
-                          <w:highlight w:val="yellow"/>
                           <w:u w:val="single"/>
                         </w:rPr>
                         <w:t/>
@@ -4181,7 +4146,6 @@
                           <w:color w:val="404040" w:themeColor="text1" w:themeTint="BF"/>
                           <w:sz w:val="18"/>
                           <w:szCs w:val="18"/>
-                          <w:highlight w:val="yellow"/>
                         </w:rPr>
                         <w:t/>
                       </w:r>
@@ -4193,7 +4157,6 @@
                           <w:color w:val="404040" w:themeColor="text1" w:themeTint="BF"/>
                           <w:sz w:val="18"/>
                           <w:szCs w:val="18"/>
-                          <w:highlight w:val="yellow"/>
                           <w:u w:val="single"/>
                         </w:rPr>
                         <w:t/>
@@ -4206,7 +4169,6 @@
                           <w:color w:val="404040" w:themeColor="text1" w:themeTint="BF"/>
                           <w:sz w:val="18"/>
                           <w:szCs w:val="18"/>
-                          <w:highlight w:val="yellow"/>
                         </w:rPr>
                         <w:t/>
                       </w:r>
@@ -4391,7 +4353,6 @@
                           <w:color w:val="404040" w:themeColor="text1" w:themeTint="BF"/>
                           <w:sz w:val="18"/>
                           <w:szCs w:val="18"/>
-                          <w:highlight w:val="yellow"/>
                         </w:rPr>
                         <w:t/>
                       </w:r>
@@ -4401,7 +4362,6 @@
                           <w:color w:val="404040" w:themeColor="text1" w:themeTint="BF"/>
                           <w:sz w:val="17"/>
                           <w:szCs w:val="17"/>
-                          <w:highlight w:val="yellow"/>
                         </w:rPr>
                         <w:t xml:space="preserve"/>
                       </w:r>
@@ -4411,7 +4371,6 @@
                           <w:color w:val="404040" w:themeColor="text1" w:themeTint="BF"/>
                           <w:sz w:val="17"/>
                           <w:szCs w:val="17"/>
-                          <w:highlight w:val="yellow"/>
                         </w:rPr>
                         <w:t xml:space="preserve"/>
                       </w:r>
@@ -4441,7 +4400,6 @@
                           <w:color w:val="404040" w:themeColor="text1" w:themeTint="BF"/>
                           <w:sz w:val="18"/>
                           <w:szCs w:val="18"/>
-                          <w:highlight w:val="cyan"/>
                           <w:u w:val="single"/>
                         </w:rPr>
                         <w:t/>
@@ -4752,7 +4710,6 @@
                           <w:color w:val="404040" w:themeColor="text1" w:themeTint="BF"/>
                           <w:sz w:val="18"/>
                           <w:szCs w:val="18"/>
-                          <w:highlight w:val="yellow"/>
                         </w:rPr>
                         <w:t/>
                       </w:r>
@@ -4762,7 +4719,6 @@
                           <w:color w:val="404040" w:themeColor="text1" w:themeTint="BF"/>
                           <w:sz w:val="17"/>
                           <w:szCs w:val="17"/>
-                          <w:highlight w:val="yellow"/>
                         </w:rPr>
                         <w:t xml:space="preserve"/>
                       </w:r>
@@ -4846,7 +4802,6 @@
                           <w:color w:val="404040" w:themeColor="text1" w:themeTint="BF"/>
                           <w:sz w:val="18"/>
                           <w:szCs w:val="18"/>
-                          <w:highlight w:val="cyan"/>
                           <w:u w:val="single"/>
                         </w:rPr>
                         <w:t/>
@@ -4901,7 +4856,6 @@
                           <w:color w:val="404040" w:themeColor="text1" w:themeTint="BF"/>
                           <w:sz w:val="17"/>
                           <w:szCs w:val="17"/>
-                          <w:highlight w:val="yellow"/>
                           <w:u w:val="single"/>
                         </w:rPr>
                         <w:t/>
@@ -4914,7 +4868,6 @@
                           <w:color w:val="404040" w:themeColor="text1" w:themeTint="BF"/>
                           <w:sz w:val="17"/>
                           <w:szCs w:val="17"/>
-                          <w:highlight w:val="yellow"/>
                           <w:u w:val="single"/>
                         </w:rPr>
                         <w:t/>
@@ -4927,7 +4880,6 @@
                           <w:color w:val="404040" w:themeColor="text1" w:themeTint="BF"/>
                           <w:sz w:val="16"/>
                           <w:szCs w:val="16"/>
-                          <w:highlight w:val="yellow"/>
                           <w:u w:val="single"/>
                         </w:rPr>
                         <w:t xml:space="preserve"/>
@@ -4938,7 +4890,6 @@
                           <w:color w:val="404040" w:themeColor="text1" w:themeTint="BF"/>
                           <w:sz w:val="16"/>
                           <w:szCs w:val="16"/>
-                          <w:highlight w:val="yellow"/>
                           <w:u w:val="single"/>
                         </w:rPr>
                         <w:t/>
@@ -4951,7 +4902,6 @@
                           <w:color w:val="404040" w:themeColor="text1" w:themeTint="BF"/>
                           <w:sz w:val="16"/>
                           <w:szCs w:val="16"/>
-                          <w:highlight w:val="yellow"/>
                           <w:u w:val="single"/>
                         </w:rPr>
                         <w:t xml:space="preserve"/>
@@ -4964,7 +4914,6 @@
                           <w:color w:val="404040" w:themeColor="text1" w:themeTint="BF"/>
                           <w:sz w:val="18"/>
                           <w:szCs w:val="18"/>
-                          <w:highlight w:val="yellow"/>
                           <w:u w:val="single"/>
                         </w:rPr>
                         <w:t/>
@@ -4975,7 +4924,6 @@
                           <w:color w:val="404040" w:themeColor="text1" w:themeTint="BF"/>
                           <w:sz w:val="16"/>
                           <w:szCs w:val="16"/>
-                          <w:highlight w:val="yellow"/>
                           <w:u w:val="single"/>
                         </w:rPr>
                         <w:t/>
@@ -4988,7 +4936,6 @@
                           <w:color w:val="404040" w:themeColor="text1" w:themeTint="BF"/>
                           <w:sz w:val="18"/>
                           <w:szCs w:val="18"/>
-                          <w:highlight w:val="yellow"/>
                           <w:u w:val="single"/>
                         </w:rPr>
                         <w:t/>
@@ -5034,7 +4981,6 @@
                           <w:color w:val="404040" w:themeColor="text1" w:themeTint="BF"/>
                           <w:sz w:val="18"/>
                           <w:szCs w:val="18"/>
-                          <w:highlight w:val="yellow"/>
                         </w:rPr>
                         <w:t xml:space="preserve">USG </w:t>
                       </w:r>
@@ -5281,7 +5227,6 @@
                           <w:color w:val="404040" w:themeColor="text1" w:themeTint="BF"/>
                           <w:sz w:val="18"/>
                           <w:szCs w:val="18"/>
-                          <w:highlight w:val="yellow"/>
                         </w:rPr>
                         <w:t/>
                       </w:r>
@@ -5291,7 +5236,6 @@
                           <w:color w:val="404040" w:themeColor="text1" w:themeTint="BF"/>
                           <w:sz w:val="17"/>
                           <w:szCs w:val="17"/>
-                          <w:highlight w:val="yellow"/>
                         </w:rPr>
                         <w:t xml:space="preserve"/>
                       </w:r>
@@ -5339,7 +5283,6 @@
                           <w:color w:val="404040" w:themeColor="text1" w:themeTint="BF"/>
                           <w:sz w:val="18"/>
                           <w:szCs w:val="18"/>
-                          <w:highlight w:val="cyan"/>
                           <w:u w:val="single"/>
                         </w:rPr>
                         <w:t/>
@@ -7233,7 +7176,6 @@
                           <w:color w:val="404040" w:themeColor="text1" w:themeTint="BF"/>
                           <w:sz w:val="18"/>
                           <w:szCs w:val="18"/>
-                          <w:highlight w:val="yellow"/>
                         </w:rPr>
                         <w:t>GC to provide 500</w:t>
                       </w:r>
@@ -7243,7 +7185,6 @@
                           <w:color w:val="404040" w:themeColor="text1" w:themeTint="BF"/>
                           <w:sz w:val="16"/>
                           <w:szCs w:val="16"/>
-                          <w:highlight w:val="yellow"/>
                         </w:rPr>
                         <w:t xml:space="preserve"> sf of </w:t>
                       </w:r>
@@ -7253,7 +7194,6 @@
                           <w:color w:val="404040" w:themeColor="text1" w:themeTint="BF"/>
                           <w:sz w:val="18"/>
                           <w:szCs w:val="18"/>
-                          <w:highlight w:val="yellow"/>
                         </w:rPr>
                         <w:t xml:space="preserve">Onsite Covered </w:t>
                       </w:r>
@@ -7263,7 +7203,6 @@
                           <w:color w:val="404040" w:themeColor="text1" w:themeTint="BF"/>
                           <w:sz w:val="18"/>
                           <w:szCs w:val="18"/>
-                          <w:highlight w:val="yellow"/>
                         </w:rPr>
                         <w:t xml:space="preserve">Sound Mat </w:t>
                       </w:r>
@@ -7273,7 +7212,6 @@
                           <w:color w:val="404040" w:themeColor="text1" w:themeTint="BF"/>
                           <w:sz w:val="18"/>
                           <w:szCs w:val="18"/>
-                          <w:highlight w:val="yellow"/>
                         </w:rPr>
                         <w:t>Storage</w:t>
                       </w:r>
@@ -7283,7 +7221,6 @@
                           <w:color w:val="404040" w:themeColor="text1" w:themeTint="BF"/>
                           <w:sz w:val="17"/>
                           <w:szCs w:val="17"/>
-                          <w:highlight w:val="yellow"/>
                         </w:rPr>
                         <w:t xml:space="preserve">, </w:t>
                       </w:r>
@@ -7295,7 +7232,6 @@
                           <w:color w:val="404040" w:themeColor="text1" w:themeTint="BF"/>
                           <w:sz w:val="17"/>
                           <w:szCs w:val="17"/>
-                          <w:highlight w:val="yellow"/>
                         </w:rPr>
                         <w:t>if applicable</w:t>
                       </w:r>
@@ -7305,7 +7241,6 @@
                           <w:color w:val="404040" w:themeColor="text1" w:themeTint="BF"/>
                           <w:sz w:val="18"/>
                           <w:szCs w:val="18"/>
-                          <w:highlight w:val="yellow"/>
                         </w:rPr>
                         <w:t xml:space="preserve"> </w:t>
                       </w:r>
@@ -7317,7 +7252,6 @@
                           <w:color w:val="404040" w:themeColor="text1" w:themeTint="BF"/>
                           <w:sz w:val="18"/>
                           <w:szCs w:val="18"/>
-                          <w:highlight w:val="yellow"/>
                         </w:rPr>
                         <w:t>(</w:t>
                       </w:r>
@@ -7329,7 +7263,6 @@
                           <w:color w:val="404040" w:themeColor="text1" w:themeTint="BF"/>
                           <w:sz w:val="16"/>
                           <w:szCs w:val="16"/>
-                          <w:highlight w:val="yellow"/>
                         </w:rPr>
                         <w:t>see add if not available</w:t>
                       </w:r>
@@ -7341,7 +7274,6 @@
                           <w:color w:val="404040" w:themeColor="text1" w:themeTint="BF"/>
                           <w:sz w:val="18"/>
                           <w:szCs w:val="18"/>
-                          <w:highlight w:val="yellow"/>
                         </w:rPr>
                         <w:t>)</w:t>
                       </w:r>
@@ -7613,7 +7545,6 @@
                                 <w:color w:val="404040" w:themeColor="text1" w:themeTint="BF"/>
                                 <w:sz w:val="18"/>
                                 <w:szCs w:val="18"/>
-                                <w:highlight w:val="yellow"/>
                                 <w:u w:val="single"/>
                               </w:rPr>
                               <w:t/>
@@ -7626,7 +7557,6 @@
                                 <w:color w:val="404040" w:themeColor="text1" w:themeTint="BF"/>
                                 <w:sz w:val="18"/>
                                 <w:szCs w:val="18"/>
-                                <w:highlight w:val="yellow"/>
                               </w:rPr>
                               <w:t/>
                             </w:r>
@@ -7663,7 +7593,6 @@
                                 <w:color w:val="404040" w:themeColor="text1" w:themeTint="BF"/>
                                 <w:sz w:val="18"/>
                                 <w:szCs w:val="18"/>
-                                <w:highlight w:val="yellow"/>
                               </w:rPr>
                               <w:t xml:space="preserve">{{material_tax_formatted}} – Material Sales Tax</w:t>
                             </w:r>
@@ -7673,7 +7602,6 @@
                                 <w:color w:val="404040" w:themeColor="text1" w:themeTint="BF"/>
                                 <w:sz w:val="18"/>
                                 <w:szCs w:val="18"/>
-                                <w:highlight w:val="yellow"/>
                               </w:rPr>
                               <w:t xml:space="preserve"/>
                             </w:r>
@@ -7683,7 +7611,6 @@
                                 <w:color w:val="404040" w:themeColor="text1" w:themeTint="BF"/>
                                 <w:sz w:val="18"/>
                                 <w:szCs w:val="18"/>
-                                <w:highlight w:val="yellow"/>
                               </w:rPr>
                               <w:t/>
                             </w:r>
@@ -7693,7 +7620,6 @@
                                 <w:color w:val="404040" w:themeColor="text1" w:themeTint="BF"/>
                                 <w:sz w:val="18"/>
                                 <w:szCs w:val="18"/>
-                                <w:highlight w:val="yellow"/>
                               </w:rPr>
                               <w:t xml:space="preserve"/>
                             </w:r>
@@ -7703,7 +7629,6 @@
                                 <w:color w:val="404040" w:themeColor="text1" w:themeTint="BF"/>
                                 <w:sz w:val="18"/>
                                 <w:szCs w:val="18"/>
-                                <w:highlight w:val="yellow"/>
                               </w:rPr>
                               <w:t/>
                             </w:r>
@@ -7713,7 +7638,6 @@
                                 <w:color w:val="404040" w:themeColor="text1" w:themeTint="BF"/>
                                 <w:sz w:val="18"/>
                                 <w:szCs w:val="18"/>
-                                <w:highlight w:val="yellow"/>
                               </w:rPr>
                               <w:t/>
                             </w:r>
@@ -7723,7 +7647,6 @@
                                 <w:color w:val="404040" w:themeColor="text1" w:themeTint="BF"/>
                                 <w:sz w:val="18"/>
                                 <w:szCs w:val="18"/>
-                                <w:highlight w:val="yellow"/>
                               </w:rPr>
                               <w:t/>
                             </w:r>
@@ -7758,7 +7681,6 @@
                                 <w:color w:val="404040" w:themeColor="text1" w:themeTint="BF"/>
                                 <w:sz w:val="18"/>
                                 <w:szCs w:val="18"/>
-                                <w:highlight w:val="yellow"/>
                                 <w:u w:val="single"/>
                               </w:rPr>
                               <w:t xml:space="preserve">{{tax_amount_formatted}} – Kansas Remodel Tax</w:t>
@@ -7769,7 +7691,6 @@
                                 <w:color w:val="404040" w:themeColor="text1" w:themeTint="BF"/>
                                 <w:sz w:val="18"/>
                                 <w:szCs w:val="18"/>
-                                <w:highlight w:val="yellow"/>
                                 <w:u w:val="single"/>
                               </w:rPr>
                               <w:t xml:space="preserve"/>
@@ -7780,7 +7701,6 @@
                                 <w:color w:val="404040" w:themeColor="text1" w:themeTint="BF"/>
                                 <w:sz w:val="18"/>
                                 <w:szCs w:val="18"/>
-                                <w:highlight w:val="yellow"/>
                                 <w:u w:val="single"/>
                               </w:rPr>
                               <w:t xml:space="preserve"/>
@@ -7791,7 +7711,6 @@
                                 <w:color w:val="404040" w:themeColor="text1" w:themeTint="BF"/>
                                 <w:sz w:val="18"/>
                                 <w:szCs w:val="18"/>
-                                <w:highlight w:val="yellow"/>
                               </w:rPr>
                               <w:t/>
                             </w:r>
@@ -8286,7 +8205,6 @@
                           <w:color w:val="404040" w:themeColor="text1" w:themeTint="BF"/>
                           <w:sz w:val="18"/>
                           <w:szCs w:val="18"/>
-                          <w:highlight w:val="yellow"/>
                           <w:u w:val="single"/>
                         </w:rPr>
                         <w:t/>
@@ -8299,7 +8217,6 @@
                           <w:color w:val="404040" w:themeColor="text1" w:themeTint="BF"/>
                           <w:sz w:val="18"/>
                           <w:szCs w:val="18"/>
-                          <w:highlight w:val="yellow"/>
                         </w:rPr>
                         <w:t/>
                       </w:r>
@@ -8336,7 +8253,6 @@
                           <w:color w:val="404040" w:themeColor="text1" w:themeTint="BF"/>
                           <w:sz w:val="18"/>
                           <w:szCs w:val="18"/>
-                          <w:highlight w:val="yellow"/>
                         </w:rPr>
                         <w:t xml:space="preserve">{{material_tax_formatted}} – Material Sales Tax</w:t>
                       </w:r>
@@ -8346,7 +8262,6 @@
                           <w:color w:val="404040" w:themeColor="text1" w:themeTint="BF"/>
                           <w:sz w:val="18"/>
                           <w:szCs w:val="18"/>
-                          <w:highlight w:val="yellow"/>
                         </w:rPr>
                         <w:t xml:space="preserve"/>
                       </w:r>
@@ -8356,7 +8271,6 @@
                           <w:color w:val="404040" w:themeColor="text1" w:themeTint="BF"/>
                           <w:sz w:val="18"/>
                           <w:szCs w:val="18"/>
-                          <w:highlight w:val="yellow"/>
                         </w:rPr>
                         <w:t/>
                       </w:r>
@@ -8366,7 +8280,6 @@
                           <w:color w:val="404040" w:themeColor="text1" w:themeTint="BF"/>
                           <w:sz w:val="18"/>
                           <w:szCs w:val="18"/>
-                          <w:highlight w:val="yellow"/>
                         </w:rPr>
                         <w:t xml:space="preserve"/>
                       </w:r>
@@ -8376,7 +8289,6 @@
                           <w:color w:val="404040" w:themeColor="text1" w:themeTint="BF"/>
                           <w:sz w:val="18"/>
                           <w:szCs w:val="18"/>
-                          <w:highlight w:val="yellow"/>
                         </w:rPr>
                         <w:t/>
                       </w:r>
@@ -8386,7 +8298,6 @@
                           <w:color w:val="404040" w:themeColor="text1" w:themeTint="BF"/>
                           <w:sz w:val="18"/>
                           <w:szCs w:val="18"/>
-                          <w:highlight w:val="yellow"/>
                         </w:rPr>
                         <w:t/>
                       </w:r>
@@ -8396,7 +8307,6 @@
                           <w:color w:val="404040" w:themeColor="text1" w:themeTint="BF"/>
                           <w:sz w:val="18"/>
                           <w:szCs w:val="18"/>
-                          <w:highlight w:val="yellow"/>
                         </w:rPr>
                         <w:t/>
                       </w:r>
@@ -8431,7 +8341,6 @@
                           <w:color w:val="404040" w:themeColor="text1" w:themeTint="BF"/>
                           <w:sz w:val="18"/>
                           <w:szCs w:val="18"/>
-                          <w:highlight w:val="yellow"/>
                           <w:u w:val="single"/>
                         </w:rPr>
                         <w:t xml:space="preserve">{{tax_amount_formatted}} – Kansas Remodel Tax</w:t>
@@ -8442,7 +8351,6 @@
                           <w:color w:val="404040" w:themeColor="text1" w:themeTint="BF"/>
                           <w:sz w:val="18"/>
                           <w:szCs w:val="18"/>
-                          <w:highlight w:val="yellow"/>
                           <w:u w:val="single"/>
                         </w:rPr>
                         <w:t xml:space="preserve"/>
@@ -8453,7 +8361,6 @@
                           <w:color w:val="404040" w:themeColor="text1" w:themeTint="BF"/>
                           <w:sz w:val="18"/>
                           <w:szCs w:val="18"/>
-                          <w:highlight w:val="yellow"/>
                           <w:u w:val="single"/>
                         </w:rPr>
                         <w:t xml:space="preserve"/>
@@ -8464,7 +8371,6 @@
                           <w:color w:val="404040" w:themeColor="text1" w:themeTint="BF"/>
                           <w:sz w:val="18"/>
                           <w:szCs w:val="18"/>
-                          <w:highlight w:val="yellow"/>
                         </w:rPr>
                         <w:t/>
                       </w:r>

--- a/backend/templates/Gyp/xx TREADWELL UNDERLAYMENT PROPOSAL - xx.docx
+++ b/backend/templates/Gyp/xx TREADWELL UNDERLAYMENT PROPOSAL - xx.docx
@@ -749,7 +749,6 @@
                                 <w:color w:val="404040" w:themeColor="text1" w:themeTint="BF"/>
                                 <w:sz w:val="18"/>
                                 <w:szCs w:val="18"/>
-                                <w:highlight w:val="yellow"/>
                                 <w:u w:val="single"/>
                               </w:rPr>
                               <w:t/>
@@ -821,7 +820,6 @@
                                 <w:color w:val="404040" w:themeColor="text1" w:themeTint="BF"/>
                                 <w:sz w:val="18"/>
                                 <w:szCs w:val="18"/>
-                                <w:highlight w:val="yellow"/>
                               </w:rPr>
                               <w:t/>
                             </w:r>
@@ -833,7 +831,6 @@
                                 <w:color w:val="404040" w:themeColor="text1" w:themeTint="BF"/>
                                 <w:sz w:val="18"/>
                                 <w:szCs w:val="18"/>
-                                <w:highlight w:val="yellow"/>
                                 <w:u w:val="single"/>
                               </w:rPr>
                               <w:t/>
@@ -846,7 +843,6 @@
                                 <w:color w:val="404040" w:themeColor="text1" w:themeTint="BF"/>
                                 <w:sz w:val="18"/>
                                 <w:szCs w:val="18"/>
-                                <w:highlight w:val="yellow"/>
                               </w:rPr>
                               <w:t/>
                             </w:r>
@@ -1031,7 +1027,6 @@
                                 <w:color w:val="404040" w:themeColor="text1" w:themeTint="BF"/>
                                 <w:sz w:val="18"/>
                                 <w:szCs w:val="18"/>
-                                <w:highlight w:val="yellow"/>
                               </w:rPr>
                               <w:t/>
                             </w:r>
@@ -1041,7 +1036,6 @@
                                 <w:color w:val="404040" w:themeColor="text1" w:themeTint="BF"/>
                                 <w:sz w:val="17"/>
                                 <w:szCs w:val="17"/>
-                                <w:highlight w:val="yellow"/>
                               </w:rPr>
                               <w:t xml:space="preserve"/>
                             </w:r>
@@ -1051,7 +1045,6 @@
                                 <w:color w:val="404040" w:themeColor="text1" w:themeTint="BF"/>
                                 <w:sz w:val="17"/>
                                 <w:szCs w:val="17"/>
-                                <w:highlight w:val="yellow"/>
                               </w:rPr>
                               <w:t xml:space="preserve"/>
                             </w:r>
@@ -1081,7 +1074,6 @@
                                 <w:color w:val="404040" w:themeColor="text1" w:themeTint="BF"/>
                                 <w:sz w:val="18"/>
                                 <w:szCs w:val="18"/>
-                                <w:highlight w:val="cyan"/>
                                 <w:u w:val="single"/>
                               </w:rPr>
                               <w:t/>
@@ -1392,7 +1384,6 @@
                                 <w:color w:val="404040" w:themeColor="text1" w:themeTint="BF"/>
                                 <w:sz w:val="18"/>
                                 <w:szCs w:val="18"/>
-                                <w:highlight w:val="yellow"/>
                               </w:rPr>
                               <w:t/>
                             </w:r>
@@ -1402,7 +1393,6 @@
                                 <w:color w:val="404040" w:themeColor="text1" w:themeTint="BF"/>
                                 <w:sz w:val="17"/>
                                 <w:szCs w:val="17"/>
-                                <w:highlight w:val="yellow"/>
                               </w:rPr>
                               <w:t xml:space="preserve"/>
                             </w:r>
@@ -1486,7 +1476,6 @@
                                 <w:color w:val="404040" w:themeColor="text1" w:themeTint="BF"/>
                                 <w:sz w:val="18"/>
                                 <w:szCs w:val="18"/>
-                                <w:highlight w:val="cyan"/>
                                 <w:u w:val="single"/>
                               </w:rPr>
                               <w:t/>
@@ -1541,7 +1530,6 @@
                                 <w:color w:val="404040" w:themeColor="text1" w:themeTint="BF"/>
                                 <w:sz w:val="17"/>
                                 <w:szCs w:val="17"/>
-                                <w:highlight w:val="yellow"/>
                                 <w:u w:val="single"/>
                               </w:rPr>
                               <w:t/>
@@ -1554,7 +1542,6 @@
                                 <w:color w:val="404040" w:themeColor="text1" w:themeTint="BF"/>
                                 <w:sz w:val="17"/>
                                 <w:szCs w:val="17"/>
-                                <w:highlight w:val="yellow"/>
                                 <w:u w:val="single"/>
                               </w:rPr>
                               <w:t/>
@@ -1567,7 +1554,6 @@
                                 <w:color w:val="404040" w:themeColor="text1" w:themeTint="BF"/>
                                 <w:sz w:val="16"/>
                                 <w:szCs w:val="16"/>
-                                <w:highlight w:val="yellow"/>
                                 <w:u w:val="single"/>
                               </w:rPr>
                               <w:t xml:space="preserve"/>
@@ -1578,7 +1564,6 @@
                                 <w:color w:val="404040" w:themeColor="text1" w:themeTint="BF"/>
                                 <w:sz w:val="16"/>
                                 <w:szCs w:val="16"/>
-                                <w:highlight w:val="yellow"/>
                                 <w:u w:val="single"/>
                               </w:rPr>
                               <w:t/>
@@ -1591,7 +1576,6 @@
                                 <w:color w:val="404040" w:themeColor="text1" w:themeTint="BF"/>
                                 <w:sz w:val="16"/>
                                 <w:szCs w:val="16"/>
-                                <w:highlight w:val="yellow"/>
                                 <w:u w:val="single"/>
                               </w:rPr>
                               <w:t xml:space="preserve"/>
@@ -1604,7 +1588,6 @@
                                 <w:color w:val="404040" w:themeColor="text1" w:themeTint="BF"/>
                                 <w:sz w:val="18"/>
                                 <w:szCs w:val="18"/>
-                                <w:highlight w:val="yellow"/>
                                 <w:u w:val="single"/>
                               </w:rPr>
                               <w:t/>
@@ -1615,7 +1598,6 @@
                                 <w:color w:val="404040" w:themeColor="text1" w:themeTint="BF"/>
                                 <w:sz w:val="16"/>
                                 <w:szCs w:val="16"/>
-                                <w:highlight w:val="yellow"/>
                                 <w:u w:val="single"/>
                               </w:rPr>
                               <w:t/>
@@ -1628,7 +1610,6 @@
                                 <w:color w:val="404040" w:themeColor="text1" w:themeTint="BF"/>
                                 <w:sz w:val="18"/>
                                 <w:szCs w:val="18"/>
-                                <w:highlight w:val="yellow"/>
                                 <w:u w:val="single"/>
                               </w:rPr>
                               <w:t/>
@@ -1674,7 +1655,6 @@
                                 <w:color w:val="404040" w:themeColor="text1" w:themeTint="BF"/>
                                 <w:sz w:val="18"/>
                                 <w:szCs w:val="18"/>
-                                <w:highlight w:val="yellow"/>
                               </w:rPr>
                               <w:t xml:space="preserve">USG </w:t>
                             </w:r>
@@ -1921,7 +1901,6 @@
                                 <w:color w:val="404040" w:themeColor="text1" w:themeTint="BF"/>
                                 <w:sz w:val="18"/>
                                 <w:szCs w:val="18"/>
-                                <w:highlight w:val="yellow"/>
                               </w:rPr>
                               <w:t/>
                             </w:r>
@@ -1931,7 +1910,6 @@
                                 <w:color w:val="404040" w:themeColor="text1" w:themeTint="BF"/>
                                 <w:sz w:val="17"/>
                                 <w:szCs w:val="17"/>
-                                <w:highlight w:val="yellow"/>
                               </w:rPr>
                               <w:t xml:space="preserve"/>
                             </w:r>
@@ -1979,7 +1957,6 @@
                                 <w:color w:val="404040" w:themeColor="text1" w:themeTint="BF"/>
                                 <w:sz w:val="18"/>
                                 <w:szCs w:val="18"/>
-                                <w:highlight w:val="cyan"/>
                                 <w:u w:val="single"/>
                               </w:rPr>
                               <w:t/>
@@ -3873,7 +3850,6 @@
                                 <w:color w:val="404040" w:themeColor="text1" w:themeTint="BF"/>
                                 <w:sz w:val="18"/>
                                 <w:szCs w:val="18"/>
-                                <w:highlight w:val="yellow"/>
                               </w:rPr>
                               <w:t>GC to provide 500</w:t>
                             </w:r>
@@ -3883,7 +3859,6 @@
                                 <w:color w:val="404040" w:themeColor="text1" w:themeTint="BF"/>
                                 <w:sz w:val="16"/>
                                 <w:szCs w:val="16"/>
-                                <w:highlight w:val="yellow"/>
                               </w:rPr>
                               <w:t xml:space="preserve"> sf of </w:t>
                             </w:r>
@@ -3893,7 +3868,6 @@
                                 <w:color w:val="404040" w:themeColor="text1" w:themeTint="BF"/>
                                 <w:sz w:val="18"/>
                                 <w:szCs w:val="18"/>
-                                <w:highlight w:val="yellow"/>
                               </w:rPr>
                               <w:t xml:space="preserve">Onsite Covered </w:t>
                             </w:r>
@@ -3903,7 +3877,6 @@
                                 <w:color w:val="404040" w:themeColor="text1" w:themeTint="BF"/>
                                 <w:sz w:val="18"/>
                                 <w:szCs w:val="18"/>
-                                <w:highlight w:val="yellow"/>
                               </w:rPr>
                               <w:t xml:space="preserve">Sound Mat </w:t>
                             </w:r>
@@ -3913,7 +3886,6 @@
                                 <w:color w:val="404040" w:themeColor="text1" w:themeTint="BF"/>
                                 <w:sz w:val="18"/>
                                 <w:szCs w:val="18"/>
-                                <w:highlight w:val="yellow"/>
                               </w:rPr>
                               <w:t>Storage</w:t>
                             </w:r>
@@ -3923,7 +3895,6 @@
                                 <w:color w:val="404040" w:themeColor="text1" w:themeTint="BF"/>
                                 <w:sz w:val="17"/>
                                 <w:szCs w:val="17"/>
-                                <w:highlight w:val="yellow"/>
                               </w:rPr>
                               <w:t xml:space="preserve">, </w:t>
                             </w:r>
@@ -3935,7 +3906,6 @@
                                 <w:color w:val="404040" w:themeColor="text1" w:themeTint="BF"/>
                                 <w:sz w:val="17"/>
                                 <w:szCs w:val="17"/>
-                                <w:highlight w:val="yellow"/>
                               </w:rPr>
                               <w:t>if applicable</w:t>
                             </w:r>
@@ -3945,7 +3915,6 @@
                                 <w:color w:val="404040" w:themeColor="text1" w:themeTint="BF"/>
                                 <w:sz w:val="18"/>
                                 <w:szCs w:val="18"/>
-                                <w:highlight w:val="yellow"/>
                               </w:rPr>
                               <w:t xml:space="preserve"> </w:t>
                             </w:r>
@@ -3957,7 +3926,6 @@
                                 <w:color w:val="404040" w:themeColor="text1" w:themeTint="BF"/>
                                 <w:sz w:val="18"/>
                                 <w:szCs w:val="18"/>
-                                <w:highlight w:val="yellow"/>
                               </w:rPr>
                               <w:t>(</w:t>
                             </w:r>
@@ -3969,7 +3937,6 @@
                                 <w:color w:val="404040" w:themeColor="text1" w:themeTint="BF"/>
                                 <w:sz w:val="16"/>
                                 <w:szCs w:val="16"/>
-                                <w:highlight w:val="yellow"/>
                               </w:rPr>
                               <w:t>see add if not available</w:t>
                             </w:r>
@@ -3981,7 +3948,6 @@
                                 <w:color w:val="404040" w:themeColor="text1" w:themeTint="BF"/>
                                 <w:sz w:val="18"/>
                                 <w:szCs w:val="18"/>
-                                <w:highlight w:val="yellow"/>
                               </w:rPr>
                               <w:t>)</w:t>
                             </w:r>
@@ -4109,7 +4075,6 @@
                           <w:color w:val="404040" w:themeColor="text1" w:themeTint="BF"/>
                           <w:sz w:val="18"/>
                           <w:szCs w:val="18"/>
-                          <w:highlight w:val="yellow"/>
                           <w:u w:val="single"/>
                         </w:rPr>
                         <w:t/>
@@ -4181,7 +4146,6 @@
                           <w:color w:val="404040" w:themeColor="text1" w:themeTint="BF"/>
                           <w:sz w:val="18"/>
                           <w:szCs w:val="18"/>
-                          <w:highlight w:val="yellow"/>
                         </w:rPr>
                         <w:t/>
                       </w:r>
@@ -4193,7 +4157,6 @@
                           <w:color w:val="404040" w:themeColor="text1" w:themeTint="BF"/>
                           <w:sz w:val="18"/>
                           <w:szCs w:val="18"/>
-                          <w:highlight w:val="yellow"/>
                           <w:u w:val="single"/>
                         </w:rPr>
                         <w:t/>
@@ -4206,7 +4169,6 @@
                           <w:color w:val="404040" w:themeColor="text1" w:themeTint="BF"/>
                           <w:sz w:val="18"/>
                           <w:szCs w:val="18"/>
-                          <w:highlight w:val="yellow"/>
                         </w:rPr>
                         <w:t/>
                       </w:r>
@@ -4391,7 +4353,6 @@
                           <w:color w:val="404040" w:themeColor="text1" w:themeTint="BF"/>
                           <w:sz w:val="18"/>
                           <w:szCs w:val="18"/>
-                          <w:highlight w:val="yellow"/>
                         </w:rPr>
                         <w:t/>
                       </w:r>
@@ -4401,7 +4362,6 @@
                           <w:color w:val="404040" w:themeColor="text1" w:themeTint="BF"/>
                           <w:sz w:val="17"/>
                           <w:szCs w:val="17"/>
-                          <w:highlight w:val="yellow"/>
                         </w:rPr>
                         <w:t xml:space="preserve"/>
                       </w:r>
@@ -4411,7 +4371,6 @@
                           <w:color w:val="404040" w:themeColor="text1" w:themeTint="BF"/>
                           <w:sz w:val="17"/>
                           <w:szCs w:val="17"/>
-                          <w:highlight w:val="yellow"/>
                         </w:rPr>
                         <w:t xml:space="preserve"/>
                       </w:r>
@@ -4441,7 +4400,6 @@
                           <w:color w:val="404040" w:themeColor="text1" w:themeTint="BF"/>
                           <w:sz w:val="18"/>
                           <w:szCs w:val="18"/>
-                          <w:highlight w:val="cyan"/>
                           <w:u w:val="single"/>
                         </w:rPr>
                         <w:t/>
@@ -4752,7 +4710,6 @@
                           <w:color w:val="404040" w:themeColor="text1" w:themeTint="BF"/>
                           <w:sz w:val="18"/>
                           <w:szCs w:val="18"/>
-                          <w:highlight w:val="yellow"/>
                         </w:rPr>
                         <w:t/>
                       </w:r>
@@ -4762,7 +4719,6 @@
                           <w:color w:val="404040" w:themeColor="text1" w:themeTint="BF"/>
                           <w:sz w:val="17"/>
                           <w:szCs w:val="17"/>
-                          <w:highlight w:val="yellow"/>
                         </w:rPr>
                         <w:t xml:space="preserve"/>
                       </w:r>
@@ -4846,7 +4802,6 @@
                           <w:color w:val="404040" w:themeColor="text1" w:themeTint="BF"/>
                           <w:sz w:val="18"/>
                           <w:szCs w:val="18"/>
-                          <w:highlight w:val="cyan"/>
                           <w:u w:val="single"/>
                         </w:rPr>
                         <w:t/>
@@ -4901,7 +4856,6 @@
                           <w:color w:val="404040" w:themeColor="text1" w:themeTint="BF"/>
                           <w:sz w:val="17"/>
                           <w:szCs w:val="17"/>
-                          <w:highlight w:val="yellow"/>
                           <w:u w:val="single"/>
                         </w:rPr>
                         <w:t/>
@@ -4914,7 +4868,6 @@
                           <w:color w:val="404040" w:themeColor="text1" w:themeTint="BF"/>
                           <w:sz w:val="17"/>
                           <w:szCs w:val="17"/>
-                          <w:highlight w:val="yellow"/>
                           <w:u w:val="single"/>
                         </w:rPr>
                         <w:t/>
@@ -4927,7 +4880,6 @@
                           <w:color w:val="404040" w:themeColor="text1" w:themeTint="BF"/>
                           <w:sz w:val="16"/>
                           <w:szCs w:val="16"/>
-                          <w:highlight w:val="yellow"/>
                           <w:u w:val="single"/>
                         </w:rPr>
                         <w:t xml:space="preserve"/>
@@ -4938,7 +4890,6 @@
                           <w:color w:val="404040" w:themeColor="text1" w:themeTint="BF"/>
                           <w:sz w:val="16"/>
                           <w:szCs w:val="16"/>
-                          <w:highlight w:val="yellow"/>
                           <w:u w:val="single"/>
                         </w:rPr>
                         <w:t/>
@@ -4951,7 +4902,6 @@
                           <w:color w:val="404040" w:themeColor="text1" w:themeTint="BF"/>
                           <w:sz w:val="16"/>
                           <w:szCs w:val="16"/>
-                          <w:highlight w:val="yellow"/>
                           <w:u w:val="single"/>
                         </w:rPr>
                         <w:t xml:space="preserve"/>
@@ -4964,7 +4914,6 @@
                           <w:color w:val="404040" w:themeColor="text1" w:themeTint="BF"/>
                           <w:sz w:val="18"/>
                           <w:szCs w:val="18"/>
-                          <w:highlight w:val="yellow"/>
                           <w:u w:val="single"/>
                         </w:rPr>
                         <w:t/>
@@ -4975,7 +4924,6 @@
                           <w:color w:val="404040" w:themeColor="text1" w:themeTint="BF"/>
                           <w:sz w:val="16"/>
                           <w:szCs w:val="16"/>
-                          <w:highlight w:val="yellow"/>
                           <w:u w:val="single"/>
                         </w:rPr>
                         <w:t/>
@@ -4988,7 +4936,6 @@
                           <w:color w:val="404040" w:themeColor="text1" w:themeTint="BF"/>
                           <w:sz w:val="18"/>
                           <w:szCs w:val="18"/>
-                          <w:highlight w:val="yellow"/>
                           <w:u w:val="single"/>
                         </w:rPr>
                         <w:t/>
@@ -5034,7 +4981,6 @@
                           <w:color w:val="404040" w:themeColor="text1" w:themeTint="BF"/>
                           <w:sz w:val="18"/>
                           <w:szCs w:val="18"/>
-                          <w:highlight w:val="yellow"/>
                         </w:rPr>
                         <w:t xml:space="preserve">USG </w:t>
                       </w:r>
@@ -5281,7 +5227,6 @@
                           <w:color w:val="404040" w:themeColor="text1" w:themeTint="BF"/>
                           <w:sz w:val="18"/>
                           <w:szCs w:val="18"/>
-                          <w:highlight w:val="yellow"/>
                         </w:rPr>
                         <w:t/>
                       </w:r>
@@ -5291,7 +5236,6 @@
                           <w:color w:val="404040" w:themeColor="text1" w:themeTint="BF"/>
                           <w:sz w:val="17"/>
                           <w:szCs w:val="17"/>
-                          <w:highlight w:val="yellow"/>
                         </w:rPr>
                         <w:t xml:space="preserve"/>
                       </w:r>
@@ -5339,7 +5283,6 @@
                           <w:color w:val="404040" w:themeColor="text1" w:themeTint="BF"/>
                           <w:sz w:val="18"/>
                           <w:szCs w:val="18"/>
-                          <w:highlight w:val="cyan"/>
                           <w:u w:val="single"/>
                         </w:rPr>
                         <w:t/>
@@ -7233,7 +7176,6 @@
                           <w:color w:val="404040" w:themeColor="text1" w:themeTint="BF"/>
                           <w:sz w:val="18"/>
                           <w:szCs w:val="18"/>
-                          <w:highlight w:val="yellow"/>
                         </w:rPr>
                         <w:t>GC to provide 500</w:t>
                       </w:r>
@@ -7243,7 +7185,6 @@
                           <w:color w:val="404040" w:themeColor="text1" w:themeTint="BF"/>
                           <w:sz w:val="16"/>
                           <w:szCs w:val="16"/>
-                          <w:highlight w:val="yellow"/>
                         </w:rPr>
                         <w:t xml:space="preserve"> sf of </w:t>
                       </w:r>
@@ -7253,7 +7194,6 @@
                           <w:color w:val="404040" w:themeColor="text1" w:themeTint="BF"/>
                           <w:sz w:val="18"/>
                           <w:szCs w:val="18"/>
-                          <w:highlight w:val="yellow"/>
                         </w:rPr>
                         <w:t xml:space="preserve">Onsite Covered </w:t>
                       </w:r>
@@ -7263,7 +7203,6 @@
                           <w:color w:val="404040" w:themeColor="text1" w:themeTint="BF"/>
                           <w:sz w:val="18"/>
                           <w:szCs w:val="18"/>
-                          <w:highlight w:val="yellow"/>
                         </w:rPr>
                         <w:t xml:space="preserve">Sound Mat </w:t>
                       </w:r>
@@ -7273,7 +7212,6 @@
                           <w:color w:val="404040" w:themeColor="text1" w:themeTint="BF"/>
                           <w:sz w:val="18"/>
                           <w:szCs w:val="18"/>
-                          <w:highlight w:val="yellow"/>
                         </w:rPr>
                         <w:t>Storage</w:t>
                       </w:r>
@@ -7283,7 +7221,6 @@
                           <w:color w:val="404040" w:themeColor="text1" w:themeTint="BF"/>
                           <w:sz w:val="17"/>
                           <w:szCs w:val="17"/>
-                          <w:highlight w:val="yellow"/>
                         </w:rPr>
                         <w:t xml:space="preserve">, </w:t>
                       </w:r>
@@ -7295,7 +7232,6 @@
                           <w:color w:val="404040" w:themeColor="text1" w:themeTint="BF"/>
                           <w:sz w:val="17"/>
                           <w:szCs w:val="17"/>
-                          <w:highlight w:val="yellow"/>
                         </w:rPr>
                         <w:t>if applicable</w:t>
                       </w:r>
@@ -7305,7 +7241,6 @@
                           <w:color w:val="404040" w:themeColor="text1" w:themeTint="BF"/>
                           <w:sz w:val="18"/>
                           <w:szCs w:val="18"/>
-                          <w:highlight w:val="yellow"/>
                         </w:rPr>
                         <w:t xml:space="preserve"> </w:t>
                       </w:r>
@@ -7317,7 +7252,6 @@
                           <w:color w:val="404040" w:themeColor="text1" w:themeTint="BF"/>
                           <w:sz w:val="18"/>
                           <w:szCs w:val="18"/>
-                          <w:highlight w:val="yellow"/>
                         </w:rPr>
                         <w:t>(</w:t>
                       </w:r>
@@ -7329,7 +7263,6 @@
                           <w:color w:val="404040" w:themeColor="text1" w:themeTint="BF"/>
                           <w:sz w:val="16"/>
                           <w:szCs w:val="16"/>
-                          <w:highlight w:val="yellow"/>
                         </w:rPr>
                         <w:t>see add if not available</w:t>
                       </w:r>
@@ -7341,7 +7274,6 @@
                           <w:color w:val="404040" w:themeColor="text1" w:themeTint="BF"/>
                           <w:sz w:val="18"/>
                           <w:szCs w:val="18"/>
-                          <w:highlight w:val="yellow"/>
                         </w:rPr>
                         <w:t>)</w:t>
                       </w:r>
@@ -7525,7 +7457,7 @@
                                 <w:sz w:val="20"/>
                                 <w:szCs w:val="20"/>
                               </w:rPr>
-                              <w:t xml:space="preserve">{{base_bid_formatted}} – Gypsum Underlayment System as described above (material sales tax INCLUDED)</w:t>
+                              <w:t xml:space="preserve">{{base_bid_formatted}} – Gypsum Underlayment System as described above {{base_tax_phrase}}</w:t>
                             </w:r>
                             <w:r>
                               <w:rPr>
@@ -7613,7 +7545,6 @@
                                 <w:color w:val="404040" w:themeColor="text1" w:themeTint="BF"/>
                                 <w:sz w:val="18"/>
                                 <w:szCs w:val="18"/>
-                                <w:highlight w:val="yellow"/>
                                 <w:u w:val="single"/>
                               </w:rPr>
                               <w:t/>
@@ -7626,7 +7557,6 @@
                                 <w:color w:val="404040" w:themeColor="text1" w:themeTint="BF"/>
                                 <w:sz w:val="18"/>
                                 <w:szCs w:val="18"/>
-                                <w:highlight w:val="yellow"/>
                               </w:rPr>
                               <w:t/>
                             </w:r>
@@ -7663,7 +7593,6 @@
                                 <w:color w:val="404040" w:themeColor="text1" w:themeTint="BF"/>
                                 <w:sz w:val="18"/>
                                 <w:szCs w:val="18"/>
-                                <w:highlight w:val="yellow"/>
                               </w:rPr>
                               <w:t xml:space="preserve">{{material_tax_formatted}} – Material Sales Tax</w:t>
                             </w:r>
@@ -7673,7 +7602,6 @@
                                 <w:color w:val="404040" w:themeColor="text1" w:themeTint="BF"/>
                                 <w:sz w:val="18"/>
                                 <w:szCs w:val="18"/>
-                                <w:highlight w:val="yellow"/>
                               </w:rPr>
                               <w:t xml:space="preserve"/>
                             </w:r>
@@ -7683,7 +7611,6 @@
                                 <w:color w:val="404040" w:themeColor="text1" w:themeTint="BF"/>
                                 <w:sz w:val="18"/>
                                 <w:szCs w:val="18"/>
-                                <w:highlight w:val="yellow"/>
                               </w:rPr>
                               <w:t/>
                             </w:r>
@@ -7693,7 +7620,6 @@
                                 <w:color w:val="404040" w:themeColor="text1" w:themeTint="BF"/>
                                 <w:sz w:val="18"/>
                                 <w:szCs w:val="18"/>
-                                <w:highlight w:val="yellow"/>
                               </w:rPr>
                               <w:t xml:space="preserve"/>
                             </w:r>
@@ -7703,7 +7629,6 @@
                                 <w:color w:val="404040" w:themeColor="text1" w:themeTint="BF"/>
                                 <w:sz w:val="18"/>
                                 <w:szCs w:val="18"/>
-                                <w:highlight w:val="yellow"/>
                               </w:rPr>
                               <w:t/>
                             </w:r>
@@ -7713,7 +7638,6 @@
                                 <w:color w:val="404040" w:themeColor="text1" w:themeTint="BF"/>
                                 <w:sz w:val="18"/>
                                 <w:szCs w:val="18"/>
-                                <w:highlight w:val="yellow"/>
                               </w:rPr>
                               <w:t/>
                             </w:r>
@@ -7723,7 +7647,6 @@
                                 <w:color w:val="404040" w:themeColor="text1" w:themeTint="BF"/>
                                 <w:sz w:val="18"/>
                                 <w:szCs w:val="18"/>
-                                <w:highlight w:val="yellow"/>
                               </w:rPr>
                               <w:t/>
                             </w:r>
@@ -7758,7 +7681,6 @@
                                 <w:color w:val="404040" w:themeColor="text1" w:themeTint="BF"/>
                                 <w:sz w:val="18"/>
                                 <w:szCs w:val="18"/>
-                                <w:highlight w:val="yellow"/>
                                 <w:u w:val="single"/>
                               </w:rPr>
                               <w:t xml:space="preserve">{{tax_amount_formatted}} – Kansas Remodel Tax</w:t>
@@ -7769,7 +7691,6 @@
                                 <w:color w:val="404040" w:themeColor="text1" w:themeTint="BF"/>
                                 <w:sz w:val="18"/>
                                 <w:szCs w:val="18"/>
-                                <w:highlight w:val="yellow"/>
                                 <w:u w:val="single"/>
                               </w:rPr>
                               <w:t xml:space="preserve"/>
@@ -7780,7 +7701,6 @@
                                 <w:color w:val="404040" w:themeColor="text1" w:themeTint="BF"/>
                                 <w:sz w:val="18"/>
                                 <w:szCs w:val="18"/>
-                                <w:highlight w:val="yellow"/>
                                 <w:u w:val="single"/>
                               </w:rPr>
                               <w:t xml:space="preserve"/>
@@ -7791,7 +7711,6 @@
                                 <w:color w:val="404040" w:themeColor="text1" w:themeTint="BF"/>
                                 <w:sz w:val="18"/>
                                 <w:szCs w:val="18"/>
-                                <w:highlight w:val="yellow"/>
                               </w:rPr>
                               <w:t/>
                             </w:r>
@@ -8198,7 +8117,7 @@
                           <w:sz w:val="20"/>
                           <w:szCs w:val="20"/>
                         </w:rPr>
-                        <w:t xml:space="preserve">{{base_bid_formatted}} – Gypsum Underlayment System as described above (material sales tax INCLUDED)</w:t>
+                        <w:t xml:space="preserve">{{base_bid_formatted}} – Gypsum Underlayment System as described above {{base_tax_phrase}}</w:t>
                       </w:r>
                       <w:r>
                         <w:rPr>
@@ -8286,7 +8205,6 @@
                           <w:color w:val="404040" w:themeColor="text1" w:themeTint="BF"/>
                           <w:sz w:val="18"/>
                           <w:szCs w:val="18"/>
-                          <w:highlight w:val="yellow"/>
                           <w:u w:val="single"/>
                         </w:rPr>
                         <w:t/>
@@ -8299,7 +8217,6 @@
                           <w:color w:val="404040" w:themeColor="text1" w:themeTint="BF"/>
                           <w:sz w:val="18"/>
                           <w:szCs w:val="18"/>
-                          <w:highlight w:val="yellow"/>
                         </w:rPr>
                         <w:t/>
                       </w:r>
@@ -8336,7 +8253,6 @@
                           <w:color w:val="404040" w:themeColor="text1" w:themeTint="BF"/>
                           <w:sz w:val="18"/>
                           <w:szCs w:val="18"/>
-                          <w:highlight w:val="yellow"/>
                         </w:rPr>
                         <w:t xml:space="preserve">{{material_tax_formatted}} – Material Sales Tax</w:t>
                       </w:r>
@@ -8346,7 +8262,6 @@
                           <w:color w:val="404040" w:themeColor="text1" w:themeTint="BF"/>
                           <w:sz w:val="18"/>
                           <w:szCs w:val="18"/>
-                          <w:highlight w:val="yellow"/>
                         </w:rPr>
                         <w:t xml:space="preserve"/>
                       </w:r>
@@ -8356,7 +8271,6 @@
                           <w:color w:val="404040" w:themeColor="text1" w:themeTint="BF"/>
                           <w:sz w:val="18"/>
                           <w:szCs w:val="18"/>
-                          <w:highlight w:val="yellow"/>
                         </w:rPr>
                         <w:t/>
                       </w:r>
@@ -8366,7 +8280,6 @@
                           <w:color w:val="404040" w:themeColor="text1" w:themeTint="BF"/>
                           <w:sz w:val="18"/>
                           <w:szCs w:val="18"/>
-                          <w:highlight w:val="yellow"/>
                         </w:rPr>
                         <w:t xml:space="preserve"/>
                       </w:r>
@@ -8376,7 +8289,6 @@
                           <w:color w:val="404040" w:themeColor="text1" w:themeTint="BF"/>
                           <w:sz w:val="18"/>
                           <w:szCs w:val="18"/>
-                          <w:highlight w:val="yellow"/>
                         </w:rPr>
                         <w:t/>
                       </w:r>
@@ -8386,7 +8298,6 @@
                           <w:color w:val="404040" w:themeColor="text1" w:themeTint="BF"/>
                           <w:sz w:val="18"/>
                           <w:szCs w:val="18"/>
-                          <w:highlight w:val="yellow"/>
                         </w:rPr>
                         <w:t/>
                       </w:r>
@@ -8396,7 +8307,6 @@
                           <w:color w:val="404040" w:themeColor="text1" w:themeTint="BF"/>
                           <w:sz w:val="18"/>
                           <w:szCs w:val="18"/>
-                          <w:highlight w:val="yellow"/>
                         </w:rPr>
                         <w:t/>
                       </w:r>
@@ -8431,7 +8341,6 @@
                           <w:color w:val="404040" w:themeColor="text1" w:themeTint="BF"/>
                           <w:sz w:val="18"/>
                           <w:szCs w:val="18"/>
-                          <w:highlight w:val="yellow"/>
                           <w:u w:val="single"/>
                         </w:rPr>
                         <w:t xml:space="preserve">{{tax_amount_formatted}} – Kansas Remodel Tax</w:t>
@@ -8442,7 +8351,6 @@
                           <w:color w:val="404040" w:themeColor="text1" w:themeTint="BF"/>
                           <w:sz w:val="18"/>
                           <w:szCs w:val="18"/>
-                          <w:highlight w:val="yellow"/>
                           <w:u w:val="single"/>
                         </w:rPr>
                         <w:t xml:space="preserve"/>
@@ -8453,7 +8361,6 @@
                           <w:color w:val="404040" w:themeColor="text1" w:themeTint="BF"/>
                           <w:sz w:val="18"/>
                           <w:szCs w:val="18"/>
-                          <w:highlight w:val="yellow"/>
                           <w:u w:val="single"/>
                         </w:rPr>
                         <w:t xml:space="preserve"/>
@@ -8464,7 +8371,6 @@
                           <w:color w:val="404040" w:themeColor="text1" w:themeTint="BF"/>
                           <w:sz w:val="18"/>
                           <w:szCs w:val="18"/>
-                          <w:highlight w:val="yellow"/>
                         </w:rPr>
                         <w:t/>
                       </w:r>
